--- a/taniguchi/api/Fix/API設計書_リモデル管理.docx
+++ b/taniguchi/api/Fix/API設計書_リモデル管理.docx
@@ -1002,7 +1002,7 @@
       <w:r>
         <w:fldChar w:fldCharType="separate"/>
       </w:r>
-      <w:hyperlink w:anchor="_Toc231412725" w:history="1">
+      <w:hyperlink w:anchor="_Toc231755317" w:history="1">
         <w:r>
           <w:rPr>
             <w:rStyle w:val="afffffff5"/>
@@ -1029,7 +1029,7 @@
             <w:noProof/>
             <w:webHidden/>
           </w:rPr>
-          <w:instrText xml:space="preserve"> PAGEREF _Toc231412725 \h </w:instrText>
+          <w:instrText xml:space="preserve"> PAGEREF _Toc231755317 \h </w:instrText>
         </w:r>
         <w:r>
           <w:rPr>
@@ -1077,7 +1077,7 @@
           <w14:ligatures w14:val="standardContextual"/>
         </w:rPr>
       </w:pPr>
-      <w:hyperlink w:anchor="_Toc231412726" w:history="1">
+      <w:hyperlink w:anchor="_Toc231755318" w:history="1">
         <w:r>
           <w:rPr>
             <w:rStyle w:val="afffffff5"/>
@@ -1104,7 +1104,7 @@
             <w:noProof/>
             <w:webHidden/>
           </w:rPr>
-          <w:instrText xml:space="preserve"> PAGEREF _Toc231412726 \h </w:instrText>
+          <w:instrText xml:space="preserve"> PAGEREF _Toc231755318 \h </w:instrText>
         </w:r>
         <w:r>
           <w:rPr>
@@ -1152,7 +1152,7 @@
           <w14:ligatures w14:val="standardContextual"/>
         </w:rPr>
       </w:pPr>
-      <w:hyperlink w:anchor="_Toc231412727" w:history="1">
+      <w:hyperlink w:anchor="_Toc231755319" w:history="1">
         <w:r>
           <w:rPr>
             <w:rStyle w:val="afffffff5"/>
@@ -1179,7 +1179,7 @@
             <w:noProof/>
             <w:webHidden/>
           </w:rPr>
-          <w:instrText xml:space="preserve"> PAGEREF _Toc231412727 \h </w:instrText>
+          <w:instrText xml:space="preserve"> PAGEREF _Toc231755319 \h </w:instrText>
         </w:r>
         <w:r>
           <w:rPr>
@@ -1227,7 +1227,7 @@
           <w14:ligatures w14:val="standardContextual"/>
         </w:rPr>
       </w:pPr>
-      <w:hyperlink w:anchor="_Toc231412728" w:history="1">
+      <w:hyperlink w:anchor="_Toc231755320" w:history="1">
         <w:r>
           <w:rPr>
             <w:rStyle w:val="afffffff5"/>
@@ -1254,7 +1254,7 @@
             <w:noProof/>
             <w:webHidden/>
           </w:rPr>
-          <w:instrText xml:space="preserve"> PAGEREF _Toc231412728 \h </w:instrText>
+          <w:instrText xml:space="preserve"> PAGEREF _Toc231755320 \h </w:instrText>
         </w:r>
         <w:r>
           <w:rPr>
@@ -1302,7 +1302,7 @@
           <w14:ligatures w14:val="standardContextual"/>
         </w:rPr>
       </w:pPr>
-      <w:hyperlink w:anchor="_Toc231412729" w:history="1">
+      <w:hyperlink w:anchor="_Toc231755321" w:history="1">
         <w:r>
           <w:rPr>
             <w:rStyle w:val="afffffff5"/>
@@ -1329,7 +1329,7 @@
             <w:noProof/>
             <w:webHidden/>
           </w:rPr>
-          <w:instrText xml:space="preserve"> PAGEREF _Toc231412729 \h </w:instrText>
+          <w:instrText xml:space="preserve"> PAGEREF _Toc231755321 \h </w:instrText>
         </w:r>
         <w:r>
           <w:rPr>
@@ -1377,7 +1377,7 @@
           <w14:ligatures w14:val="standardContextual"/>
         </w:rPr>
       </w:pPr>
-      <w:hyperlink w:anchor="_Toc231412730" w:history="1">
+      <w:hyperlink w:anchor="_Toc231755322" w:history="1">
         <w:r>
           <w:rPr>
             <w:rStyle w:val="afffffff5"/>
@@ -1404,7 +1404,7 @@
             <w:noProof/>
             <w:webHidden/>
           </w:rPr>
-          <w:instrText xml:space="preserve"> PAGEREF _Toc231412730 \h </w:instrText>
+          <w:instrText xml:space="preserve"> PAGEREF _Toc231755322 \h </w:instrText>
         </w:r>
         <w:r>
           <w:rPr>
@@ -1453,7 +1453,7 @@
           <w14:ligatures w14:val="standardContextual"/>
         </w:rPr>
       </w:pPr>
-      <w:hyperlink w:anchor="_Toc231412731" w:history="1">
+      <w:hyperlink w:anchor="_Toc231755323" w:history="1">
         <w:r>
           <w:rPr>
             <w:rStyle w:val="afffffff5"/>
@@ -1480,7 +1480,7 @@
             <w:noProof/>
             <w:webHidden/>
           </w:rPr>
-          <w:instrText xml:space="preserve"> PAGEREF _Toc231412731 \h </w:instrText>
+          <w:instrText xml:space="preserve"> PAGEREF _Toc231755323 \h </w:instrText>
         </w:r>
         <w:r>
           <w:rPr>
@@ -1528,7 +1528,7 @@
           <w14:ligatures w14:val="standardContextual"/>
         </w:rPr>
       </w:pPr>
-      <w:hyperlink w:anchor="_Toc231412732" w:history="1">
+      <w:hyperlink w:anchor="_Toc231755324" w:history="1">
         <w:r>
           <w:rPr>
             <w:rStyle w:val="afffffff5"/>
@@ -1555,7 +1555,7 @@
             <w:noProof/>
             <w:webHidden/>
           </w:rPr>
-          <w:instrText xml:space="preserve"> PAGEREF _Toc231412732 \h </w:instrText>
+          <w:instrText xml:space="preserve"> PAGEREF _Toc231755324 \h </w:instrText>
         </w:r>
         <w:r>
           <w:rPr>
@@ -1603,7 +1603,7 @@
           <w14:ligatures w14:val="standardContextual"/>
         </w:rPr>
       </w:pPr>
-      <w:hyperlink w:anchor="_Toc231412733" w:history="1">
+      <w:hyperlink w:anchor="_Toc231755325" w:history="1">
         <w:r>
           <w:rPr>
             <w:rStyle w:val="afffffff5"/>
@@ -1630,7 +1630,7 @@
             <w:noProof/>
             <w:webHidden/>
           </w:rPr>
-          <w:instrText xml:space="preserve"> PAGEREF _Toc231412733 \h </w:instrText>
+          <w:instrText xml:space="preserve"> PAGEREF _Toc231755325 \h </w:instrText>
         </w:r>
         <w:r>
           <w:rPr>
@@ -1678,7 +1678,7 @@
           <w14:ligatures w14:val="standardContextual"/>
         </w:rPr>
       </w:pPr>
-      <w:hyperlink w:anchor="_Toc231412734" w:history="1">
+      <w:hyperlink w:anchor="_Toc231755326" w:history="1">
         <w:r>
           <w:rPr>
             <w:rStyle w:val="afffffff5"/>
@@ -1705,7 +1705,7 @@
             <w:noProof/>
             <w:webHidden/>
           </w:rPr>
-          <w:instrText xml:space="preserve"> PAGEREF _Toc231412734 \h </w:instrText>
+          <w:instrText xml:space="preserve"> PAGEREF _Toc231755326 \h </w:instrText>
         </w:r>
         <w:r>
           <w:rPr>
@@ -1753,7 +1753,7 @@
           <w14:ligatures w14:val="standardContextual"/>
         </w:rPr>
       </w:pPr>
-      <w:hyperlink w:anchor="_Toc231412735" w:history="1">
+      <w:hyperlink w:anchor="_Toc231755327" w:history="1">
         <w:r>
           <w:rPr>
             <w:rStyle w:val="afffffff5"/>
@@ -1780,7 +1780,7 @@
             <w:noProof/>
             <w:webHidden/>
           </w:rPr>
-          <w:instrText xml:space="preserve"> PAGEREF _Toc231412735 \h </w:instrText>
+          <w:instrText xml:space="preserve"> PAGEREF _Toc231755327 \h </w:instrText>
         </w:r>
         <w:r>
           <w:rPr>
@@ -1829,7 +1829,7 @@
           <w14:ligatures w14:val="standardContextual"/>
         </w:rPr>
       </w:pPr>
-      <w:hyperlink w:anchor="_Toc231412736" w:history="1">
+      <w:hyperlink w:anchor="_Toc231755328" w:history="1">
         <w:r>
           <w:rPr>
             <w:rStyle w:val="afffffff5"/>
@@ -1856,7 +1856,7 @@
             <w:noProof/>
             <w:webHidden/>
           </w:rPr>
-          <w:instrText xml:space="preserve"> PAGEREF _Toc231412736 \h </w:instrText>
+          <w:instrText xml:space="preserve"> PAGEREF _Toc231755328 \h </w:instrText>
         </w:r>
         <w:r>
           <w:rPr>
@@ -1904,7 +1904,7 @@
           <w14:ligatures w14:val="standardContextual"/>
         </w:rPr>
       </w:pPr>
-      <w:hyperlink w:anchor="_Toc231412737" w:history="1">
+      <w:hyperlink w:anchor="_Toc231755329" w:history="1">
         <w:r>
           <w:rPr>
             <w:rStyle w:val="afffffff5"/>
@@ -1931,7 +1931,7 @@
             <w:noProof/>
             <w:webHidden/>
           </w:rPr>
-          <w:instrText xml:space="preserve"> PAGEREF _Toc231412737 \h </w:instrText>
+          <w:instrText xml:space="preserve"> PAGEREF _Toc231755329 \h </w:instrText>
         </w:r>
         <w:r>
           <w:rPr>
@@ -1979,7 +1979,7 @@
           <w14:ligatures w14:val="standardContextual"/>
         </w:rPr>
       </w:pPr>
-      <w:hyperlink w:anchor="_Toc231412738" w:history="1">
+      <w:hyperlink w:anchor="_Toc231755330" w:history="1">
         <w:r>
           <w:rPr>
             <w:rStyle w:val="afffffff5"/>
@@ -2006,7 +2006,7 @@
             <w:noProof/>
             <w:webHidden/>
           </w:rPr>
-          <w:instrText xml:space="preserve"> PAGEREF _Toc231412738 \h </w:instrText>
+          <w:instrText xml:space="preserve"> PAGEREF _Toc231755330 \h </w:instrText>
         </w:r>
         <w:r>
           <w:rPr>
@@ -2054,7 +2054,7 @@
           <w14:ligatures w14:val="standardContextual"/>
         </w:rPr>
       </w:pPr>
-      <w:hyperlink w:anchor="_Toc231412739" w:history="1">
+      <w:hyperlink w:anchor="_Toc231755331" w:history="1">
         <w:r>
           <w:rPr>
             <w:rStyle w:val="afffffff5"/>
@@ -2081,7 +2081,7 @@
             <w:noProof/>
             <w:webHidden/>
           </w:rPr>
-          <w:instrText xml:space="preserve"> PAGEREF _Toc231412739 \h </w:instrText>
+          <w:instrText xml:space="preserve"> PAGEREF _Toc231755331 \h </w:instrText>
         </w:r>
         <w:r>
           <w:rPr>
@@ -2129,7 +2129,7 @@
           <w14:ligatures w14:val="standardContextual"/>
         </w:rPr>
       </w:pPr>
-      <w:hyperlink w:anchor="_Toc231412740" w:history="1">
+      <w:hyperlink w:anchor="_Toc231755332" w:history="1">
         <w:r>
           <w:rPr>
             <w:rStyle w:val="afffffff5"/>
@@ -2156,7 +2156,7 @@
             <w:noProof/>
             <w:webHidden/>
           </w:rPr>
-          <w:instrText xml:space="preserve"> PAGEREF _Toc231412740 \h </w:instrText>
+          <w:instrText xml:space="preserve"> PAGEREF _Toc231755332 \h </w:instrText>
         </w:r>
         <w:r>
           <w:rPr>
@@ -2204,7 +2204,7 @@
           <w14:ligatures w14:val="standardContextual"/>
         </w:rPr>
       </w:pPr>
-      <w:hyperlink w:anchor="_Toc231412741" w:history="1">
+      <w:hyperlink w:anchor="_Toc231755333" w:history="1">
         <w:r>
           <w:rPr>
             <w:rStyle w:val="afffffff5"/>
@@ -2231,7 +2231,7 @@
             <w:noProof/>
             <w:webHidden/>
           </w:rPr>
-          <w:instrText xml:space="preserve"> PAGEREF _Toc231412741 \h </w:instrText>
+          <w:instrText xml:space="preserve"> PAGEREF _Toc231755333 \h </w:instrText>
         </w:r>
         <w:r>
           <w:rPr>
@@ -2251,7 +2251,7 @@
             <w:noProof/>
             <w:webHidden/>
           </w:rPr>
-          <w:t>14</w:t>
+          <w:t>15</w:t>
         </w:r>
         <w:r>
           <w:rPr>
@@ -2278,7 +2278,7 @@
           <w14:ligatures w14:val="standardContextual"/>
         </w:rPr>
       </w:pPr>
-      <w:hyperlink w:anchor="_Toc231412742" w:history="1">
+      <w:hyperlink w:anchor="_Toc231755334" w:history="1">
         <w:r>
           <w:rPr>
             <w:rStyle w:val="afffffff5"/>
@@ -2305,7 +2305,7 @@
             <w:noProof/>
             <w:webHidden/>
           </w:rPr>
-          <w:instrText xml:space="preserve"> PAGEREF _Toc231412742 \h </w:instrText>
+          <w:instrText xml:space="preserve"> PAGEREF _Toc231755334 \h </w:instrText>
         </w:r>
         <w:r>
           <w:rPr>
@@ -2353,7 +2353,7 @@
           <w14:ligatures w14:val="standardContextual"/>
         </w:rPr>
       </w:pPr>
-      <w:hyperlink w:anchor="_Toc231412743" w:history="1">
+      <w:hyperlink w:anchor="_Toc231755335" w:history="1">
         <w:r>
           <w:rPr>
             <w:rStyle w:val="afffffff5"/>
@@ -2380,7 +2380,7 @@
             <w:noProof/>
             <w:webHidden/>
           </w:rPr>
-          <w:instrText xml:space="preserve"> PAGEREF _Toc231412743 \h </w:instrText>
+          <w:instrText xml:space="preserve"> PAGEREF _Toc231755335 \h </w:instrText>
         </w:r>
         <w:r>
           <w:rPr>
@@ -2429,7 +2429,7 @@
           <w14:ligatures w14:val="standardContextual"/>
         </w:rPr>
       </w:pPr>
-      <w:hyperlink w:anchor="_Toc231412744" w:history="1">
+      <w:hyperlink w:anchor="_Toc231755336" w:history="1">
         <w:r>
           <w:rPr>
             <w:rStyle w:val="afffffff5"/>
@@ -2456,7 +2456,7 @@
             <w:noProof/>
             <w:webHidden/>
           </w:rPr>
-          <w:instrText xml:space="preserve"> PAGEREF _Toc231412744 \h </w:instrText>
+          <w:instrText xml:space="preserve"> PAGEREF _Toc231755336 \h </w:instrText>
         </w:r>
         <w:r>
           <w:rPr>
@@ -2476,7 +2476,7 @@
             <w:noProof/>
             <w:webHidden/>
           </w:rPr>
-          <w:t>17</w:t>
+          <w:t>18</w:t>
         </w:r>
         <w:r>
           <w:rPr>
@@ -2505,7 +2505,7 @@
           <w14:ligatures w14:val="standardContextual"/>
         </w:rPr>
       </w:pPr>
-      <w:hyperlink w:anchor="_Toc231412745" w:history="1">
+      <w:hyperlink w:anchor="_Toc231755337" w:history="1">
         <w:r>
           <w:rPr>
             <w:rStyle w:val="afffffff5"/>
@@ -2532,7 +2532,7 @@
             <w:noProof/>
             <w:webHidden/>
           </w:rPr>
-          <w:instrText xml:space="preserve"> PAGEREF _Toc231412745 \h </w:instrText>
+          <w:instrText xml:space="preserve"> PAGEREF _Toc231755337 \h </w:instrText>
         </w:r>
         <w:r>
           <w:rPr>
@@ -2580,7 +2580,7 @@
           <w14:ligatures w14:val="standardContextual"/>
         </w:rPr>
       </w:pPr>
-      <w:hyperlink w:anchor="_Toc231412746" w:history="1">
+      <w:hyperlink w:anchor="_Toc231755338" w:history="1">
         <w:r>
           <w:rPr>
             <w:rStyle w:val="afffffff5"/>
@@ -2607,7 +2607,7 @@
             <w:noProof/>
             <w:webHidden/>
           </w:rPr>
-          <w:instrText xml:space="preserve"> PAGEREF _Toc231412746 \h </w:instrText>
+          <w:instrText xml:space="preserve"> PAGEREF _Toc231755338 \h </w:instrText>
         </w:r>
         <w:r>
           <w:rPr>
@@ -2654,7 +2654,7 @@
           <w14:ligatures w14:val="standardContextual"/>
         </w:rPr>
       </w:pPr>
-      <w:hyperlink w:anchor="_Toc231412747" w:history="1">
+      <w:hyperlink w:anchor="_Toc231755339" w:history="1">
         <w:r>
           <w:rPr>
             <w:rStyle w:val="afffffff5"/>
@@ -2681,7 +2681,7 @@
             <w:noProof/>
             <w:webHidden/>
           </w:rPr>
-          <w:instrText xml:space="preserve"> PAGEREF _Toc231412747 \h </w:instrText>
+          <w:instrText xml:space="preserve"> PAGEREF _Toc231755339 \h </w:instrText>
         </w:r>
         <w:r>
           <w:rPr>
@@ -2701,7 +2701,7 @@
             <w:noProof/>
             <w:webHidden/>
           </w:rPr>
-          <w:t>21</w:t>
+          <w:t>22</w:t>
         </w:r>
         <w:r>
           <w:rPr>
@@ -2728,7 +2728,7 @@
           <w14:ligatures w14:val="standardContextual"/>
         </w:rPr>
       </w:pPr>
-      <w:hyperlink w:anchor="_Toc231412748" w:history="1">
+      <w:hyperlink w:anchor="_Toc231755340" w:history="1">
         <w:r>
           <w:rPr>
             <w:rStyle w:val="afffffff5"/>
@@ -2755,7 +2755,7 @@
             <w:noProof/>
             <w:webHidden/>
           </w:rPr>
-          <w:instrText xml:space="preserve"> PAGEREF _Toc231412748 \h </w:instrText>
+          <w:instrText xml:space="preserve"> PAGEREF _Toc231755340 \h </w:instrText>
         </w:r>
         <w:r>
           <w:rPr>
@@ -2775,7 +2775,7 @@
             <w:noProof/>
             <w:webHidden/>
           </w:rPr>
-          <w:t>22</w:t>
+          <w:t>23</w:t>
         </w:r>
         <w:r>
           <w:rPr>
@@ -2802,7 +2802,7 @@
           <w14:ligatures w14:val="standardContextual"/>
         </w:rPr>
       </w:pPr>
-      <w:hyperlink w:anchor="_Toc231412749" w:history="1">
+      <w:hyperlink w:anchor="_Toc231755341" w:history="1">
         <w:r>
           <w:rPr>
             <w:rStyle w:val="afffffff5"/>
@@ -2829,7 +2829,7 @@
             <w:noProof/>
             <w:webHidden/>
           </w:rPr>
-          <w:instrText xml:space="preserve"> PAGEREF _Toc231412749 \h </w:instrText>
+          <w:instrText xml:space="preserve"> PAGEREF _Toc231755341 \h </w:instrText>
         </w:r>
         <w:r>
           <w:rPr>
@@ -2877,7 +2877,7 @@
           <w14:ligatures w14:val="standardContextual"/>
         </w:rPr>
       </w:pPr>
-      <w:hyperlink w:anchor="_Toc231412750" w:history="1">
+      <w:hyperlink w:anchor="_Toc231755342" w:history="1">
         <w:r>
           <w:rPr>
             <w:rStyle w:val="afffffff5"/>
@@ -2904,7 +2904,7 @@
             <w:noProof/>
             <w:webHidden/>
           </w:rPr>
-          <w:instrText xml:space="preserve"> PAGEREF _Toc231412750 \h </w:instrText>
+          <w:instrText xml:space="preserve"> PAGEREF _Toc231755342 \h </w:instrText>
         </w:r>
         <w:r>
           <w:rPr>
@@ -2951,7 +2951,7 @@
           <w14:ligatures w14:val="standardContextual"/>
         </w:rPr>
       </w:pPr>
-      <w:hyperlink w:anchor="_Toc231412751" w:history="1">
+      <w:hyperlink w:anchor="_Toc231755343" w:history="1">
         <w:r>
           <w:rPr>
             <w:rStyle w:val="afffffff5"/>
@@ -2978,7 +2978,7 @@
             <w:noProof/>
             <w:webHidden/>
           </w:rPr>
-          <w:instrText xml:space="preserve"> PAGEREF _Toc231412751 \h </w:instrText>
+          <w:instrText xml:space="preserve"> PAGEREF _Toc231755343 \h </w:instrText>
         </w:r>
         <w:r>
           <w:rPr>
@@ -2998,7 +2998,7 @@
             <w:noProof/>
             <w:webHidden/>
           </w:rPr>
-          <w:t>23</w:t>
+          <w:t>24</w:t>
         </w:r>
         <w:r>
           <w:rPr>
@@ -3025,7 +3025,7 @@
           <w14:ligatures w14:val="standardContextual"/>
         </w:rPr>
       </w:pPr>
-      <w:hyperlink w:anchor="_Toc231412752" w:history="1">
+      <w:hyperlink w:anchor="_Toc231755344" w:history="1">
         <w:r>
           <w:rPr>
             <w:rStyle w:val="afffffff5"/>
@@ -3052,7 +3052,7 @@
             <w:noProof/>
             <w:webHidden/>
           </w:rPr>
-          <w:instrText xml:space="preserve"> PAGEREF _Toc231412752 \h </w:instrText>
+          <w:instrText xml:space="preserve"> PAGEREF _Toc231755344 \h </w:instrText>
         </w:r>
         <w:r>
           <w:rPr>
@@ -3099,7 +3099,7 @@
           <w14:ligatures w14:val="standardContextual"/>
         </w:rPr>
       </w:pPr>
-      <w:hyperlink w:anchor="_Toc231412753" w:history="1">
+      <w:hyperlink w:anchor="_Toc231755345" w:history="1">
         <w:r>
           <w:rPr>
             <w:rStyle w:val="afffffff5"/>
@@ -3126,7 +3126,7 @@
             <w:noProof/>
             <w:webHidden/>
           </w:rPr>
-          <w:instrText xml:space="preserve"> PAGEREF _Toc231412753 \h </w:instrText>
+          <w:instrText xml:space="preserve"> PAGEREF _Toc231755345 \h </w:instrText>
         </w:r>
         <w:r>
           <w:rPr>
@@ -3174,7 +3174,7 @@
           <w14:ligatures w14:val="standardContextual"/>
         </w:rPr>
       </w:pPr>
-      <w:hyperlink w:anchor="_Toc231412754" w:history="1">
+      <w:hyperlink w:anchor="_Toc231755346" w:history="1">
         <w:r>
           <w:rPr>
             <w:rStyle w:val="afffffff5"/>
@@ -3201,7 +3201,7 @@
             <w:noProof/>
             <w:webHidden/>
           </w:rPr>
-          <w:instrText xml:space="preserve"> PAGEREF _Toc231412754 \h </w:instrText>
+          <w:instrText xml:space="preserve"> PAGEREF _Toc231755346 \h </w:instrText>
         </w:r>
         <w:r>
           <w:rPr>
@@ -3221,7 +3221,7 @@
             <w:noProof/>
             <w:webHidden/>
           </w:rPr>
-          <w:t>27</w:t>
+          <w:t>28</w:t>
         </w:r>
         <w:r>
           <w:rPr>
@@ -3248,7 +3248,7 @@
           <w14:ligatures w14:val="standardContextual"/>
         </w:rPr>
       </w:pPr>
-      <w:hyperlink w:anchor="_Toc231412755" w:history="1">
+      <w:hyperlink w:anchor="_Toc231755347" w:history="1">
         <w:r>
           <w:rPr>
             <w:rStyle w:val="afffffff5"/>
@@ -3275,7 +3275,7 @@
             <w:noProof/>
             <w:webHidden/>
           </w:rPr>
-          <w:instrText xml:space="preserve"> PAGEREF _Toc231412755 \h </w:instrText>
+          <w:instrText xml:space="preserve"> PAGEREF _Toc231755347 \h </w:instrText>
         </w:r>
         <w:r>
           <w:rPr>
@@ -3322,7 +3322,7 @@
           <w14:ligatures w14:val="standardContextual"/>
         </w:rPr>
       </w:pPr>
-      <w:hyperlink w:anchor="_Toc231412756" w:history="1">
+      <w:hyperlink w:anchor="_Toc231755348" w:history="1">
         <w:r>
           <w:rPr>
             <w:rStyle w:val="afffffff5"/>
@@ -3349,7 +3349,7 @@
             <w:noProof/>
             <w:webHidden/>
           </w:rPr>
-          <w:instrText xml:space="preserve"> PAGEREF _Toc231412756 \h </w:instrText>
+          <w:instrText xml:space="preserve"> PAGEREF _Toc231755348 \h </w:instrText>
         </w:r>
         <w:r>
           <w:rPr>
@@ -3396,7 +3396,7 @@
           <w14:ligatures w14:val="standardContextual"/>
         </w:rPr>
       </w:pPr>
-      <w:hyperlink w:anchor="_Toc231412757" w:history="1">
+      <w:hyperlink w:anchor="_Toc231755349" w:history="1">
         <w:r>
           <w:rPr>
             <w:rStyle w:val="afffffff5"/>
@@ -3423,7 +3423,7 @@
             <w:noProof/>
             <w:webHidden/>
           </w:rPr>
-          <w:instrText xml:space="preserve"> PAGEREF _Toc231412757 \h </w:instrText>
+          <w:instrText xml:space="preserve"> PAGEREF _Toc231755349 \h </w:instrText>
         </w:r>
         <w:r>
           <w:rPr>
@@ -3470,7 +3470,7 @@
           <w14:ligatures w14:val="standardContextual"/>
         </w:rPr>
       </w:pPr>
-      <w:hyperlink w:anchor="_Toc231412758" w:history="1">
+      <w:hyperlink w:anchor="_Toc231755350" w:history="1">
         <w:r>
           <w:rPr>
             <w:rStyle w:val="afffffff5"/>
@@ -3497,7 +3497,7 @@
             <w:noProof/>
             <w:webHidden/>
           </w:rPr>
-          <w:instrText xml:space="preserve"> PAGEREF _Toc231412758 \h </w:instrText>
+          <w:instrText xml:space="preserve"> PAGEREF _Toc231755350 \h </w:instrText>
         </w:r>
         <w:r>
           <w:rPr>
@@ -3545,7 +3545,7 @@
           <w14:ligatures w14:val="standardContextual"/>
         </w:rPr>
       </w:pPr>
-      <w:hyperlink w:anchor="_Toc231412759" w:history="1">
+      <w:hyperlink w:anchor="_Toc231755351" w:history="1">
         <w:r>
           <w:rPr>
             <w:rStyle w:val="afffffff5"/>
@@ -3572,7 +3572,7 @@
             <w:noProof/>
             <w:webHidden/>
           </w:rPr>
-          <w:instrText xml:space="preserve"> PAGEREF _Toc231412759 \h </w:instrText>
+          <w:instrText xml:space="preserve"> PAGEREF _Toc231755351 \h </w:instrText>
         </w:r>
         <w:r>
           <w:rPr>
@@ -3592,7 +3592,7 @@
             <w:noProof/>
             <w:webHidden/>
           </w:rPr>
-          <w:t>29</w:t>
+          <w:t>30</w:t>
         </w:r>
         <w:r>
           <w:rPr>
@@ -3619,7 +3619,7 @@
           <w14:ligatures w14:val="standardContextual"/>
         </w:rPr>
       </w:pPr>
-      <w:hyperlink w:anchor="_Toc231412760" w:history="1">
+      <w:hyperlink w:anchor="_Toc231755352" w:history="1">
         <w:r>
           <w:rPr>
             <w:rStyle w:val="afffffff5"/>
@@ -3646,7 +3646,7 @@
             <w:noProof/>
             <w:webHidden/>
           </w:rPr>
-          <w:instrText xml:space="preserve"> PAGEREF _Toc231412760 \h </w:instrText>
+          <w:instrText xml:space="preserve"> PAGEREF _Toc231755352 \h </w:instrText>
         </w:r>
         <w:r>
           <w:rPr>
@@ -3693,7 +3693,7 @@
           <w14:ligatures w14:val="standardContextual"/>
         </w:rPr>
       </w:pPr>
-      <w:hyperlink w:anchor="_Toc231412761" w:history="1">
+      <w:hyperlink w:anchor="_Toc231755353" w:history="1">
         <w:r>
           <w:rPr>
             <w:rStyle w:val="afffffff5"/>
@@ -3720,7 +3720,7 @@
             <w:noProof/>
             <w:webHidden/>
           </w:rPr>
-          <w:instrText xml:space="preserve"> PAGEREF _Toc231412761 \h </w:instrText>
+          <w:instrText xml:space="preserve"> PAGEREF _Toc231755353 \h </w:instrText>
         </w:r>
         <w:r>
           <w:rPr>
@@ -3767,7 +3767,7 @@
           <w14:ligatures w14:val="standardContextual"/>
         </w:rPr>
       </w:pPr>
-      <w:hyperlink w:anchor="_Toc231412762" w:history="1">
+      <w:hyperlink w:anchor="_Toc231755354" w:history="1">
         <w:r>
           <w:rPr>
             <w:rStyle w:val="afffffff5"/>
@@ -3794,7 +3794,7 @@
             <w:noProof/>
             <w:webHidden/>
           </w:rPr>
-          <w:instrText xml:space="preserve"> PAGEREF _Toc231412762 \h </w:instrText>
+          <w:instrText xml:space="preserve"> PAGEREF _Toc231755354 \h </w:instrText>
         </w:r>
         <w:r>
           <w:rPr>
@@ -3842,7 +3842,7 @@
           <w14:ligatures w14:val="standardContextual"/>
         </w:rPr>
       </w:pPr>
-      <w:hyperlink w:anchor="_Toc231412763" w:history="1">
+      <w:hyperlink w:anchor="_Toc231755355" w:history="1">
         <w:r>
           <w:rPr>
             <w:rStyle w:val="afffffff5"/>
@@ -3869,7 +3869,7 @@
             <w:noProof/>
             <w:webHidden/>
           </w:rPr>
-          <w:instrText xml:space="preserve"> PAGEREF _Toc231412763 \h </w:instrText>
+          <w:instrText xml:space="preserve"> PAGEREF _Toc231755355 \h </w:instrText>
         </w:r>
         <w:r>
           <w:rPr>
@@ -3916,7 +3916,7 @@
           <w14:ligatures w14:val="standardContextual"/>
         </w:rPr>
       </w:pPr>
-      <w:hyperlink w:anchor="_Toc231412764" w:history="1">
+      <w:hyperlink w:anchor="_Toc231755356" w:history="1">
         <w:r>
           <w:rPr>
             <w:rStyle w:val="afffffff5"/>
@@ -3943,7 +3943,7 @@
             <w:noProof/>
             <w:webHidden/>
           </w:rPr>
-          <w:instrText xml:space="preserve"> PAGEREF _Toc231412764 \h </w:instrText>
+          <w:instrText xml:space="preserve"> PAGEREF _Toc231755356 \h </w:instrText>
         </w:r>
         <w:r>
           <w:rPr>
@@ -3990,7 +3990,7 @@
           <w14:ligatures w14:val="standardContextual"/>
         </w:rPr>
       </w:pPr>
-      <w:hyperlink w:anchor="_Toc231412765" w:history="1">
+      <w:hyperlink w:anchor="_Toc231755357" w:history="1">
         <w:r>
           <w:rPr>
             <w:rStyle w:val="afffffff5"/>
@@ -4017,7 +4017,7 @@
             <w:noProof/>
             <w:webHidden/>
           </w:rPr>
-          <w:instrText xml:space="preserve"> PAGEREF _Toc231412765 \h </w:instrText>
+          <w:instrText xml:space="preserve"> PAGEREF _Toc231755357 \h </w:instrText>
         </w:r>
         <w:r>
           <w:rPr>
@@ -4064,7 +4064,7 @@
           <w14:ligatures w14:val="standardContextual"/>
         </w:rPr>
       </w:pPr>
-      <w:hyperlink w:anchor="_Toc231412766" w:history="1">
+      <w:hyperlink w:anchor="_Toc231755358" w:history="1">
         <w:r>
           <w:rPr>
             <w:rStyle w:val="afffffff5"/>
@@ -4091,7 +4091,7 @@
             <w:noProof/>
             <w:webHidden/>
           </w:rPr>
-          <w:instrText xml:space="preserve"> PAGEREF _Toc231412766 \h </w:instrText>
+          <w:instrText xml:space="preserve"> PAGEREF _Toc231755358 \h </w:instrText>
         </w:r>
         <w:r>
           <w:rPr>
@@ -4139,7 +4139,7 @@
           <w14:ligatures w14:val="standardContextual"/>
         </w:rPr>
       </w:pPr>
-      <w:hyperlink w:anchor="_Toc231412767" w:history="1">
+      <w:hyperlink w:anchor="_Toc231755359" w:history="1">
         <w:r>
           <w:rPr>
             <w:rStyle w:val="afffffff5"/>
@@ -4166,7 +4166,7 @@
             <w:noProof/>
             <w:webHidden/>
           </w:rPr>
-          <w:instrText xml:space="preserve"> PAGEREF _Toc231412767 \h </w:instrText>
+          <w:instrText xml:space="preserve"> PAGEREF _Toc231755359 \h </w:instrText>
         </w:r>
         <w:r>
           <w:rPr>
@@ -4213,7 +4213,7 @@
           <w14:ligatures w14:val="standardContextual"/>
         </w:rPr>
       </w:pPr>
-      <w:hyperlink w:anchor="_Toc231412768" w:history="1">
+      <w:hyperlink w:anchor="_Toc231755360" w:history="1">
         <w:r>
           <w:rPr>
             <w:rStyle w:val="afffffff5"/>
@@ -4240,7 +4240,7 @@
             <w:noProof/>
             <w:webHidden/>
           </w:rPr>
-          <w:instrText xml:space="preserve"> PAGEREF _Toc231412768 \h </w:instrText>
+          <w:instrText xml:space="preserve"> PAGEREF _Toc231755360 \h </w:instrText>
         </w:r>
         <w:r>
           <w:rPr>
@@ -4287,7 +4287,7 @@
           <w14:ligatures w14:val="standardContextual"/>
         </w:rPr>
       </w:pPr>
-      <w:hyperlink w:anchor="_Toc231412769" w:history="1">
+      <w:hyperlink w:anchor="_Toc231755361" w:history="1">
         <w:r>
           <w:rPr>
             <w:rStyle w:val="afffffff5"/>
@@ -4314,7 +4314,7 @@
             <w:noProof/>
             <w:webHidden/>
           </w:rPr>
-          <w:instrText xml:space="preserve"> PAGEREF _Toc231412769 \h </w:instrText>
+          <w:instrText xml:space="preserve"> PAGEREF _Toc231755361 \h </w:instrText>
         </w:r>
         <w:r>
           <w:rPr>
@@ -4361,7 +4361,7 @@
           <w14:ligatures w14:val="standardContextual"/>
         </w:rPr>
       </w:pPr>
-      <w:hyperlink w:anchor="_Toc231412770" w:history="1">
+      <w:hyperlink w:anchor="_Toc231755362" w:history="1">
         <w:r>
           <w:rPr>
             <w:rStyle w:val="afffffff5"/>
@@ -4388,7 +4388,7 @@
             <w:noProof/>
             <w:webHidden/>
           </w:rPr>
-          <w:instrText xml:space="preserve"> PAGEREF _Toc231412770 \h </w:instrText>
+          <w:instrText xml:space="preserve"> PAGEREF _Toc231755362 \h </w:instrText>
         </w:r>
         <w:r>
           <w:rPr>
@@ -4435,7 +4435,7 @@
           <w14:ligatures w14:val="standardContextual"/>
         </w:rPr>
       </w:pPr>
-      <w:hyperlink w:anchor="_Toc231412771" w:history="1">
+      <w:hyperlink w:anchor="_Toc231755363" w:history="1">
         <w:r>
           <w:rPr>
             <w:rStyle w:val="afffffff5"/>
@@ -4462,7 +4462,7 @@
             <w:noProof/>
             <w:webHidden/>
           </w:rPr>
-          <w:instrText xml:space="preserve"> PAGEREF _Toc231412771 \h </w:instrText>
+          <w:instrText xml:space="preserve"> PAGEREF _Toc231755363 \h </w:instrText>
         </w:r>
         <w:r>
           <w:rPr>
@@ -4510,7 +4510,7 @@
           <w14:ligatures w14:val="standardContextual"/>
         </w:rPr>
       </w:pPr>
-      <w:hyperlink w:anchor="_Toc231412772" w:history="1">
+      <w:hyperlink w:anchor="_Toc231755364" w:history="1">
         <w:r>
           <w:rPr>
             <w:rStyle w:val="afffffff5"/>
@@ -4537,7 +4537,7 @@
             <w:noProof/>
             <w:webHidden/>
           </w:rPr>
-          <w:instrText xml:space="preserve"> PAGEREF _Toc231412772 \h </w:instrText>
+          <w:instrText xml:space="preserve"> PAGEREF _Toc231755364 \h </w:instrText>
         </w:r>
         <w:r>
           <w:rPr>
@@ -4584,7 +4584,7 @@
           <w14:ligatures w14:val="standardContextual"/>
         </w:rPr>
       </w:pPr>
-      <w:hyperlink w:anchor="_Toc231412773" w:history="1">
+      <w:hyperlink w:anchor="_Toc231755365" w:history="1">
         <w:r>
           <w:rPr>
             <w:rStyle w:val="afffffff5"/>
@@ -4611,7 +4611,7 @@
             <w:noProof/>
             <w:webHidden/>
           </w:rPr>
-          <w:instrText xml:space="preserve"> PAGEREF _Toc231412773 \h </w:instrText>
+          <w:instrText xml:space="preserve"> PAGEREF _Toc231755365 \h </w:instrText>
         </w:r>
         <w:r>
           <w:rPr>
@@ -4658,7 +4658,7 @@
           <w14:ligatures w14:val="standardContextual"/>
         </w:rPr>
       </w:pPr>
-      <w:hyperlink w:anchor="_Toc231412774" w:history="1">
+      <w:hyperlink w:anchor="_Toc231755366" w:history="1">
         <w:r>
           <w:rPr>
             <w:rStyle w:val="afffffff5"/>
@@ -4685,7 +4685,7 @@
             <w:noProof/>
             <w:webHidden/>
           </w:rPr>
-          <w:instrText xml:space="preserve"> PAGEREF _Toc231412774 \h </w:instrText>
+          <w:instrText xml:space="preserve"> PAGEREF _Toc231755366 \h </w:instrText>
         </w:r>
         <w:r>
           <w:rPr>
@@ -4732,7 +4732,7 @@
           <w14:ligatures w14:val="standardContextual"/>
         </w:rPr>
       </w:pPr>
-      <w:hyperlink w:anchor="_Toc231412775" w:history="1">
+      <w:hyperlink w:anchor="_Toc231755367" w:history="1">
         <w:r>
           <w:rPr>
             <w:rStyle w:val="afffffff5"/>
@@ -4759,7 +4759,7 @@
             <w:noProof/>
             <w:webHidden/>
           </w:rPr>
-          <w:instrText xml:space="preserve"> PAGEREF _Toc231412775 \h </w:instrText>
+          <w:instrText xml:space="preserve"> PAGEREF _Toc231755367 \h </w:instrText>
         </w:r>
         <w:r>
           <w:rPr>
@@ -4806,7 +4806,7 @@
           <w14:ligatures w14:val="standardContextual"/>
         </w:rPr>
       </w:pPr>
-      <w:hyperlink w:anchor="_Toc231412776" w:history="1">
+      <w:hyperlink w:anchor="_Toc231755368" w:history="1">
         <w:r>
           <w:rPr>
             <w:rStyle w:val="afffffff5"/>
@@ -4833,7 +4833,7 @@
             <w:noProof/>
             <w:webHidden/>
           </w:rPr>
-          <w:instrText xml:space="preserve"> PAGEREF _Toc231412776 \h </w:instrText>
+          <w:instrText xml:space="preserve"> PAGEREF _Toc231755368 \h </w:instrText>
         </w:r>
         <w:r>
           <w:rPr>
@@ -4881,7 +4881,7 @@
           <w14:ligatures w14:val="standardContextual"/>
         </w:rPr>
       </w:pPr>
-      <w:hyperlink w:anchor="_Toc231412777" w:history="1">
+      <w:hyperlink w:anchor="_Toc231755369" w:history="1">
         <w:r>
           <w:rPr>
             <w:rStyle w:val="afffffff5"/>
@@ -4908,7 +4908,7 @@
             <w:noProof/>
             <w:webHidden/>
           </w:rPr>
-          <w:instrText xml:space="preserve"> PAGEREF _Toc231412777 \h </w:instrText>
+          <w:instrText xml:space="preserve"> PAGEREF _Toc231755369 \h </w:instrText>
         </w:r>
         <w:r>
           <w:rPr>
@@ -4955,7 +4955,7 @@
           <w14:ligatures w14:val="standardContextual"/>
         </w:rPr>
       </w:pPr>
-      <w:hyperlink w:anchor="_Toc231412778" w:history="1">
+      <w:hyperlink w:anchor="_Toc231755370" w:history="1">
         <w:r>
           <w:rPr>
             <w:rStyle w:val="afffffff5"/>
@@ -4982,7 +4982,7 @@
             <w:noProof/>
             <w:webHidden/>
           </w:rPr>
-          <w:instrText xml:space="preserve"> PAGEREF _Toc231412778 \h </w:instrText>
+          <w:instrText xml:space="preserve"> PAGEREF _Toc231755370 \h </w:instrText>
         </w:r>
         <w:r>
           <w:rPr>
@@ -5029,7 +5029,7 @@
           <w14:ligatures w14:val="standardContextual"/>
         </w:rPr>
       </w:pPr>
-      <w:hyperlink w:anchor="_Toc231412779" w:history="1">
+      <w:hyperlink w:anchor="_Toc231755371" w:history="1">
         <w:r>
           <w:rPr>
             <w:rStyle w:val="afffffff5"/>
@@ -5056,7 +5056,7 @@
             <w:noProof/>
             <w:webHidden/>
           </w:rPr>
-          <w:instrText xml:space="preserve"> PAGEREF _Toc231412779 \h </w:instrText>
+          <w:instrText xml:space="preserve"> PAGEREF _Toc231755371 \h </w:instrText>
         </w:r>
         <w:r>
           <w:rPr>
@@ -5103,7 +5103,7 @@
           <w14:ligatures w14:val="standardContextual"/>
         </w:rPr>
       </w:pPr>
-      <w:hyperlink w:anchor="_Toc231412780" w:history="1">
+      <w:hyperlink w:anchor="_Toc231755372" w:history="1">
         <w:r>
           <w:rPr>
             <w:rStyle w:val="afffffff5"/>
@@ -5130,7 +5130,7 @@
             <w:noProof/>
             <w:webHidden/>
           </w:rPr>
-          <w:instrText xml:space="preserve"> PAGEREF _Toc231412780 \h </w:instrText>
+          <w:instrText xml:space="preserve"> PAGEREF _Toc231755372 \h </w:instrText>
         </w:r>
         <w:r>
           <w:rPr>
@@ -5178,7 +5178,7 @@
           <w14:ligatures w14:val="standardContextual"/>
         </w:rPr>
       </w:pPr>
-      <w:hyperlink w:anchor="_Toc231412781" w:history="1">
+      <w:hyperlink w:anchor="_Toc231755373" w:history="1">
         <w:r>
           <w:rPr>
             <w:rStyle w:val="afffffff5"/>
@@ -5205,7 +5205,7 @@
             <w:noProof/>
             <w:webHidden/>
           </w:rPr>
-          <w:instrText xml:space="preserve"> PAGEREF _Toc231412781 \h </w:instrText>
+          <w:instrText xml:space="preserve"> PAGEREF _Toc231755373 \h </w:instrText>
         </w:r>
         <w:r>
           <w:rPr>
@@ -5252,7 +5252,7 @@
           <w14:ligatures w14:val="standardContextual"/>
         </w:rPr>
       </w:pPr>
-      <w:hyperlink w:anchor="_Toc231412782" w:history="1">
+      <w:hyperlink w:anchor="_Toc231755374" w:history="1">
         <w:r>
           <w:rPr>
             <w:rStyle w:val="afffffff5"/>
@@ -5279,7 +5279,7 @@
             <w:noProof/>
             <w:webHidden/>
           </w:rPr>
-          <w:instrText xml:space="preserve"> PAGEREF _Toc231412782 \h </w:instrText>
+          <w:instrText xml:space="preserve"> PAGEREF _Toc231755374 \h </w:instrText>
         </w:r>
         <w:r>
           <w:rPr>
@@ -5326,7 +5326,7 @@
           <w14:ligatures w14:val="standardContextual"/>
         </w:rPr>
       </w:pPr>
-      <w:hyperlink w:anchor="_Toc231412783" w:history="1">
+      <w:hyperlink w:anchor="_Toc231755375" w:history="1">
         <w:r>
           <w:rPr>
             <w:rStyle w:val="afffffff5"/>
@@ -5353,7 +5353,7 @@
             <w:noProof/>
             <w:webHidden/>
           </w:rPr>
-          <w:instrText xml:space="preserve"> PAGEREF _Toc231412783 \h </w:instrText>
+          <w:instrText xml:space="preserve"> PAGEREF _Toc231755375 \h </w:instrText>
         </w:r>
         <w:r>
           <w:rPr>
@@ -5400,7 +5400,7 @@
           <w14:ligatures w14:val="standardContextual"/>
         </w:rPr>
       </w:pPr>
-      <w:hyperlink w:anchor="_Toc231412784" w:history="1">
+      <w:hyperlink w:anchor="_Toc231755376" w:history="1">
         <w:r>
           <w:rPr>
             <w:rStyle w:val="afffffff5"/>
@@ -5427,7 +5427,7 @@
             <w:noProof/>
             <w:webHidden/>
           </w:rPr>
-          <w:instrText xml:space="preserve"> PAGEREF _Toc231412784 \h </w:instrText>
+          <w:instrText xml:space="preserve"> PAGEREF _Toc231755376 \h </w:instrText>
         </w:r>
         <w:r>
           <w:rPr>
@@ -5474,7 +5474,7 @@
           <w14:ligatures w14:val="standardContextual"/>
         </w:rPr>
       </w:pPr>
-      <w:hyperlink w:anchor="_Toc231412785" w:history="1">
+      <w:hyperlink w:anchor="_Toc231755377" w:history="1">
         <w:r>
           <w:rPr>
             <w:rStyle w:val="afffffff5"/>
@@ -5501,7 +5501,7 @@
             <w:noProof/>
             <w:webHidden/>
           </w:rPr>
-          <w:instrText xml:space="preserve"> PAGEREF _Toc231412785 \h </w:instrText>
+          <w:instrText xml:space="preserve"> PAGEREF _Toc231755377 \h </w:instrText>
         </w:r>
         <w:r>
           <w:rPr>
@@ -5549,7 +5549,7 @@
           <w14:ligatures w14:val="standardContextual"/>
         </w:rPr>
       </w:pPr>
-      <w:hyperlink w:anchor="_Toc231412786" w:history="1">
+      <w:hyperlink w:anchor="_Toc231755378" w:history="1">
         <w:r>
           <w:rPr>
             <w:rStyle w:val="afffffff5"/>
@@ -5576,7 +5576,7 @@
             <w:noProof/>
             <w:webHidden/>
           </w:rPr>
-          <w:instrText xml:space="preserve"> PAGEREF _Toc231412786 \h </w:instrText>
+          <w:instrText xml:space="preserve"> PAGEREF _Toc231755378 \h </w:instrText>
         </w:r>
         <w:r>
           <w:rPr>
@@ -5623,7 +5623,7 @@
           <w14:ligatures w14:val="standardContextual"/>
         </w:rPr>
       </w:pPr>
-      <w:hyperlink w:anchor="_Toc231412787" w:history="1">
+      <w:hyperlink w:anchor="_Toc231755379" w:history="1">
         <w:r>
           <w:rPr>
             <w:rStyle w:val="afffffff5"/>
@@ -5650,7 +5650,7 @@
             <w:noProof/>
             <w:webHidden/>
           </w:rPr>
-          <w:instrText xml:space="preserve"> PAGEREF _Toc231412787 \h </w:instrText>
+          <w:instrText xml:space="preserve"> PAGEREF _Toc231755379 \h </w:instrText>
         </w:r>
         <w:r>
           <w:rPr>
@@ -5697,7 +5697,7 @@
           <w14:ligatures w14:val="standardContextual"/>
         </w:rPr>
       </w:pPr>
-      <w:hyperlink w:anchor="_Toc231412788" w:history="1">
+      <w:hyperlink w:anchor="_Toc231755380" w:history="1">
         <w:r>
           <w:rPr>
             <w:rStyle w:val="afffffff5"/>
@@ -5724,7 +5724,7 @@
             <w:noProof/>
             <w:webHidden/>
           </w:rPr>
-          <w:instrText xml:space="preserve"> PAGEREF _Toc231412788 \h </w:instrText>
+          <w:instrText xml:space="preserve"> PAGEREF _Toc231755380 \h </w:instrText>
         </w:r>
         <w:r>
           <w:rPr>
@@ -5771,7 +5771,7 @@
           <w14:ligatures w14:val="standardContextual"/>
         </w:rPr>
       </w:pPr>
-      <w:hyperlink w:anchor="_Toc231412789" w:history="1">
+      <w:hyperlink w:anchor="_Toc231755381" w:history="1">
         <w:r>
           <w:rPr>
             <w:rStyle w:val="afffffff5"/>
@@ -5798,7 +5798,7 @@
             <w:noProof/>
             <w:webHidden/>
           </w:rPr>
-          <w:instrText xml:space="preserve"> PAGEREF _Toc231412789 \h </w:instrText>
+          <w:instrText xml:space="preserve"> PAGEREF _Toc231755381 \h </w:instrText>
         </w:r>
         <w:r>
           <w:rPr>
@@ -5846,7 +5846,7 @@
           <w14:ligatures w14:val="standardContextual"/>
         </w:rPr>
       </w:pPr>
-      <w:hyperlink w:anchor="_Toc231412790" w:history="1">
+      <w:hyperlink w:anchor="_Toc231755382" w:history="1">
         <w:r>
           <w:rPr>
             <w:rStyle w:val="afffffff5"/>
@@ -5873,7 +5873,7 @@
             <w:noProof/>
             <w:webHidden/>
           </w:rPr>
-          <w:instrText xml:space="preserve"> PAGEREF _Toc231412790 \h </w:instrText>
+          <w:instrText xml:space="preserve"> PAGEREF _Toc231755382 \h </w:instrText>
         </w:r>
         <w:r>
           <w:rPr>
@@ -5920,7 +5920,7 @@
           <w14:ligatures w14:val="standardContextual"/>
         </w:rPr>
       </w:pPr>
-      <w:hyperlink w:anchor="_Toc231412791" w:history="1">
+      <w:hyperlink w:anchor="_Toc231755383" w:history="1">
         <w:r>
           <w:rPr>
             <w:rStyle w:val="afffffff5"/>
@@ -5947,7 +5947,7 @@
             <w:noProof/>
             <w:webHidden/>
           </w:rPr>
-          <w:instrText xml:space="preserve"> PAGEREF _Toc231412791 \h </w:instrText>
+          <w:instrText xml:space="preserve"> PAGEREF _Toc231755383 \h </w:instrText>
         </w:r>
         <w:r>
           <w:rPr>
@@ -5994,7 +5994,7 @@
           <w14:ligatures w14:val="standardContextual"/>
         </w:rPr>
       </w:pPr>
-      <w:hyperlink w:anchor="_Toc231412792" w:history="1">
+      <w:hyperlink w:anchor="_Toc231755384" w:history="1">
         <w:r>
           <w:rPr>
             <w:rStyle w:val="afffffff5"/>
@@ -6021,7 +6021,7 @@
             <w:noProof/>
             <w:webHidden/>
           </w:rPr>
-          <w:instrText xml:space="preserve"> PAGEREF _Toc231412792 \h </w:instrText>
+          <w:instrText xml:space="preserve"> PAGEREF _Toc231755384 \h </w:instrText>
         </w:r>
         <w:r>
           <w:rPr>
@@ -6068,7 +6068,7 @@
           <w14:ligatures w14:val="standardContextual"/>
         </w:rPr>
       </w:pPr>
-      <w:hyperlink w:anchor="_Toc231412793" w:history="1">
+      <w:hyperlink w:anchor="_Toc231755385" w:history="1">
         <w:r>
           <w:rPr>
             <w:rStyle w:val="afffffff5"/>
@@ -6095,7 +6095,7 @@
             <w:noProof/>
             <w:webHidden/>
           </w:rPr>
-          <w:instrText xml:space="preserve"> PAGEREF _Toc231412793 \h </w:instrText>
+          <w:instrText xml:space="preserve"> PAGEREF _Toc231755385 \h </w:instrText>
         </w:r>
         <w:r>
           <w:rPr>
@@ -6142,7 +6142,7 @@
           <w14:ligatures w14:val="standardContextual"/>
         </w:rPr>
       </w:pPr>
-      <w:hyperlink w:anchor="_Toc231412794" w:history="1">
+      <w:hyperlink w:anchor="_Toc231755386" w:history="1">
         <w:r>
           <w:rPr>
             <w:rStyle w:val="afffffff5"/>
@@ -6169,7 +6169,7 @@
             <w:noProof/>
             <w:webHidden/>
           </w:rPr>
-          <w:instrText xml:space="preserve"> PAGEREF _Toc231412794 \h </w:instrText>
+          <w:instrText xml:space="preserve"> PAGEREF _Toc231755386 \h </w:instrText>
         </w:r>
         <w:r>
           <w:rPr>
@@ -6217,7 +6217,7 @@
           <w14:ligatures w14:val="standardContextual"/>
         </w:rPr>
       </w:pPr>
-      <w:hyperlink w:anchor="_Toc231412795" w:history="1">
+      <w:hyperlink w:anchor="_Toc231755387" w:history="1">
         <w:r>
           <w:rPr>
             <w:rStyle w:val="afffffff5"/>
@@ -6244,7 +6244,7 @@
             <w:noProof/>
             <w:webHidden/>
           </w:rPr>
-          <w:instrText xml:space="preserve"> PAGEREF _Toc231412795 \h </w:instrText>
+          <w:instrText xml:space="preserve"> PAGEREF _Toc231755387 \h </w:instrText>
         </w:r>
         <w:r>
           <w:rPr>
@@ -6291,7 +6291,7 @@
           <w14:ligatures w14:val="standardContextual"/>
         </w:rPr>
       </w:pPr>
-      <w:hyperlink w:anchor="_Toc231412796" w:history="1">
+      <w:hyperlink w:anchor="_Toc231755388" w:history="1">
         <w:r>
           <w:rPr>
             <w:rStyle w:val="afffffff5"/>
@@ -6318,7 +6318,7 @@
             <w:noProof/>
             <w:webHidden/>
           </w:rPr>
-          <w:instrText xml:space="preserve"> PAGEREF _Toc231412796 \h </w:instrText>
+          <w:instrText xml:space="preserve"> PAGEREF _Toc231755388 \h </w:instrText>
         </w:r>
         <w:r>
           <w:rPr>
@@ -6365,7 +6365,7 @@
           <w14:ligatures w14:val="standardContextual"/>
         </w:rPr>
       </w:pPr>
-      <w:hyperlink w:anchor="_Toc231412797" w:history="1">
+      <w:hyperlink w:anchor="_Toc231755389" w:history="1">
         <w:r>
           <w:rPr>
             <w:rStyle w:val="afffffff5"/>
@@ -6392,7 +6392,7 @@
             <w:noProof/>
             <w:webHidden/>
           </w:rPr>
-          <w:instrText xml:space="preserve"> PAGEREF _Toc231412797 \h </w:instrText>
+          <w:instrText xml:space="preserve"> PAGEREF _Toc231755389 \h </w:instrText>
         </w:r>
         <w:r>
           <w:rPr>
@@ -6439,7 +6439,7 @@
           <w14:ligatures w14:val="standardContextual"/>
         </w:rPr>
       </w:pPr>
-      <w:hyperlink w:anchor="_Toc231412798" w:history="1">
+      <w:hyperlink w:anchor="_Toc231755390" w:history="1">
         <w:r>
           <w:rPr>
             <w:rStyle w:val="afffffff5"/>
@@ -6466,7 +6466,7 @@
             <w:noProof/>
             <w:webHidden/>
           </w:rPr>
-          <w:instrText xml:space="preserve"> PAGEREF _Toc231412798 \h </w:instrText>
+          <w:instrText xml:space="preserve"> PAGEREF _Toc231755390 \h </w:instrText>
         </w:r>
         <w:r>
           <w:rPr>
@@ -6513,7 +6513,7 @@
           <w14:ligatures w14:val="standardContextual"/>
         </w:rPr>
       </w:pPr>
-      <w:hyperlink w:anchor="_Toc231412799" w:history="1">
+      <w:hyperlink w:anchor="_Toc231755391" w:history="1">
         <w:r>
           <w:rPr>
             <w:rStyle w:val="afffffff5"/>
@@ -6540,7 +6540,7 @@
             <w:noProof/>
             <w:webHidden/>
           </w:rPr>
-          <w:instrText xml:space="preserve"> PAGEREF _Toc231412799 \h </w:instrText>
+          <w:instrText xml:space="preserve"> PAGEREF _Toc231755391 \h </w:instrText>
         </w:r>
         <w:r>
           <w:rPr>
@@ -6588,7 +6588,7 @@
           <w14:ligatures w14:val="standardContextual"/>
         </w:rPr>
       </w:pPr>
-      <w:hyperlink w:anchor="_Toc231412800" w:history="1">
+      <w:hyperlink w:anchor="_Toc231755392" w:history="1">
         <w:r>
           <w:rPr>
             <w:rStyle w:val="afffffff5"/>
@@ -6615,7 +6615,7 @@
             <w:noProof/>
             <w:webHidden/>
           </w:rPr>
-          <w:instrText xml:space="preserve"> PAGEREF _Toc231412800 \h </w:instrText>
+          <w:instrText xml:space="preserve"> PAGEREF _Toc231755392 \h </w:instrText>
         </w:r>
         <w:r>
           <w:rPr>
@@ -6662,7 +6662,7 @@
           <w14:ligatures w14:val="standardContextual"/>
         </w:rPr>
       </w:pPr>
-      <w:hyperlink w:anchor="_Toc231412801" w:history="1">
+      <w:hyperlink w:anchor="_Toc231755393" w:history="1">
         <w:r>
           <w:rPr>
             <w:rStyle w:val="afffffff5"/>
@@ -6689,7 +6689,7 @@
             <w:noProof/>
             <w:webHidden/>
           </w:rPr>
-          <w:instrText xml:space="preserve"> PAGEREF _Toc231412801 \h </w:instrText>
+          <w:instrText xml:space="preserve"> PAGEREF _Toc231755393 \h </w:instrText>
         </w:r>
         <w:r>
           <w:rPr>
@@ -6736,7 +6736,7 @@
           <w14:ligatures w14:val="standardContextual"/>
         </w:rPr>
       </w:pPr>
-      <w:hyperlink w:anchor="_Toc231412802" w:history="1">
+      <w:hyperlink w:anchor="_Toc231755394" w:history="1">
         <w:r>
           <w:rPr>
             <w:rStyle w:val="afffffff5"/>
@@ -6763,7 +6763,7 @@
             <w:noProof/>
             <w:webHidden/>
           </w:rPr>
-          <w:instrText xml:space="preserve"> PAGEREF _Toc231412802 \h </w:instrText>
+          <w:instrText xml:space="preserve"> PAGEREF _Toc231755394 \h </w:instrText>
         </w:r>
         <w:r>
           <w:rPr>
@@ -6810,7 +6810,7 @@
           <w14:ligatures w14:val="standardContextual"/>
         </w:rPr>
       </w:pPr>
-      <w:hyperlink w:anchor="_Toc231412803" w:history="1">
+      <w:hyperlink w:anchor="_Toc231755395" w:history="1">
         <w:r>
           <w:rPr>
             <w:rStyle w:val="afffffff5"/>
@@ -6837,7 +6837,7 @@
             <w:noProof/>
             <w:webHidden/>
           </w:rPr>
-          <w:instrText xml:space="preserve"> PAGEREF _Toc231412803 \h </w:instrText>
+          <w:instrText xml:space="preserve"> PAGEREF _Toc231755395 \h </w:instrText>
         </w:r>
         <w:r>
           <w:rPr>
@@ -6884,7 +6884,7 @@
           <w14:ligatures w14:val="standardContextual"/>
         </w:rPr>
       </w:pPr>
-      <w:hyperlink w:anchor="_Toc231412804" w:history="1">
+      <w:hyperlink w:anchor="_Toc231755396" w:history="1">
         <w:r>
           <w:rPr>
             <w:rStyle w:val="afffffff5"/>
@@ -6911,7 +6911,7 @@
             <w:noProof/>
             <w:webHidden/>
           </w:rPr>
-          <w:instrText xml:space="preserve"> PAGEREF _Toc231412804 \h </w:instrText>
+          <w:instrText xml:space="preserve"> PAGEREF _Toc231755396 \h </w:instrText>
         </w:r>
         <w:r>
           <w:rPr>
@@ -6959,7 +6959,7 @@
           <w14:ligatures w14:val="standardContextual"/>
         </w:rPr>
       </w:pPr>
-      <w:hyperlink w:anchor="_Toc231412805" w:history="1">
+      <w:hyperlink w:anchor="_Toc231755397" w:history="1">
         <w:r>
           <w:rPr>
             <w:rStyle w:val="afffffff5"/>
@@ -6986,7 +6986,7 @@
             <w:noProof/>
             <w:webHidden/>
           </w:rPr>
-          <w:instrText xml:space="preserve"> PAGEREF _Toc231412805 \h </w:instrText>
+          <w:instrText xml:space="preserve"> PAGEREF _Toc231755397 \h </w:instrText>
         </w:r>
         <w:r>
           <w:rPr>
@@ -7033,7 +7033,7 @@
           <w14:ligatures w14:val="standardContextual"/>
         </w:rPr>
       </w:pPr>
-      <w:hyperlink w:anchor="_Toc231412806" w:history="1">
+      <w:hyperlink w:anchor="_Toc231755398" w:history="1">
         <w:r>
           <w:rPr>
             <w:rStyle w:val="afffffff5"/>
@@ -7060,7 +7060,7 @@
             <w:noProof/>
             <w:webHidden/>
           </w:rPr>
-          <w:instrText xml:space="preserve"> PAGEREF _Toc231412806 \h </w:instrText>
+          <w:instrText xml:space="preserve"> PAGEREF _Toc231755398 \h </w:instrText>
         </w:r>
         <w:r>
           <w:rPr>
@@ -7107,7 +7107,7 @@
           <w14:ligatures w14:val="standardContextual"/>
         </w:rPr>
       </w:pPr>
-      <w:hyperlink w:anchor="_Toc231412807" w:history="1">
+      <w:hyperlink w:anchor="_Toc231755399" w:history="1">
         <w:r>
           <w:rPr>
             <w:rStyle w:val="afffffff5"/>
@@ -7134,7 +7134,7 @@
             <w:noProof/>
             <w:webHidden/>
           </w:rPr>
-          <w:instrText xml:space="preserve"> PAGEREF _Toc231412807 \h </w:instrText>
+          <w:instrText xml:space="preserve"> PAGEREF _Toc231755399 \h </w:instrText>
         </w:r>
         <w:r>
           <w:rPr>
@@ -7181,7 +7181,7 @@
           <w14:ligatures w14:val="standardContextual"/>
         </w:rPr>
       </w:pPr>
-      <w:hyperlink w:anchor="_Toc231412808" w:history="1">
+      <w:hyperlink w:anchor="_Toc231755400" w:history="1">
         <w:r>
           <w:rPr>
             <w:rStyle w:val="afffffff5"/>
@@ -7208,7 +7208,7 @@
             <w:noProof/>
             <w:webHidden/>
           </w:rPr>
-          <w:instrText xml:space="preserve"> PAGEREF _Toc231412808 \h </w:instrText>
+          <w:instrText xml:space="preserve"> PAGEREF _Toc231755400 \h </w:instrText>
         </w:r>
         <w:r>
           <w:rPr>
@@ -7255,7 +7255,7 @@
           <w14:ligatures w14:val="standardContextual"/>
         </w:rPr>
       </w:pPr>
-      <w:hyperlink w:anchor="_Toc231412809" w:history="1">
+      <w:hyperlink w:anchor="_Toc231755401" w:history="1">
         <w:r>
           <w:rPr>
             <w:rStyle w:val="afffffff5"/>
@@ -7282,7 +7282,7 @@
             <w:noProof/>
             <w:webHidden/>
           </w:rPr>
-          <w:instrText xml:space="preserve"> PAGEREF _Toc231412809 \h </w:instrText>
+          <w:instrText xml:space="preserve"> PAGEREF _Toc231755401 \h </w:instrText>
         </w:r>
         <w:r>
           <w:rPr>
@@ -7330,7 +7330,7 @@
           <w14:ligatures w14:val="standardContextual"/>
         </w:rPr>
       </w:pPr>
-      <w:hyperlink w:anchor="_Toc231412810" w:history="1">
+      <w:hyperlink w:anchor="_Toc231755402" w:history="1">
         <w:r>
           <w:rPr>
             <w:rStyle w:val="afffffff5"/>
@@ -7357,7 +7357,7 @@
             <w:noProof/>
             <w:webHidden/>
           </w:rPr>
-          <w:instrText xml:space="preserve"> PAGEREF _Toc231412810 \h </w:instrText>
+          <w:instrText xml:space="preserve"> PAGEREF _Toc231755402 \h </w:instrText>
         </w:r>
         <w:r>
           <w:rPr>
@@ -7404,7 +7404,7 @@
           <w14:ligatures w14:val="standardContextual"/>
         </w:rPr>
       </w:pPr>
-      <w:hyperlink w:anchor="_Toc231412811" w:history="1">
+      <w:hyperlink w:anchor="_Toc231755403" w:history="1">
         <w:r>
           <w:rPr>
             <w:rStyle w:val="afffffff5"/>
@@ -7431,7 +7431,7 @@
             <w:noProof/>
             <w:webHidden/>
           </w:rPr>
-          <w:instrText xml:space="preserve"> PAGEREF _Toc231412811 \h </w:instrText>
+          <w:instrText xml:space="preserve"> PAGEREF _Toc231755403 \h </w:instrText>
         </w:r>
         <w:r>
           <w:rPr>
@@ -7478,7 +7478,7 @@
           <w14:ligatures w14:val="standardContextual"/>
         </w:rPr>
       </w:pPr>
-      <w:hyperlink w:anchor="_Toc231412812" w:history="1">
+      <w:hyperlink w:anchor="_Toc231755404" w:history="1">
         <w:r>
           <w:rPr>
             <w:rStyle w:val="afffffff5"/>
@@ -7505,7 +7505,7 @@
             <w:noProof/>
             <w:webHidden/>
           </w:rPr>
-          <w:instrText xml:space="preserve"> PAGEREF _Toc231412812 \h </w:instrText>
+          <w:instrText xml:space="preserve"> PAGEREF _Toc231755404 \h </w:instrText>
         </w:r>
         <w:r>
           <w:rPr>
@@ -7552,7 +7552,7 @@
           <w14:ligatures w14:val="standardContextual"/>
         </w:rPr>
       </w:pPr>
-      <w:hyperlink w:anchor="_Toc231412813" w:history="1">
+      <w:hyperlink w:anchor="_Toc231755405" w:history="1">
         <w:r>
           <w:rPr>
             <w:rStyle w:val="afffffff5"/>
@@ -7579,7 +7579,7 @@
             <w:noProof/>
             <w:webHidden/>
           </w:rPr>
-          <w:instrText xml:space="preserve"> PAGEREF _Toc231412813 \h </w:instrText>
+          <w:instrText xml:space="preserve"> PAGEREF _Toc231755405 \h </w:instrText>
         </w:r>
         <w:r>
           <w:rPr>
@@ -7626,7 +7626,7 @@
           <w14:ligatures w14:val="standardContextual"/>
         </w:rPr>
       </w:pPr>
-      <w:hyperlink w:anchor="_Toc231412814" w:history="1">
+      <w:hyperlink w:anchor="_Toc231755406" w:history="1">
         <w:r>
           <w:rPr>
             <w:rStyle w:val="afffffff5"/>
@@ -7653,7 +7653,7 @@
             <w:noProof/>
             <w:webHidden/>
           </w:rPr>
-          <w:instrText xml:space="preserve"> PAGEREF _Toc231412814 \h </w:instrText>
+          <w:instrText xml:space="preserve"> PAGEREF _Toc231755406 \h </w:instrText>
         </w:r>
         <w:r>
           <w:rPr>
@@ -7701,7 +7701,7 @@
           <w14:ligatures w14:val="standardContextual"/>
         </w:rPr>
       </w:pPr>
-      <w:hyperlink w:anchor="_Toc231412815" w:history="1">
+      <w:hyperlink w:anchor="_Toc231755407" w:history="1">
         <w:r>
           <w:rPr>
             <w:rStyle w:val="afffffff5"/>
@@ -7728,7 +7728,7 @@
             <w:noProof/>
             <w:webHidden/>
           </w:rPr>
-          <w:instrText xml:space="preserve"> PAGEREF _Toc231412815 \h </w:instrText>
+          <w:instrText xml:space="preserve"> PAGEREF _Toc231755407 \h </w:instrText>
         </w:r>
         <w:r>
           <w:rPr>
@@ -7775,7 +7775,7 @@
           <w14:ligatures w14:val="standardContextual"/>
         </w:rPr>
       </w:pPr>
-      <w:hyperlink w:anchor="_Toc231412816" w:history="1">
+      <w:hyperlink w:anchor="_Toc231755408" w:history="1">
         <w:r>
           <w:rPr>
             <w:rStyle w:val="afffffff5"/>
@@ -7802,7 +7802,7 @@
             <w:noProof/>
             <w:webHidden/>
           </w:rPr>
-          <w:instrText xml:space="preserve"> PAGEREF _Toc231412816 \h </w:instrText>
+          <w:instrText xml:space="preserve"> PAGEREF _Toc231755408 \h </w:instrText>
         </w:r>
         <w:r>
           <w:rPr>
@@ -7849,7 +7849,7 @@
           <w14:ligatures w14:val="standardContextual"/>
         </w:rPr>
       </w:pPr>
-      <w:hyperlink w:anchor="_Toc231412817" w:history="1">
+      <w:hyperlink w:anchor="_Toc231755409" w:history="1">
         <w:r>
           <w:rPr>
             <w:rStyle w:val="afffffff5"/>
@@ -7876,7 +7876,7 @@
             <w:noProof/>
             <w:webHidden/>
           </w:rPr>
-          <w:instrText xml:space="preserve"> PAGEREF _Toc231412817 \h </w:instrText>
+          <w:instrText xml:space="preserve"> PAGEREF _Toc231755409 \h </w:instrText>
         </w:r>
         <w:r>
           <w:rPr>
@@ -7923,7 +7923,7 @@
           <w14:ligatures w14:val="standardContextual"/>
         </w:rPr>
       </w:pPr>
-      <w:hyperlink w:anchor="_Toc231412818" w:history="1">
+      <w:hyperlink w:anchor="_Toc231755410" w:history="1">
         <w:r>
           <w:rPr>
             <w:rStyle w:val="afffffff5"/>
@@ -7950,7 +7950,7 @@
             <w:noProof/>
             <w:webHidden/>
           </w:rPr>
-          <w:instrText xml:space="preserve"> PAGEREF _Toc231412818 \h </w:instrText>
+          <w:instrText xml:space="preserve"> PAGEREF _Toc231755410 \h </w:instrText>
         </w:r>
         <w:r>
           <w:rPr>
@@ -7998,7 +7998,7 @@
           <w14:ligatures w14:val="standardContextual"/>
         </w:rPr>
       </w:pPr>
-      <w:hyperlink w:anchor="_Toc231412819" w:history="1">
+      <w:hyperlink w:anchor="_Toc231755411" w:history="1">
         <w:r>
           <w:rPr>
             <w:rStyle w:val="afffffff5"/>
@@ -8025,7 +8025,7 @@
             <w:noProof/>
             <w:webHidden/>
           </w:rPr>
-          <w:instrText xml:space="preserve"> PAGEREF _Toc231412819 \h </w:instrText>
+          <w:instrText xml:space="preserve"> PAGEREF _Toc231755411 \h </w:instrText>
         </w:r>
         <w:r>
           <w:rPr>
@@ -8072,7 +8072,7 @@
           <w14:ligatures w14:val="standardContextual"/>
         </w:rPr>
       </w:pPr>
-      <w:hyperlink w:anchor="_Toc231412820" w:history="1">
+      <w:hyperlink w:anchor="_Toc231755412" w:history="1">
         <w:r>
           <w:rPr>
             <w:rStyle w:val="afffffff5"/>
@@ -8099,7 +8099,7 @@
             <w:noProof/>
             <w:webHidden/>
           </w:rPr>
-          <w:instrText xml:space="preserve"> PAGEREF _Toc231412820 \h </w:instrText>
+          <w:instrText xml:space="preserve"> PAGEREF _Toc231755412 \h </w:instrText>
         </w:r>
         <w:r>
           <w:rPr>
@@ -8146,7 +8146,7 @@
           <w14:ligatures w14:val="standardContextual"/>
         </w:rPr>
       </w:pPr>
-      <w:hyperlink w:anchor="_Toc231412821" w:history="1">
+      <w:hyperlink w:anchor="_Toc231755413" w:history="1">
         <w:r>
           <w:rPr>
             <w:rStyle w:val="afffffff5"/>
@@ -8173,7 +8173,7 @@
             <w:noProof/>
             <w:webHidden/>
           </w:rPr>
-          <w:instrText xml:space="preserve"> PAGEREF _Toc231412821 \h </w:instrText>
+          <w:instrText xml:space="preserve"> PAGEREF _Toc231755413 \h </w:instrText>
         </w:r>
         <w:r>
           <w:rPr>
@@ -8220,7 +8220,7 @@
           <w14:ligatures w14:val="standardContextual"/>
         </w:rPr>
       </w:pPr>
-      <w:hyperlink w:anchor="_Toc231412822" w:history="1">
+      <w:hyperlink w:anchor="_Toc231755414" w:history="1">
         <w:r>
           <w:rPr>
             <w:rStyle w:val="afffffff5"/>
@@ -8247,7 +8247,7 @@
             <w:noProof/>
             <w:webHidden/>
           </w:rPr>
-          <w:instrText xml:space="preserve"> PAGEREF _Toc231412822 \h </w:instrText>
+          <w:instrText xml:space="preserve"> PAGEREF _Toc231755414 \h </w:instrText>
         </w:r>
         <w:r>
           <w:rPr>
@@ -8295,7 +8295,7 @@
           <w14:ligatures w14:val="standardContextual"/>
         </w:rPr>
       </w:pPr>
-      <w:hyperlink w:anchor="_Toc231412823" w:history="1">
+      <w:hyperlink w:anchor="_Toc231755415" w:history="1">
         <w:r>
           <w:rPr>
             <w:rStyle w:val="afffffff5"/>
@@ -8322,7 +8322,7 @@
             <w:noProof/>
             <w:webHidden/>
           </w:rPr>
-          <w:instrText xml:space="preserve"> PAGEREF _Toc231412823 \h </w:instrText>
+          <w:instrText xml:space="preserve"> PAGEREF _Toc231755415 \h </w:instrText>
         </w:r>
         <w:r>
           <w:rPr>
@@ -8369,7 +8369,7 @@
           <w14:ligatures w14:val="standardContextual"/>
         </w:rPr>
       </w:pPr>
-      <w:hyperlink w:anchor="_Toc231412824" w:history="1">
+      <w:hyperlink w:anchor="_Toc231755416" w:history="1">
         <w:r>
           <w:rPr>
             <w:rStyle w:val="afffffff5"/>
@@ -8396,7 +8396,7 @@
             <w:noProof/>
             <w:webHidden/>
           </w:rPr>
-          <w:instrText xml:space="preserve"> PAGEREF _Toc231412824 \h </w:instrText>
+          <w:instrText xml:space="preserve"> PAGEREF _Toc231755416 \h </w:instrText>
         </w:r>
         <w:r>
           <w:rPr>
@@ -8443,7 +8443,7 @@
           <w14:ligatures w14:val="standardContextual"/>
         </w:rPr>
       </w:pPr>
-      <w:hyperlink w:anchor="_Toc231412825" w:history="1">
+      <w:hyperlink w:anchor="_Toc231755417" w:history="1">
         <w:r>
           <w:rPr>
             <w:rStyle w:val="afffffff5"/>
@@ -8470,7 +8470,7 @@
             <w:noProof/>
             <w:webHidden/>
           </w:rPr>
-          <w:instrText xml:space="preserve"> PAGEREF _Toc231412825 \h </w:instrText>
+          <w:instrText xml:space="preserve"> PAGEREF _Toc231755417 \h </w:instrText>
         </w:r>
         <w:r>
           <w:rPr>
@@ -8517,7 +8517,7 @@
           <w14:ligatures w14:val="standardContextual"/>
         </w:rPr>
       </w:pPr>
-      <w:hyperlink w:anchor="_Toc231412826" w:history="1">
+      <w:hyperlink w:anchor="_Toc231755418" w:history="1">
         <w:r>
           <w:rPr>
             <w:rStyle w:val="afffffff5"/>
@@ -8544,7 +8544,7 @@
             <w:noProof/>
             <w:webHidden/>
           </w:rPr>
-          <w:instrText xml:space="preserve"> PAGEREF _Toc231412826 \h </w:instrText>
+          <w:instrText xml:space="preserve"> PAGEREF _Toc231755418 \h </w:instrText>
         </w:r>
         <w:r>
           <w:rPr>
@@ -8592,7 +8592,7 @@
           <w14:ligatures w14:val="standardContextual"/>
         </w:rPr>
       </w:pPr>
-      <w:hyperlink w:anchor="_Toc231412827" w:history="1">
+      <w:hyperlink w:anchor="_Toc231755419" w:history="1">
         <w:r>
           <w:rPr>
             <w:rStyle w:val="afffffff5"/>
@@ -8619,7 +8619,7 @@
             <w:noProof/>
             <w:webHidden/>
           </w:rPr>
-          <w:instrText xml:space="preserve"> PAGEREF _Toc231412827 \h </w:instrText>
+          <w:instrText xml:space="preserve"> PAGEREF _Toc231755419 \h </w:instrText>
         </w:r>
         <w:r>
           <w:rPr>
@@ -8666,7 +8666,7 @@
           <w14:ligatures w14:val="standardContextual"/>
         </w:rPr>
       </w:pPr>
-      <w:hyperlink w:anchor="_Toc231412828" w:history="1">
+      <w:hyperlink w:anchor="_Toc231755420" w:history="1">
         <w:r>
           <w:rPr>
             <w:rStyle w:val="afffffff5"/>
@@ -8693,7 +8693,7 @@
             <w:noProof/>
             <w:webHidden/>
           </w:rPr>
-          <w:instrText xml:space="preserve"> PAGEREF _Toc231412828 \h </w:instrText>
+          <w:instrText xml:space="preserve"> PAGEREF _Toc231755420 \h </w:instrText>
         </w:r>
         <w:r>
           <w:rPr>
@@ -8740,7 +8740,7 @@
           <w14:ligatures w14:val="standardContextual"/>
         </w:rPr>
       </w:pPr>
-      <w:hyperlink w:anchor="_Toc231412829" w:history="1">
+      <w:hyperlink w:anchor="_Toc231755421" w:history="1">
         <w:r>
           <w:rPr>
             <w:rStyle w:val="afffffff5"/>
@@ -8767,7 +8767,7 @@
             <w:noProof/>
             <w:webHidden/>
           </w:rPr>
-          <w:instrText xml:space="preserve"> PAGEREF _Toc231412829 \h </w:instrText>
+          <w:instrText xml:space="preserve"> PAGEREF _Toc231755421 \h </w:instrText>
         </w:r>
         <w:r>
           <w:rPr>
@@ -8814,7 +8814,7 @@
           <w14:ligatures w14:val="standardContextual"/>
         </w:rPr>
       </w:pPr>
-      <w:hyperlink w:anchor="_Toc231412830" w:history="1">
+      <w:hyperlink w:anchor="_Toc231755422" w:history="1">
         <w:r>
           <w:rPr>
             <w:rStyle w:val="afffffff5"/>
@@ -8841,7 +8841,7 @@
             <w:noProof/>
             <w:webHidden/>
           </w:rPr>
-          <w:instrText xml:space="preserve"> PAGEREF _Toc231412830 \h </w:instrText>
+          <w:instrText xml:space="preserve"> PAGEREF _Toc231755422 \h </w:instrText>
         </w:r>
         <w:r>
           <w:rPr>
@@ -8888,7 +8888,7 @@
           <w14:ligatures w14:val="standardContextual"/>
         </w:rPr>
       </w:pPr>
-      <w:hyperlink w:anchor="_Toc231412831" w:history="1">
+      <w:hyperlink w:anchor="_Toc231755423" w:history="1">
         <w:r>
           <w:rPr>
             <w:rStyle w:val="afffffff5"/>
@@ -8915,7 +8915,7 @@
             <w:noProof/>
             <w:webHidden/>
           </w:rPr>
-          <w:instrText xml:space="preserve"> PAGEREF _Toc231412831 \h </w:instrText>
+          <w:instrText xml:space="preserve"> PAGEREF _Toc231755423 \h </w:instrText>
         </w:r>
         <w:r>
           <w:rPr>
@@ -8963,7 +8963,7 @@
           <w14:ligatures w14:val="standardContextual"/>
         </w:rPr>
       </w:pPr>
-      <w:hyperlink w:anchor="_Toc231412832" w:history="1">
+      <w:hyperlink w:anchor="_Toc231755424" w:history="1">
         <w:r>
           <w:rPr>
             <w:rStyle w:val="afffffff5"/>
@@ -8990,7 +8990,7 @@
             <w:noProof/>
             <w:webHidden/>
           </w:rPr>
-          <w:instrText xml:space="preserve"> PAGEREF _Toc231412832 \h </w:instrText>
+          <w:instrText xml:space="preserve"> PAGEREF _Toc231755424 \h </w:instrText>
         </w:r>
         <w:r>
           <w:rPr>
@@ -9037,7 +9037,7 @@
           <w14:ligatures w14:val="standardContextual"/>
         </w:rPr>
       </w:pPr>
-      <w:hyperlink w:anchor="_Toc231412833" w:history="1">
+      <w:hyperlink w:anchor="_Toc231755425" w:history="1">
         <w:r>
           <w:rPr>
             <w:rStyle w:val="afffffff5"/>
@@ -9064,7 +9064,7 @@
             <w:noProof/>
             <w:webHidden/>
           </w:rPr>
-          <w:instrText xml:space="preserve"> PAGEREF _Toc231412833 \h </w:instrText>
+          <w:instrText xml:space="preserve"> PAGEREF _Toc231755425 \h </w:instrText>
         </w:r>
         <w:r>
           <w:rPr>
@@ -9111,7 +9111,7 @@
           <w14:ligatures w14:val="standardContextual"/>
         </w:rPr>
       </w:pPr>
-      <w:hyperlink w:anchor="_Toc231412834" w:history="1">
+      <w:hyperlink w:anchor="_Toc231755426" w:history="1">
         <w:r>
           <w:rPr>
             <w:rStyle w:val="afffffff5"/>
@@ -9138,7 +9138,7 @@
             <w:noProof/>
             <w:webHidden/>
           </w:rPr>
-          <w:instrText xml:space="preserve"> PAGEREF _Toc231412834 \h </w:instrText>
+          <w:instrText xml:space="preserve"> PAGEREF _Toc231755426 \h </w:instrText>
         </w:r>
         <w:r>
           <w:rPr>
@@ -9185,7 +9185,7 @@
           <w14:ligatures w14:val="standardContextual"/>
         </w:rPr>
       </w:pPr>
-      <w:hyperlink w:anchor="_Toc231412835" w:history="1">
+      <w:hyperlink w:anchor="_Toc231755427" w:history="1">
         <w:r>
           <w:rPr>
             <w:rStyle w:val="afffffff5"/>
@@ -9212,7 +9212,7 @@
             <w:noProof/>
             <w:webHidden/>
           </w:rPr>
-          <w:instrText xml:space="preserve"> PAGEREF _Toc231412835 \h </w:instrText>
+          <w:instrText xml:space="preserve"> PAGEREF _Toc231755427 \h </w:instrText>
         </w:r>
         <w:r>
           <w:rPr>
@@ -9260,7 +9260,7 @@
           <w14:ligatures w14:val="standardContextual"/>
         </w:rPr>
       </w:pPr>
-      <w:hyperlink w:anchor="_Toc231412836" w:history="1">
+      <w:hyperlink w:anchor="_Toc231755428" w:history="1">
         <w:r>
           <w:rPr>
             <w:rStyle w:val="afffffff5"/>
@@ -9287,7 +9287,7 @@
             <w:noProof/>
             <w:webHidden/>
           </w:rPr>
-          <w:instrText xml:space="preserve"> PAGEREF _Toc231412836 \h </w:instrText>
+          <w:instrText xml:space="preserve"> PAGEREF _Toc231755428 \h </w:instrText>
         </w:r>
         <w:r>
           <w:rPr>
@@ -9334,7 +9334,7 @@
           <w14:ligatures w14:val="standardContextual"/>
         </w:rPr>
       </w:pPr>
-      <w:hyperlink w:anchor="_Toc231412837" w:history="1">
+      <w:hyperlink w:anchor="_Toc231755429" w:history="1">
         <w:r>
           <w:rPr>
             <w:rStyle w:val="afffffff5"/>
@@ -9361,7 +9361,7 @@
             <w:noProof/>
             <w:webHidden/>
           </w:rPr>
-          <w:instrText xml:space="preserve"> PAGEREF _Toc231412837 \h </w:instrText>
+          <w:instrText xml:space="preserve"> PAGEREF _Toc231755429 \h </w:instrText>
         </w:r>
         <w:r>
           <w:rPr>
@@ -9408,7 +9408,7 @@
           <w14:ligatures w14:val="standardContextual"/>
         </w:rPr>
       </w:pPr>
-      <w:hyperlink w:anchor="_Toc231412838" w:history="1">
+      <w:hyperlink w:anchor="_Toc231755430" w:history="1">
         <w:r>
           <w:rPr>
             <w:rStyle w:val="afffffff5"/>
@@ -9435,7 +9435,7 @@
             <w:noProof/>
             <w:webHidden/>
           </w:rPr>
-          <w:instrText xml:space="preserve"> PAGEREF _Toc231412838 \h </w:instrText>
+          <w:instrText xml:space="preserve"> PAGEREF _Toc231755430 \h </w:instrText>
         </w:r>
         <w:r>
           <w:rPr>
@@ -9482,7 +9482,7 @@
           <w14:ligatures w14:val="standardContextual"/>
         </w:rPr>
       </w:pPr>
-      <w:hyperlink w:anchor="_Toc231412839" w:history="1">
+      <w:hyperlink w:anchor="_Toc231755431" w:history="1">
         <w:r>
           <w:rPr>
             <w:rStyle w:val="afffffff5"/>
@@ -9509,7 +9509,7 @@
             <w:noProof/>
             <w:webHidden/>
           </w:rPr>
-          <w:instrText xml:space="preserve"> PAGEREF _Toc231412839 \h </w:instrText>
+          <w:instrText xml:space="preserve"> PAGEREF _Toc231755431 \h </w:instrText>
         </w:r>
         <w:r>
           <w:rPr>
@@ -9557,7 +9557,7 @@
           <w14:ligatures w14:val="standardContextual"/>
         </w:rPr>
       </w:pPr>
-      <w:hyperlink w:anchor="_Toc231412840" w:history="1">
+      <w:hyperlink w:anchor="_Toc231755432" w:history="1">
         <w:r>
           <w:rPr>
             <w:rStyle w:val="afffffff5"/>
@@ -9584,7 +9584,7 @@
             <w:noProof/>
             <w:webHidden/>
           </w:rPr>
-          <w:instrText xml:space="preserve"> PAGEREF _Toc231412840 \h </w:instrText>
+          <w:instrText xml:space="preserve"> PAGEREF _Toc231755432 \h </w:instrText>
         </w:r>
         <w:r>
           <w:rPr>
@@ -9631,7 +9631,7 @@
           <w14:ligatures w14:val="standardContextual"/>
         </w:rPr>
       </w:pPr>
-      <w:hyperlink w:anchor="_Toc231412841" w:history="1">
+      <w:hyperlink w:anchor="_Toc231755433" w:history="1">
         <w:r>
           <w:rPr>
             <w:rStyle w:val="afffffff5"/>
@@ -9658,7 +9658,7 @@
             <w:noProof/>
             <w:webHidden/>
           </w:rPr>
-          <w:instrText xml:space="preserve"> PAGEREF _Toc231412841 \h </w:instrText>
+          <w:instrText xml:space="preserve"> PAGEREF _Toc231755433 \h </w:instrText>
         </w:r>
         <w:r>
           <w:rPr>
@@ -9705,7 +9705,7 @@
           <w14:ligatures w14:val="standardContextual"/>
         </w:rPr>
       </w:pPr>
-      <w:hyperlink w:anchor="_Toc231412842" w:history="1">
+      <w:hyperlink w:anchor="_Toc231755434" w:history="1">
         <w:r>
           <w:rPr>
             <w:rStyle w:val="afffffff5"/>
@@ -9732,7 +9732,7 @@
             <w:noProof/>
             <w:webHidden/>
           </w:rPr>
-          <w:instrText xml:space="preserve"> PAGEREF _Toc231412842 \h </w:instrText>
+          <w:instrText xml:space="preserve"> PAGEREF _Toc231755434 \h </w:instrText>
         </w:r>
         <w:r>
           <w:rPr>
@@ -9779,7 +9779,7 @@
           <w14:ligatures w14:val="standardContextual"/>
         </w:rPr>
       </w:pPr>
-      <w:hyperlink w:anchor="_Toc231412843" w:history="1">
+      <w:hyperlink w:anchor="_Toc231755435" w:history="1">
         <w:r>
           <w:rPr>
             <w:rStyle w:val="afffffff5"/>
@@ -9806,7 +9806,7 @@
             <w:noProof/>
             <w:webHidden/>
           </w:rPr>
-          <w:instrText xml:space="preserve"> PAGEREF _Toc231412843 \h </w:instrText>
+          <w:instrText xml:space="preserve"> PAGEREF _Toc231755435 \h </w:instrText>
         </w:r>
         <w:r>
           <w:rPr>
@@ -9854,7 +9854,7 @@
           <w14:ligatures w14:val="standardContextual"/>
         </w:rPr>
       </w:pPr>
-      <w:hyperlink w:anchor="_Toc231412844" w:history="1">
+      <w:hyperlink w:anchor="_Toc231755436" w:history="1">
         <w:r>
           <w:rPr>
             <w:rStyle w:val="afffffff5"/>
@@ -9881,7 +9881,7 @@
             <w:noProof/>
             <w:webHidden/>
           </w:rPr>
-          <w:instrText xml:space="preserve"> PAGEREF _Toc231412844 \h </w:instrText>
+          <w:instrText xml:space="preserve"> PAGEREF _Toc231755436 \h </w:instrText>
         </w:r>
         <w:r>
           <w:rPr>
@@ -9928,7 +9928,7 @@
           <w14:ligatures w14:val="standardContextual"/>
         </w:rPr>
       </w:pPr>
-      <w:hyperlink w:anchor="_Toc231412845" w:history="1">
+      <w:hyperlink w:anchor="_Toc231755437" w:history="1">
         <w:r>
           <w:rPr>
             <w:rStyle w:val="afffffff5"/>
@@ -9955,7 +9955,7 @@
             <w:noProof/>
             <w:webHidden/>
           </w:rPr>
-          <w:instrText xml:space="preserve"> PAGEREF _Toc231412845 \h </w:instrText>
+          <w:instrText xml:space="preserve"> PAGEREF _Toc231755437 \h </w:instrText>
         </w:r>
         <w:r>
           <w:rPr>
@@ -10002,7 +10002,7 @@
           <w14:ligatures w14:val="standardContextual"/>
         </w:rPr>
       </w:pPr>
-      <w:hyperlink w:anchor="_Toc231412846" w:history="1">
+      <w:hyperlink w:anchor="_Toc231755438" w:history="1">
         <w:r>
           <w:rPr>
             <w:rStyle w:val="afffffff5"/>
@@ -10029,7 +10029,7 @@
             <w:noProof/>
             <w:webHidden/>
           </w:rPr>
-          <w:instrText xml:space="preserve"> PAGEREF _Toc231412846 \h </w:instrText>
+          <w:instrText xml:space="preserve"> PAGEREF _Toc231755438 \h </w:instrText>
         </w:r>
         <w:r>
           <w:rPr>
@@ -10076,7 +10076,7 @@
           <w14:ligatures w14:val="standardContextual"/>
         </w:rPr>
       </w:pPr>
-      <w:hyperlink w:anchor="_Toc231412847" w:history="1">
+      <w:hyperlink w:anchor="_Toc231755439" w:history="1">
         <w:r>
           <w:rPr>
             <w:rStyle w:val="afffffff5"/>
@@ -10103,7 +10103,7 @@
             <w:noProof/>
             <w:webHidden/>
           </w:rPr>
-          <w:instrText xml:space="preserve"> PAGEREF _Toc231412847 \h </w:instrText>
+          <w:instrText xml:space="preserve"> PAGEREF _Toc231755439 \h </w:instrText>
         </w:r>
         <w:r>
           <w:rPr>
@@ -10150,7 +10150,7 @@
           <w14:ligatures w14:val="standardContextual"/>
         </w:rPr>
       </w:pPr>
-      <w:hyperlink w:anchor="_Toc231412848" w:history="1">
+      <w:hyperlink w:anchor="_Toc231755440" w:history="1">
         <w:r>
           <w:rPr>
             <w:rStyle w:val="afffffff5"/>
@@ -10177,7 +10177,7 @@
             <w:noProof/>
             <w:webHidden/>
           </w:rPr>
-          <w:instrText xml:space="preserve"> PAGEREF _Toc231412848 \h </w:instrText>
+          <w:instrText xml:space="preserve"> PAGEREF _Toc231755440 \h </w:instrText>
         </w:r>
         <w:r>
           <w:rPr>
@@ -10226,7 +10226,7 @@
           <w14:ligatures w14:val="standardContextual"/>
         </w:rPr>
       </w:pPr>
-      <w:hyperlink w:anchor="_Toc231412849" w:history="1">
+      <w:hyperlink w:anchor="_Toc231755441" w:history="1">
         <w:r>
           <w:rPr>
             <w:rStyle w:val="afffffff5"/>
@@ -10253,7 +10253,7 @@
             <w:noProof/>
             <w:webHidden/>
           </w:rPr>
-          <w:instrText xml:space="preserve"> PAGEREF _Toc231412849 \h </w:instrText>
+          <w:instrText xml:space="preserve"> PAGEREF _Toc231755441 \h </w:instrText>
         </w:r>
         <w:r>
           <w:rPr>
@@ -10301,7 +10301,7 @@
           <w14:ligatures w14:val="standardContextual"/>
         </w:rPr>
       </w:pPr>
-      <w:hyperlink w:anchor="_Toc231412850" w:history="1">
+      <w:hyperlink w:anchor="_Toc231755442" w:history="1">
         <w:r>
           <w:rPr>
             <w:rStyle w:val="afffffff5"/>
@@ -10328,7 +10328,7 @@
             <w:noProof/>
             <w:webHidden/>
           </w:rPr>
-          <w:instrText xml:space="preserve"> PAGEREF _Toc231412850 \h </w:instrText>
+          <w:instrText xml:space="preserve"> PAGEREF _Toc231755442 \h </w:instrText>
         </w:r>
         <w:r>
           <w:rPr>
@@ -10376,7 +10376,7 @@
           <w14:ligatures w14:val="standardContextual"/>
         </w:rPr>
       </w:pPr>
-      <w:hyperlink w:anchor="_Toc231412851" w:history="1">
+      <w:hyperlink w:anchor="_Toc231755443" w:history="1">
         <w:r>
           <w:rPr>
             <w:rStyle w:val="afffffff5"/>
@@ -10403,7 +10403,7 @@
             <w:noProof/>
             <w:webHidden/>
           </w:rPr>
-          <w:instrText xml:space="preserve"> PAGEREF _Toc231412851 \h </w:instrText>
+          <w:instrText xml:space="preserve"> PAGEREF _Toc231755443 \h </w:instrText>
         </w:r>
         <w:r>
           <w:rPr>
@@ -10451,7 +10451,7 @@
           <w14:ligatures w14:val="standardContextual"/>
         </w:rPr>
       </w:pPr>
-      <w:hyperlink w:anchor="_Toc231412852" w:history="1">
+      <w:hyperlink w:anchor="_Toc231755444" w:history="1">
         <w:r>
           <w:rPr>
             <w:rStyle w:val="afffffff5"/>
@@ -10478,7 +10478,7 @@
             <w:noProof/>
             <w:webHidden/>
           </w:rPr>
-          <w:instrText xml:space="preserve"> PAGEREF _Toc231412852 \h </w:instrText>
+          <w:instrText xml:space="preserve"> PAGEREF _Toc231755444 \h </w:instrText>
         </w:r>
         <w:r>
           <w:rPr>
@@ -10526,7 +10526,7 @@
           <w14:ligatures w14:val="standardContextual"/>
         </w:rPr>
       </w:pPr>
-      <w:hyperlink w:anchor="_Toc231412853" w:history="1">
+      <w:hyperlink w:anchor="_Toc231755445" w:history="1">
         <w:r>
           <w:rPr>
             <w:rStyle w:val="afffffff5"/>
@@ -10553,7 +10553,7 @@
             <w:noProof/>
             <w:webHidden/>
           </w:rPr>
-          <w:instrText xml:space="preserve"> PAGEREF _Toc231412853 \h </w:instrText>
+          <w:instrText xml:space="preserve"> PAGEREF _Toc231755445 \h </w:instrText>
         </w:r>
         <w:r>
           <w:rPr>
@@ -10601,7 +10601,7 @@
           <w14:ligatures w14:val="standardContextual"/>
         </w:rPr>
       </w:pPr>
-      <w:hyperlink w:anchor="_Toc231412854" w:history="1">
+      <w:hyperlink w:anchor="_Toc231755446" w:history="1">
         <w:r>
           <w:rPr>
             <w:rStyle w:val="afffffff5"/>
@@ -10628,7 +10628,7 @@
             <w:noProof/>
             <w:webHidden/>
           </w:rPr>
-          <w:instrText xml:space="preserve"> PAGEREF _Toc231412854 \h </w:instrText>
+          <w:instrText xml:space="preserve"> PAGEREF _Toc231755446 \h </w:instrText>
         </w:r>
         <w:r>
           <w:rPr>
@@ -10677,7 +10677,7 @@
           <w14:ligatures w14:val="standardContextual"/>
         </w:rPr>
       </w:pPr>
-      <w:hyperlink w:anchor="_Toc231412855" w:history="1">
+      <w:hyperlink w:anchor="_Toc231755447" w:history="1">
         <w:r>
           <w:rPr>
             <w:rStyle w:val="afffffff5"/>
@@ -10704,7 +10704,7 @@
             <w:noProof/>
             <w:webHidden/>
           </w:rPr>
-          <w:instrText xml:space="preserve"> PAGEREF _Toc231412855 \h </w:instrText>
+          <w:instrText xml:space="preserve"> PAGEREF _Toc231755447 \h </w:instrText>
         </w:r>
         <w:r>
           <w:rPr>
@@ -10753,7 +10753,7 @@
           <w14:ligatures w14:val="standardContextual"/>
         </w:rPr>
       </w:pPr>
-      <w:hyperlink w:anchor="_Toc231412856" w:history="1">
+      <w:hyperlink w:anchor="_Toc231755448" w:history="1">
         <w:r>
           <w:rPr>
             <w:rStyle w:val="afffffff5"/>
@@ -10780,7 +10780,7 @@
             <w:noProof/>
             <w:webHidden/>
           </w:rPr>
-          <w:instrText xml:space="preserve"> PAGEREF _Toc231412856 \h </w:instrText>
+          <w:instrText xml:space="preserve"> PAGEREF _Toc231755448 \h </w:instrText>
         </w:r>
         <w:r>
           <w:rPr>
@@ -10828,7 +10828,7 @@
           <w14:ligatures w14:val="standardContextual"/>
         </w:rPr>
       </w:pPr>
-      <w:hyperlink w:anchor="_Toc231412857" w:history="1">
+      <w:hyperlink w:anchor="_Toc231755449" w:history="1">
         <w:r>
           <w:rPr>
             <w:rStyle w:val="afffffff5"/>
@@ -10855,7 +10855,7 @@
             <w:noProof/>
             <w:webHidden/>
           </w:rPr>
-          <w:instrText xml:space="preserve"> PAGEREF _Toc231412857 \h </w:instrText>
+          <w:instrText xml:space="preserve"> PAGEREF _Toc231755449 \h </w:instrText>
         </w:r>
         <w:r>
           <w:rPr>
@@ -10903,7 +10903,7 @@
           <w14:ligatures w14:val="standardContextual"/>
         </w:rPr>
       </w:pPr>
-      <w:hyperlink w:anchor="_Toc231412858" w:history="1">
+      <w:hyperlink w:anchor="_Toc231755450" w:history="1">
         <w:r>
           <w:rPr>
             <w:rStyle w:val="afffffff5"/>
@@ -10930,7 +10930,7 @@
             <w:noProof/>
             <w:webHidden/>
           </w:rPr>
-          <w:instrText xml:space="preserve"> PAGEREF _Toc231412858 \h </w:instrText>
+          <w:instrText xml:space="preserve"> PAGEREF _Toc231755450 \h </w:instrText>
         </w:r>
         <w:r>
           <w:rPr>
@@ -10971,7 +10971,7 @@
       <w:r>
         <w:fldChar w:fldCharType="end"/>
       </w:r>
-      <w:bookmarkStart w:id="1" w:name="_Toc231412725"/>
+      <w:bookmarkStart w:id="1" w:name="_Toc231755317"/>
       <w:r>
         <w:rPr>
           <w:rFonts w:hint="eastAsia"/>
@@ -10987,7 +10987,7 @@
           <w:rFonts w:hint="eastAsia"/>
         </w:rPr>
       </w:pPr>
-      <w:bookmarkStart w:id="2" w:name="_Toc231412726"/>
+      <w:bookmarkStart w:id="2" w:name="_Toc231755318"/>
       <w:r>
         <w:rPr>
           <w:rFonts w:hint="eastAsia"/>
@@ -11029,7 +11029,7 @@
           <w:rFonts w:hint="eastAsia"/>
         </w:rPr>
       </w:pPr>
-      <w:bookmarkStart w:id="3" w:name="_Toc231412727"/>
+      <w:bookmarkStart w:id="3" w:name="_Toc231755319"/>
       <w:r>
         <w:rPr>
           <w:rFonts w:hint="eastAsia"/>
@@ -11058,7 +11058,7 @@
           <w:rFonts w:hint="eastAsia"/>
         </w:rPr>
       </w:pPr>
-      <w:bookmarkStart w:id="4" w:name="_Toc231412728"/>
+      <w:bookmarkStart w:id="4" w:name="_Toc231755320"/>
       <w:r>
         <w:rPr>
           <w:rFonts w:hint="eastAsia"/>
@@ -11467,7 +11467,7 @@
           <w:rFonts w:hint="eastAsia"/>
         </w:rPr>
       </w:pPr>
-      <w:bookmarkStart w:id="5" w:name="_Toc231412729"/>
+      <w:bookmarkStart w:id="5" w:name="_Toc231755321"/>
       <w:r>
         <w:rPr>
           <w:rFonts w:hint="eastAsia"/>
@@ -11656,7 +11656,7 @@
           <w:rFonts w:hint="eastAsia"/>
         </w:rPr>
       </w:pPr>
-      <w:bookmarkStart w:id="6" w:name="_Toc231412730"/>
+      <w:bookmarkStart w:id="6" w:name="_Toc231755322"/>
       <w:r>
         <w:rPr>
           <w:rFonts w:hint="eastAsia"/>
@@ -11877,7 +11877,7 @@
           <w:rFonts w:hint="eastAsia"/>
         </w:rPr>
       </w:pPr>
-      <w:bookmarkStart w:id="7" w:name="_Toc231412731"/>
+      <w:bookmarkStart w:id="7" w:name="_Toc231755323"/>
       <w:r>
         <w:rPr>
           <w:rFonts w:hint="eastAsia"/>
@@ -11893,7 +11893,7 @@
           <w:rFonts w:hint="eastAsia"/>
         </w:rPr>
       </w:pPr>
-      <w:bookmarkStart w:id="8" w:name="_Toc231412732"/>
+      <w:bookmarkStart w:id="8" w:name="_Toc231755324"/>
       <w:r>
         <w:rPr>
           <w:rFonts w:hint="eastAsia"/>
@@ -11922,7 +11922,7 @@
           <w:rFonts w:hint="eastAsia"/>
         </w:rPr>
       </w:pPr>
-      <w:bookmarkStart w:id="9" w:name="_Toc231412733"/>
+      <w:bookmarkStart w:id="9" w:name="_Toc231755325"/>
       <w:r>
         <w:rPr>
           <w:rFonts w:hint="eastAsia"/>
@@ -12413,7 +12413,7 @@
           <w:rFonts w:hint="eastAsia"/>
         </w:rPr>
       </w:pPr>
-      <w:bookmarkStart w:id="10" w:name="_Toc231412734"/>
+      <w:bookmarkStart w:id="10" w:name="_Toc231755326"/>
       <w:r>
         <w:rPr>
           <w:rFonts w:hint="eastAsia"/>
@@ -12843,7 +12843,7 @@
           <w:rFonts w:hint="eastAsia"/>
         </w:rPr>
       </w:pPr>
-      <w:bookmarkStart w:id="11" w:name="_Toc231412735"/>
+      <w:bookmarkStart w:id="11" w:name="_Toc231755327"/>
       <w:r>
         <w:rPr>
           <w:rFonts w:hint="eastAsia"/>
@@ -13869,6 +13869,42 @@
           </w:tcPr>
           <w:p>
             <w:r>
+              <w:t>`application_document_order_item_links`</w:t>
+            </w:r>
+          </w:p>
+        </w:tc>
+        <w:tc>
+          <w:tcPr>
+            <w:tcW w:w="1667" w:type="pct"/>
+          </w:tcPr>
+          <w:p>
+            <w:r>
+              <w:t>READ / CREATE / UPDATE</w:t>
+            </w:r>
+          </w:p>
+        </w:tc>
+        <w:tc>
+          <w:tcPr>
+            <w:tcW w:w="1667" w:type="pct"/>
+          </w:tcPr>
+          <w:p>
+            <w:r>
+              <w:rPr>
+                <w:rFonts w:hint="eastAsia"/>
+              </w:rPr>
+              <w:t>検収写真ドキュメントと発注明細の対応。`relation_type='ACCEPTANCE_PHOTO'` で、S3オブジェクトキーのprefixに依存せず `photoDocumentIds` を検証する</w:t>
+            </w:r>
+          </w:p>
+        </w:tc>
+      </w:tr>
+      <w:tr>
+        <w:tc>
+          <w:tcPr>
+            <w:tcW w:w="1666" w:type="pct"/>
+          </w:tcPr>
+          <w:p>
+            <w:r>
+              <w:lastRenderedPageBreak/>
               <w:t>`vendors`</w:t>
             </w:r>
           </w:p>
@@ -13906,12 +13942,11 @@
           <w:rFonts w:hint="eastAsia"/>
         </w:rPr>
       </w:pPr>
-      <w:bookmarkStart w:id="12" w:name="_Toc231412736"/>
-      <w:r>
-        <w:rPr>
-          <w:rFonts w:hint="eastAsia"/>
-        </w:rPr>
-        <w:lastRenderedPageBreak/>
+      <w:bookmarkStart w:id="12" w:name="_Toc231755328"/>
+      <w:r>
+        <w:rPr>
+          <w:rFonts w:hint="eastAsia"/>
+        </w:rPr>
         <w:t>第3章 共通仕様</w:t>
       </w:r>
       <w:bookmarkEnd w:id="12"/>
@@ -13923,7 +13958,7 @@
           <w:rFonts w:hint="eastAsia"/>
         </w:rPr>
       </w:pPr>
-      <w:bookmarkStart w:id="13" w:name="_Toc231412737"/>
+      <w:bookmarkStart w:id="13" w:name="_Toc231755329"/>
       <w:r>
         <w:rPr>
           <w:rFonts w:hint="eastAsia"/>
@@ -14110,7 +14145,7 @@
           <w:rFonts w:hint="eastAsia"/>
         </w:rPr>
       </w:pPr>
-      <w:bookmarkStart w:id="14" w:name="_Toc231412738"/>
+      <w:bookmarkStart w:id="14" w:name="_Toc231755330"/>
       <w:r>
         <w:rPr>
           <w:rFonts w:hint="eastAsia"/>
@@ -14171,6 +14206,7 @@
                 <w:rFonts w:hint="eastAsia"/>
                 <w:b/>
               </w:rPr>
+              <w:lastRenderedPageBreak/>
               <w:t>機能コード</w:t>
             </w:r>
           </w:p>
@@ -14299,7 +14335,6 @@
           </w:tcPr>
           <w:p>
             <w:r>
-              <w:lastRenderedPageBreak/>
               <w:t>`remodel_acceptance`</w:t>
             </w:r>
           </w:p>
@@ -14378,7 +14413,7 @@
           <w:rFonts w:hint="eastAsia"/>
         </w:rPr>
       </w:pPr>
-      <w:bookmarkStart w:id="15" w:name="_Toc231412739"/>
+      <w:bookmarkStart w:id="15" w:name="_Toc231755331"/>
       <w:r>
         <w:rPr>
           <w:rFonts w:hint="eastAsia"/>
@@ -14508,7 +14543,7 @@
           <w:rFonts w:hint="eastAsia"/>
         </w:rPr>
       </w:pPr>
-      <w:bookmarkStart w:id="16" w:name="_Toc231412740"/>
+      <w:bookmarkStart w:id="16" w:name="_Toc231755332"/>
       <w:r>
         <w:rPr>
           <w:rFonts w:hint="eastAsia"/>
@@ -14811,11 +14846,12 @@
           <w:rFonts w:hint="eastAsia"/>
         </w:rPr>
       </w:pPr>
-      <w:bookmarkStart w:id="17" w:name="_Toc231412741"/>
-      <w:r>
-        <w:rPr>
-          <w:rFonts w:hint="eastAsia"/>
-        </w:rPr>
+      <w:bookmarkStart w:id="17" w:name="_Toc231755333"/>
+      <w:r>
+        <w:rPr>
+          <w:rFonts w:hint="eastAsia"/>
+        </w:rPr>
+        <w:lastRenderedPageBreak/>
         <w:t>共通DTO</w:t>
       </w:r>
       <w:bookmarkEnd w:id="17"/>
@@ -14830,21 +14866,14 @@
         <w:rPr>
           <w:rFonts w:hint="eastAsia"/>
         </w:rPr>
-        <w:t>`DocumentInput` は multipart/form-data のファイルパートに対応するメタデータであり、`filePartName` で対象ファイルを指定する。APIはファイル実体をAmazon S3へPutObjectし、生成したS3</w:t>
-      </w:r>
-      <w:r>
-        <w:rPr>
-          <w:rFonts w:hint="eastAsia"/>
-        </w:rPr>
-        <w:lastRenderedPageBreak/>
-        <w:t>オブジェクトキーを `application_documents.file_path` に保存する。S3オブジェクトキー、S3バケット名、HTTPS URLはリクエスト/レスポンスで直接扱わない。`storageFormat` はS3保存先ではなく、電子取引/スキャナ保存/未指定などの保存形式を表す列として扱う。</w:t>
+        <w:t>`DocumentInput` は multipart/form-data のファイルパートに対応するメタデータであり、`filePartName` で対象ファイルを指定する。APIはファイル実体をAmazon S3へPutObjectし、生成したS3オブジェクトキーを `application_documents.file_path` に保存する。S3オブジェクトキー、S3バケット名、HTTPS URLはリクエスト/レスポンスで直接扱わない。`storageFormat` はS3保存先ではなく、電子取引/スキャナ保存/未指定などの保存形式を表す列として扱う。</w:t>
       </w:r>
     </w:p>
     <w:p>
       <w:pPr>
         <w:pStyle w:val="3"/>
       </w:pPr>
-      <w:bookmarkStart w:id="18" w:name="_Toc231412742"/>
+      <w:bookmarkStart w:id="18" w:name="_Toc231755334"/>
       <w:r>
         <w:t>DocumentInput</w:t>
       </w:r>
@@ -15322,6 +15351,7 @@
           </w:tcPr>
           <w:p>
             <w:r>
+              <w:lastRenderedPageBreak/>
               <w:t>takenAt</w:t>
             </w:r>
           </w:p>
@@ -15414,12 +15444,11 @@
           <w:rFonts w:hint="eastAsia"/>
         </w:rPr>
       </w:pPr>
-      <w:bookmarkStart w:id="19" w:name="_Toc231412743"/>
-      <w:r>
-        <w:rPr>
-          <w:rFonts w:hint="eastAsia"/>
-        </w:rPr>
-        <w:lastRenderedPageBreak/>
+      <w:bookmarkStart w:id="19" w:name="_Toc231755335"/>
+      <w:r>
+        <w:rPr>
+          <w:rFonts w:hint="eastAsia"/>
+        </w:rPr>
         <w:t>ステータス遷移の前提</w:t>
       </w:r>
       <w:bookmarkEnd w:id="19"/>
@@ -15911,68 +15940,11 @@
           </w:tcPr>
           <w:p>
             <w:r>
-              <w:t>`POST /quotation-data-box/asset-registration/register-bulk`</w:t>
-            </w:r>
-          </w:p>
-        </w:tc>
-      </w:tr>
-      <w:tr>
-        <w:tc>
-          <w:tcPr>
-            <w:tcW w:w="1000" w:type="pct"/>
-          </w:tcPr>
-          <w:p>
-            <w:r>
-              <w:t>DISPOSAL</w:t>
-            </w:r>
-          </w:p>
-        </w:tc>
-        <w:tc>
-          <w:tcPr>
-            <w:tcW w:w="1000" w:type="pct"/>
-          </w:tcPr>
-          <w:p>
-            <w:r>
-              <w:rPr>
-                <w:rFonts w:hint="eastAsia"/>
-              </w:rPr>
-              <w:t>廃棄承認</w:t>
-            </w:r>
-          </w:p>
-        </w:tc>
-        <w:tc>
-          <w:tcPr>
-            <w:tcW w:w="1000" w:type="pct"/>
-          </w:tcPr>
-          <w:p>
-            <w:r>
-              <w:rPr>
-                <w:rFonts w:hint="eastAsia"/>
-              </w:rPr>
-              <w:t>`廃棄承認待ち`</w:t>
-            </w:r>
-          </w:p>
-        </w:tc>
-        <w:tc>
-          <w:tcPr>
-            <w:tcW w:w="1000" w:type="pct"/>
-          </w:tcPr>
-          <w:p>
-            <w:r>
-              <w:rPr>
-                <w:rFonts w:hint="eastAsia"/>
-              </w:rPr>
-              <w:t>`廃棄承認済み`</w:t>
-            </w:r>
-          </w:p>
-        </w:tc>
-        <w:tc>
-          <w:tcPr>
-            <w:tcW w:w="1000" w:type="pct"/>
-          </w:tcPr>
-          <w:p>
-            <w:r>
-              <w:t>`POST /quotation-data-box/rfq-groups/{rfqGroupId}/workflow-action`</w:t>
+              <w:t>`POST /quotation-data-box/asset-registrat</w:t>
+            </w:r>
+            <w:r>
+              <w:lastRenderedPageBreak/>
+              <w:t>ion/register-bulk`</w:t>
             </w:r>
           </w:p>
         </w:tc>
@@ -15998,6 +15970,67 @@
               <w:rPr>
                 <w:rFonts w:hint="eastAsia"/>
               </w:rPr>
+              <w:t>廃棄承認</w:t>
+            </w:r>
+          </w:p>
+        </w:tc>
+        <w:tc>
+          <w:tcPr>
+            <w:tcW w:w="1000" w:type="pct"/>
+          </w:tcPr>
+          <w:p>
+            <w:r>
+              <w:rPr>
+                <w:rFonts w:hint="eastAsia"/>
+              </w:rPr>
+              <w:t>`廃棄承認待ち`</w:t>
+            </w:r>
+          </w:p>
+        </w:tc>
+        <w:tc>
+          <w:tcPr>
+            <w:tcW w:w="1000" w:type="pct"/>
+          </w:tcPr>
+          <w:p>
+            <w:r>
+              <w:rPr>
+                <w:rFonts w:hint="eastAsia"/>
+              </w:rPr>
+              <w:t>`廃棄承認済み`</w:t>
+            </w:r>
+          </w:p>
+        </w:tc>
+        <w:tc>
+          <w:tcPr>
+            <w:tcW w:w="1000" w:type="pct"/>
+          </w:tcPr>
+          <w:p>
+            <w:r>
+              <w:t>`POST /quotation-data-box/rfq-groups/{rfqGroupId}/workflow-action`</w:t>
+            </w:r>
+          </w:p>
+        </w:tc>
+      </w:tr>
+      <w:tr>
+        <w:tc>
+          <w:tcPr>
+            <w:tcW w:w="1000" w:type="pct"/>
+          </w:tcPr>
+          <w:p>
+            <w:r>
+              <w:t>DISPOSAL</w:t>
+            </w:r>
+          </w:p>
+        </w:tc>
+        <w:tc>
+          <w:tcPr>
+            <w:tcW w:w="1000" w:type="pct"/>
+          </w:tcPr>
+          <w:p>
+            <w:r>
+              <w:rPr>
+                <w:rFonts w:hint="eastAsia"/>
+              </w:rPr>
               <w:t>廃棄却下</w:t>
             </w:r>
           </w:p>
@@ -16292,11 +16325,12 @@
           <w:rFonts w:hint="eastAsia"/>
         </w:rPr>
       </w:pPr>
-      <w:bookmarkStart w:id="20" w:name="_Toc231412744"/>
-      <w:r>
-        <w:rPr>
-          <w:rFonts w:hint="eastAsia"/>
-        </w:rPr>
+      <w:bookmarkStart w:id="20" w:name="_Toc231755336"/>
+      <w:r>
+        <w:rPr>
+          <w:rFonts w:hint="eastAsia"/>
+        </w:rPr>
+        <w:lastRenderedPageBreak/>
         <w:t>第4章 API一覧</w:t>
       </w:r>
       <w:bookmarkEnd w:id="20"/>
@@ -16523,8 +16557,396 @@
           </w:tcPr>
           <w:p>
             <w:r>
+              <w:t>24-02</w:t>
+            </w:r>
+          </w:p>
+        </w:tc>
+        <w:tc>
+          <w:tcPr>
+            <w:tcW w:w="833" w:type="pct"/>
+          </w:tcPr>
+          <w:p>
+            <w:r>
+              <w:rPr>
+                <w:rFonts w:hint="eastAsia"/>
+              </w:rPr>
+              <w:t>リモデル管理タスク一覧取得</w:t>
+            </w:r>
+          </w:p>
+        </w:tc>
+        <w:tc>
+          <w:tcPr>
+            <w:tcW w:w="833" w:type="pct"/>
+          </w:tcPr>
+          <w:p>
+            <w:r>
+              <w:t>GET</w:t>
+            </w:r>
+          </w:p>
+        </w:tc>
+        <w:tc>
+          <w:tcPr>
+            <w:tcW w:w="833" w:type="pct"/>
+          </w:tcPr>
+          <w:p>
+            <w:r>
+              <w:t>/quotation-data-box/remodel-management/tasks</w:t>
+            </w:r>
+          </w:p>
+        </w:tc>
+        <w:tc>
+          <w:tcPr>
+            <w:tcW w:w="833" w:type="pct"/>
+          </w:tcPr>
+          <w:p>
+            <w:r>
+              <w:rPr>
+                <w:rFonts w:hint="eastAsia"/>
+              </w:rPr>
+              <w:t>RFQ/廃棄/移動一覧</w:t>
+            </w:r>
+          </w:p>
+        </w:tc>
+        <w:tc>
+          <w:tcPr>
+            <w:tcW w:w="833" w:type="pct"/>
+          </w:tcPr>
+          <w:p>
+            <w:r>
+              <w:rPr>
+                <w:rFonts w:hint="eastAsia"/>
+              </w:rPr>
+              <w:t>入口権限いずれか</w:t>
+            </w:r>
+          </w:p>
+        </w:tc>
+      </w:tr>
+      <w:tr>
+        <w:tc>
+          <w:tcPr>
+            <w:tcW w:w="833" w:type="pct"/>
+          </w:tcPr>
+          <w:p>
+            <w:r>
+              <w:t>24-03</w:t>
+            </w:r>
+          </w:p>
+        </w:tc>
+        <w:tc>
+          <w:tcPr>
+            <w:tcW w:w="833" w:type="pct"/>
+          </w:tcPr>
+          <w:p>
+            <w:r>
+              <w:rPr>
+                <w:rFonts w:hint="eastAsia"/>
+              </w:rPr>
+              <w:t>リモデル管理期限更新</w:t>
+            </w:r>
+          </w:p>
+        </w:tc>
+        <w:tc>
+          <w:tcPr>
+            <w:tcW w:w="833" w:type="pct"/>
+          </w:tcPr>
+          <w:p>
+            <w:r>
+              <w:t>PATCH</w:t>
+            </w:r>
+          </w:p>
+        </w:tc>
+        <w:tc>
+          <w:tcPr>
+            <w:tcW w:w="833" w:type="pct"/>
+          </w:tcPr>
+          <w:p>
+            <w:r>
+              <w:t>/quotation-data-box/remodel-management/rfq-groups/{rfqGroupId}/deadlines</w:t>
+            </w:r>
+          </w:p>
+        </w:tc>
+        <w:tc>
+          <w:tcPr>
+            <w:tcW w:w="833" w:type="pct"/>
+          </w:tcPr>
+          <w:p>
+            <w:r>
+              <w:rPr>
+                <w:rFonts w:hint="eastAsia"/>
+              </w:rPr>
+              <w:t>期限・実績日更新</w:t>
+            </w:r>
+          </w:p>
+        </w:tc>
+        <w:tc>
+          <w:tcPr>
+            <w:tcW w:w="833" w:type="pct"/>
+          </w:tcPr>
+          <w:p>
+            <w:r>
+              <w:rPr>
+                <w:rFonts w:hint="eastAsia"/>
+              </w:rPr>
+              <w:t>入口権限いずれか</w:t>
+            </w:r>
+          </w:p>
+        </w:tc>
+      </w:tr>
+      <w:tr>
+        <w:tc>
+          <w:tcPr>
+            <w:tcW w:w="833" w:type="pct"/>
+          </w:tcPr>
+          <w:p>
+            <w:r>
+              <w:t>24-04</w:t>
+            </w:r>
+          </w:p>
+        </w:tc>
+        <w:tc>
+          <w:tcPr>
+            <w:tcW w:w="833" w:type="pct"/>
+          </w:tcPr>
+          <w:p>
+            <w:r>
+              <w:rPr>
+                <w:rFonts w:hint="eastAsia"/>
+              </w:rPr>
+              <w:t>リモデルダッシュボード取得</w:t>
+            </w:r>
+          </w:p>
+        </w:tc>
+        <w:tc>
+          <w:tcPr>
+            <w:tcW w:w="833" w:type="pct"/>
+          </w:tcPr>
+          <w:p>
+            <w:r>
+              <w:t>GET</w:t>
+            </w:r>
+          </w:p>
+        </w:tc>
+        <w:tc>
+          <w:tcPr>
+            <w:tcW w:w="833" w:type="pct"/>
+          </w:tcPr>
+          <w:p>
+            <w:r>
+              <w:t>/quotation-data-box/remodel-dashboard</w:t>
+            </w:r>
+          </w:p>
+        </w:tc>
+        <w:tc>
+          <w:tcPr>
+            <w:tcW w:w="833" w:type="pct"/>
+          </w:tcPr>
+          <w:p>
+            <w:r>
+              <w:rPr>
+                <w:rFonts w:hint="eastAsia"/>
+              </w:rPr>
+              <w:t>進捗・クローズ可否</w:t>
+            </w:r>
+          </w:p>
+        </w:tc>
+        <w:tc>
+          <w:tcPr>
+            <w:tcW w:w="833" w:type="pct"/>
+          </w:tcPr>
+          <w:p>
+            <w:r>
+              <w:rPr>
+                <w:rFonts w:hint="eastAsia"/>
+              </w:rPr>
+              <w:t>入口権限いずれか</w:t>
+            </w:r>
+          </w:p>
+        </w:tc>
+      </w:tr>
+      <w:tr>
+        <w:tc>
+          <w:tcPr>
+            <w:tcW w:w="833" w:type="pct"/>
+          </w:tcPr>
+          <w:p>
+            <w:r>
+              <w:t>24-05</w:t>
+            </w:r>
+          </w:p>
+        </w:tc>
+        <w:tc>
+          <w:tcPr>
+            <w:tcW w:w="833" w:type="pct"/>
+          </w:tcPr>
+          <w:p>
+            <w:r>
+              <w:rPr>
+                <w:rFonts w:hint="eastAsia"/>
+              </w:rPr>
+              <w:t>RFQグループ詳細取得</w:t>
+            </w:r>
+          </w:p>
+        </w:tc>
+        <w:tc>
+          <w:tcPr>
+            <w:tcW w:w="833" w:type="pct"/>
+          </w:tcPr>
+          <w:p>
+            <w:r>
+              <w:t>GET</w:t>
+            </w:r>
+          </w:p>
+        </w:tc>
+        <w:tc>
+          <w:tcPr>
+            <w:tcW w:w="833" w:type="pct"/>
+          </w:tcPr>
+          <w:p>
+            <w:r>
+              <w:t>/quotation-data-box/rfq-groups/{rfqGroupId}</w:t>
+            </w:r>
+          </w:p>
+        </w:tc>
+        <w:tc>
+          <w:tcPr>
+            <w:tcW w:w="833" w:type="pct"/>
+          </w:tcPr>
+          <w:p>
+            <w:r>
+              <w:rPr>
+                <w:rFonts w:hint="eastAsia"/>
+              </w:rPr>
+              <w:t>共通後続画面文脈取得</w:t>
+            </w:r>
+          </w:p>
+        </w:tc>
+        <w:tc>
+          <w:tcPr>
+            <w:tcW w:w="833" w:type="pct"/>
+          </w:tcPr>
+          <w:p>
+            <w:r>
+              <w:rPr>
+                <w:rFonts w:hint="eastAsia"/>
+              </w:rPr>
+              <w:t>入口権限いずれか</w:t>
+            </w:r>
+          </w:p>
+        </w:tc>
+      </w:tr>
+      <w:tr>
+        <w:tc>
+          <w:tcPr>
+            <w:tcW w:w="833" w:type="pct"/>
+          </w:tcPr>
+          <w:p>
+            <w:r>
+              <w:t>24-06</w:t>
+            </w:r>
+          </w:p>
+        </w:tc>
+        <w:tc>
+          <w:tcPr>
+            <w:tcW w:w="833" w:type="pct"/>
+          </w:tcPr>
+          <w:p>
+            <w:r>
+              <w:rPr>
+                <w:rFonts w:hint="eastAsia"/>
+              </w:rPr>
+              <w:t>廃棄・移動ワークフロー操作</w:t>
+            </w:r>
+          </w:p>
+        </w:tc>
+        <w:tc>
+          <w:tcPr>
+            <w:tcW w:w="833" w:type="pct"/>
+          </w:tcPr>
+          <w:p>
+            <w:r>
+              <w:t>POST</w:t>
+            </w:r>
+          </w:p>
+        </w:tc>
+        <w:tc>
+          <w:tcPr>
+            <w:tcW w:w="833" w:type="pct"/>
+          </w:tcPr>
+          <w:p>
+            <w:r>
+              <w:t>/quotation-data-box/rfq-groups/{rfqGroupId}/workflow-action</w:t>
+            </w:r>
+          </w:p>
+        </w:tc>
+        <w:tc>
+          <w:tcPr>
+            <w:tcW w:w="833" w:type="pct"/>
+          </w:tcPr>
+          <w:p>
+            <w:r>
+              <w:rPr>
+                <w:rFonts w:hint="eastAsia"/>
+              </w:rPr>
+              <w:t>承認/却下/完了</w:t>
+            </w:r>
+          </w:p>
+        </w:tc>
+        <w:tc>
+          <w:tcPr>
+            <w:tcW w:w="833" w:type="pct"/>
+          </w:tcPr>
+          <w:p>
+            <w:r>
+              <w:t>transfer_disposal</w:t>
+            </w:r>
+          </w:p>
+        </w:tc>
+      </w:tr>
+      <w:tr>
+        <w:tc>
+          <w:tcPr>
+            <w:tcW w:w="833" w:type="pct"/>
+          </w:tcPr>
+          <w:p>
+            <w:r>
+              <w:t>24-07</w:t>
+            </w:r>
+          </w:p>
+        </w:tc>
+        <w:tc>
+          <w:tcPr>
+            <w:tcW w:w="833" w:type="pct"/>
+          </w:tcPr>
+          <w:p>
+            <w:r>
+              <w:rPr>
+                <w:rFonts w:hint="eastAsia"/>
+              </w:rPr>
+              <w:t>見積登録先業者保存</w:t>
+            </w:r>
+          </w:p>
+        </w:tc>
+        <w:tc>
+          <w:tcPr>
+            <w:tcW w:w="833" w:type="pct"/>
+          </w:tcPr>
+          <w:p>
+            <w:r>
+              <w:t>POST</w:t>
+            </w:r>
+          </w:p>
+        </w:tc>
+        <w:tc>
+          <w:tcPr>
+            <w:tcW w:w="833" w:type="pct"/>
+          </w:tcPr>
+          <w:p>
+            <w:r>
+              <w:t>/quotation-data-box/rfq-groups/{r</w:t>
+            </w:r>
+            <w:r>
               <w:lastRenderedPageBreak/>
-              <w:t>24-02</w:t>
+              <w:t>fqGroupId}/vendor-requests</w:t>
             </w:r>
           </w:p>
         </w:tc>
@@ -16537,7 +16959,15 @@
               <w:rPr>
                 <w:rFonts w:hint="eastAsia"/>
               </w:rPr>
-              <w:t>リモデル管理タスク一覧取得</w:t>
+              <w:lastRenderedPageBreak/>
+              <w:t>見積業者行の追加・更新。</w:t>
+            </w:r>
+            <w:r>
+              <w:rPr>
+                <w:rFonts w:hint="eastAsia"/>
+              </w:rPr>
+              <w:lastRenderedPageBreak/>
+              <w:t>業者依頼送信は行わない</w:t>
             </w:r>
           </w:p>
         </w:tc>
@@ -16547,6 +16977,178 @@
           </w:tcPr>
           <w:p>
             <w:r>
+              <w:lastRenderedPageBreak/>
+              <w:t>remodel_purchase</w:t>
+            </w:r>
+          </w:p>
+        </w:tc>
+      </w:tr>
+      <w:tr>
+        <w:tc>
+          <w:tcPr>
+            <w:tcW w:w="833" w:type="pct"/>
+          </w:tcPr>
+          <w:p>
+            <w:r>
+              <w:t>24-08</w:t>
+            </w:r>
+          </w:p>
+        </w:tc>
+        <w:tc>
+          <w:tcPr>
+            <w:tcW w:w="833" w:type="pct"/>
+          </w:tcPr>
+          <w:p>
+            <w:r>
+              <w:rPr>
+                <w:rFonts w:hint="eastAsia"/>
+              </w:rPr>
+              <w:t>見積登録先業者削除</w:t>
+            </w:r>
+          </w:p>
+        </w:tc>
+        <w:tc>
+          <w:tcPr>
+            <w:tcW w:w="833" w:type="pct"/>
+          </w:tcPr>
+          <w:p>
+            <w:r>
+              <w:t>DELETE</w:t>
+            </w:r>
+          </w:p>
+        </w:tc>
+        <w:tc>
+          <w:tcPr>
+            <w:tcW w:w="833" w:type="pct"/>
+          </w:tcPr>
+          <w:p>
+            <w:r>
+              <w:t>/quotation-data-box/rfq-groups/{rfqGroupId}/vendor-requests/{rfqVendorId}</w:t>
+            </w:r>
+          </w:p>
+        </w:tc>
+        <w:tc>
+          <w:tcPr>
+            <w:tcW w:w="833" w:type="pct"/>
+          </w:tcPr>
+          <w:p>
+            <w:r>
+              <w:rPr>
+                <w:rFonts w:hint="eastAsia"/>
+              </w:rPr>
+              <w:t>未確定業者行削除</w:t>
+            </w:r>
+          </w:p>
+        </w:tc>
+        <w:tc>
+          <w:tcPr>
+            <w:tcW w:w="833" w:type="pct"/>
+          </w:tcPr>
+          <w:p>
+            <w:r>
+              <w:t>remodel_purchase</w:t>
+            </w:r>
+          </w:p>
+        </w:tc>
+      </w:tr>
+      <w:tr>
+        <w:tc>
+          <w:tcPr>
+            <w:tcW w:w="833" w:type="pct"/>
+          </w:tcPr>
+          <w:p>
+            <w:r>
+              <w:t>24-09</w:t>
+            </w:r>
+          </w:p>
+        </w:tc>
+        <w:tc>
+          <w:tcPr>
+            <w:tcW w:w="833" w:type="pct"/>
+          </w:tcPr>
+          <w:p>
+            <w:r>
+              <w:rPr>
+                <w:rFonts w:hint="eastAsia"/>
+              </w:rPr>
+              <w:t>見積登録ドラフト作成</w:t>
+            </w:r>
+          </w:p>
+        </w:tc>
+        <w:tc>
+          <w:tcPr>
+            <w:tcW w:w="833" w:type="pct"/>
+          </w:tcPr>
+          <w:p>
+            <w:r>
+              <w:t>POST</w:t>
+            </w:r>
+          </w:p>
+        </w:tc>
+        <w:tc>
+          <w:tcPr>
+            <w:tcW w:w="833" w:type="pct"/>
+          </w:tcPr>
+          <w:p>
+            <w:r>
+              <w:t>/quotation-data-box/rfq-groups/{rfqGroupId}/quotation-drafts</w:t>
+            </w:r>
+          </w:p>
+        </w:tc>
+        <w:tc>
+          <w:tcPr>
+            <w:tcW w:w="833" w:type="pct"/>
+          </w:tcPr>
+          <w:p>
+            <w:r>
+              <w:rPr>
+                <w:rFonts w:hint="eastAsia"/>
+              </w:rPr>
+              <w:t>見積登録開始</w:t>
+            </w:r>
+          </w:p>
+        </w:tc>
+        <w:tc>
+          <w:tcPr>
+            <w:tcW w:w="833" w:type="pct"/>
+          </w:tcPr>
+          <w:p>
+            <w:r>
+              <w:t>remodel_purchase</w:t>
+            </w:r>
+          </w:p>
+        </w:tc>
+      </w:tr>
+      <w:tr>
+        <w:tc>
+          <w:tcPr>
+            <w:tcW w:w="833" w:type="pct"/>
+          </w:tcPr>
+          <w:p>
+            <w:r>
+              <w:t>24-10</w:t>
+            </w:r>
+          </w:p>
+        </w:tc>
+        <w:tc>
+          <w:tcPr>
+            <w:tcW w:w="833" w:type="pct"/>
+          </w:tcPr>
+          <w:p>
+            <w:r>
+              <w:rPr>
+                <w:rFonts w:hint="eastAsia"/>
+              </w:rPr>
+              <w:t>見積登録ドラフト取得</w:t>
+            </w:r>
+          </w:p>
+        </w:tc>
+        <w:tc>
+          <w:tcPr>
+            <w:tcW w:w="833" w:type="pct"/>
+          </w:tcPr>
+          <w:p>
+            <w:r>
               <w:t>GET</w:t>
             </w:r>
           </w:p>
@@ -16557,7 +17159,7 @@
           </w:tcPr>
           <w:p>
             <w:r>
-              <w:t>/quotation-data-box/remodel-management/tasks</w:t>
+              <w:t>/quotation-data-box/quotation-drafts/{draftId}</w:t>
             </w:r>
           </w:p>
         </w:tc>
@@ -16570,7 +17172,7 @@
               <w:rPr>
                 <w:rFonts w:hint="eastAsia"/>
               </w:rPr>
-              <w:t>RFQ/廃棄/移動一覧</w:t>
+              <w:t>共通見積登録画面取得</w:t>
             </w:r>
           </w:p>
         </w:tc>
@@ -16580,10 +17182,7 @@
           </w:tcPr>
           <w:p>
             <w:r>
-              <w:rPr>
-                <w:rFonts w:hint="eastAsia"/>
-              </w:rPr>
-              <w:t>入口権限いずれか</w:t>
+              <w:t>remodel_purchase</w:t>
             </w:r>
           </w:p>
         </w:tc>
@@ -16595,7 +17194,7 @@
           </w:tcPr>
           <w:p>
             <w:r>
-              <w:t>24-03</w:t>
+              <w:t>24-11</w:t>
             </w:r>
           </w:p>
         </w:tc>
@@ -16608,7 +17207,7 @@
               <w:rPr>
                 <w:rFonts w:hint="eastAsia"/>
               </w:rPr>
-              <w:t>リモデル管理期限更新</w:t>
+              <w:t>OCR確認結果保存</w:t>
             </w:r>
           </w:p>
         </w:tc>
@@ -16628,7 +17227,7 @@
           </w:tcPr>
           <w:p>
             <w:r>
-              <w:t>/quotation-data-box/remodel-management/rfq-groups/{rfqGroupId}/deadlines</w:t>
+              <w:t>/quotation-data-box/quotation-drafts/{draftId}/ocr-confirmation</w:t>
             </w:r>
           </w:p>
         </w:tc>
@@ -16641,7 +17240,7 @@
               <w:rPr>
                 <w:rFonts w:hint="eastAsia"/>
               </w:rPr>
-              <w:t>期限・実績日更新</w:t>
+              <w:t>見積基本情報・明細保存</w:t>
             </w:r>
           </w:p>
         </w:tc>
@@ -16651,10 +17250,7 @@
           </w:tcPr>
           <w:p>
             <w:r>
-              <w:rPr>
-                <w:rFonts w:hint="eastAsia"/>
-              </w:rPr>
-              <w:t>入口権限いずれか</w:t>
+              <w:t>remodel_purchase</w:t>
             </w:r>
           </w:p>
         </w:tc>
@@ -16666,7 +17262,7 @@
           </w:tcPr>
           <w:p>
             <w:r>
-              <w:t>24-04</w:t>
+              <w:t>24-12</w:t>
             </w:r>
           </w:p>
         </w:tc>
@@ -16679,7 +17275,7 @@
               <w:rPr>
                 <w:rFonts w:hint="eastAsia"/>
               </w:rPr>
-              <w:t>リモデルダッシュボード取得</w:t>
+              <w:t>明細区分登録保存</w:t>
             </w:r>
           </w:p>
         </w:tc>
@@ -16689,6 +17285,419 @@
           </w:tcPr>
           <w:p>
             <w:r>
+              <w:t>PATCH</w:t>
+            </w:r>
+          </w:p>
+        </w:tc>
+        <w:tc>
+          <w:tcPr>
+            <w:tcW w:w="833" w:type="pct"/>
+          </w:tcPr>
+          <w:p>
+            <w:r>
+              <w:t>/quotation-data-box/quotation-drafts/{draftId}/line-categories</w:t>
+            </w:r>
+          </w:p>
+        </w:tc>
+        <w:tc>
+          <w:tcPr>
+            <w:tcW w:w="833" w:type="pct"/>
+          </w:tcPr>
+          <w:p>
+            <w:r>
+              <w:rPr>
+                <w:rFonts w:hint="eastAsia"/>
+              </w:rPr>
+              <w:t>カテゴリ・明細区分保存</w:t>
+            </w:r>
+          </w:p>
+        </w:tc>
+        <w:tc>
+          <w:tcPr>
+            <w:tcW w:w="833" w:type="pct"/>
+          </w:tcPr>
+          <w:p>
+            <w:r>
+              <w:t>remodel_purchase</w:t>
+            </w:r>
+          </w:p>
+        </w:tc>
+      </w:tr>
+      <w:tr>
+        <w:tc>
+          <w:tcPr>
+            <w:tcW w:w="833" w:type="pct"/>
+          </w:tcPr>
+          <w:p>
+            <w:r>
+              <w:t>24-13</w:t>
+            </w:r>
+          </w:p>
+        </w:tc>
+        <w:tc>
+          <w:tcPr>
+            <w:tcW w:w="833" w:type="pct"/>
+          </w:tcPr>
+          <w:p>
+            <w:r>
+              <w:rPr>
+                <w:rFonts w:hint="eastAsia"/>
+              </w:rPr>
+              <w:t>資産マスタ照合結果保存</w:t>
+            </w:r>
+          </w:p>
+        </w:tc>
+        <w:tc>
+          <w:tcPr>
+            <w:tcW w:w="833" w:type="pct"/>
+          </w:tcPr>
+          <w:p>
+            <w:r>
+              <w:t>PATCH</w:t>
+            </w:r>
+          </w:p>
+        </w:tc>
+        <w:tc>
+          <w:tcPr>
+            <w:tcW w:w="833" w:type="pct"/>
+          </w:tcPr>
+          <w:p>
+            <w:r>
+              <w:t>/quotation-data-box/quotation-drafts/{draftI</w:t>
+            </w:r>
+            <w:r>
+              <w:lastRenderedPageBreak/>
+              <w:t>d}/asset-master-matches</w:t>
+            </w:r>
+          </w:p>
+        </w:tc>
+        <w:tc>
+          <w:tcPr>
+            <w:tcW w:w="833" w:type="pct"/>
+          </w:tcPr>
+          <w:p>
+            <w:r>
+              <w:rPr>
+                <w:rFonts w:hint="eastAsia"/>
+              </w:rPr>
+              <w:lastRenderedPageBreak/>
+              <w:t>AI採用/手動選択保存</w:t>
+            </w:r>
+          </w:p>
+        </w:tc>
+        <w:tc>
+          <w:tcPr>
+            <w:tcW w:w="833" w:type="pct"/>
+          </w:tcPr>
+          <w:p>
+            <w:r>
+              <w:t>remodel_purchase</w:t>
+            </w:r>
+          </w:p>
+        </w:tc>
+      </w:tr>
+      <w:tr>
+        <w:tc>
+          <w:tcPr>
+            <w:tcW w:w="833" w:type="pct"/>
+          </w:tcPr>
+          <w:p>
+            <w:r>
+              <w:t>24-14</w:t>
+            </w:r>
+          </w:p>
+        </w:tc>
+        <w:tc>
+          <w:tcPr>
+            <w:tcW w:w="833" w:type="pct"/>
+          </w:tcPr>
+          <w:p>
+            <w:r>
+              <w:rPr>
+                <w:rFonts w:hint="eastAsia"/>
+              </w:rPr>
+              <w:t>個体登録・金額按分保存</w:t>
+            </w:r>
+          </w:p>
+        </w:tc>
+        <w:tc>
+          <w:tcPr>
+            <w:tcW w:w="833" w:type="pct"/>
+          </w:tcPr>
+          <w:p>
+            <w:r>
+              <w:t>PATCH</w:t>
+            </w:r>
+          </w:p>
+        </w:tc>
+        <w:tc>
+          <w:tcPr>
+            <w:tcW w:w="833" w:type="pct"/>
+          </w:tcPr>
+          <w:p>
+            <w:r>
+              <w:t>/quotation-data-box/quotation-drafts/{draftId}/price-allocations</w:t>
+            </w:r>
+          </w:p>
+        </w:tc>
+        <w:tc>
+          <w:tcPr>
+            <w:tcW w:w="833" w:type="pct"/>
+          </w:tcPr>
+          <w:p>
+            <w:r>
+              <w:rPr>
+                <w:rFonts w:hint="eastAsia"/>
+              </w:rPr>
+              <w:t>按分・個体候補保存</w:t>
+            </w:r>
+          </w:p>
+        </w:tc>
+        <w:tc>
+          <w:tcPr>
+            <w:tcW w:w="833" w:type="pct"/>
+          </w:tcPr>
+          <w:p>
+            <w:r>
+              <w:t>remodel_purchase</w:t>
+            </w:r>
+          </w:p>
+        </w:tc>
+      </w:tr>
+      <w:tr>
+        <w:tc>
+          <w:tcPr>
+            <w:tcW w:w="833" w:type="pct"/>
+          </w:tcPr>
+          <w:p>
+            <w:r>
+              <w:t>24-15</w:t>
+            </w:r>
+          </w:p>
+        </w:tc>
+        <w:tc>
+          <w:tcPr>
+            <w:tcW w:w="833" w:type="pct"/>
+          </w:tcPr>
+          <w:p>
+            <w:r>
+              <w:rPr>
+                <w:rFonts w:hint="eastAsia"/>
+              </w:rPr>
+              <w:t>見積登録確定</w:t>
+            </w:r>
+          </w:p>
+        </w:tc>
+        <w:tc>
+          <w:tcPr>
+            <w:tcW w:w="833" w:type="pct"/>
+          </w:tcPr>
+          <w:p>
+            <w:r>
+              <w:t>POST</w:t>
+            </w:r>
+          </w:p>
+        </w:tc>
+        <w:tc>
+          <w:tcPr>
+            <w:tcW w:w="833" w:type="pct"/>
+          </w:tcPr>
+          <w:p>
+            <w:r>
+              <w:t>/quotation-data-box/quotation-drafts/{draftId}/confirm</w:t>
+            </w:r>
+          </w:p>
+        </w:tc>
+        <w:tc>
+          <w:tcPr>
+            <w:tcW w:w="833" w:type="pct"/>
+          </w:tcPr>
+          <w:p>
+            <w:r>
+              <w:rPr>
+                <w:rFonts w:hint="eastAsia"/>
+              </w:rPr>
+              <w:t>見積確定</w:t>
+            </w:r>
+          </w:p>
+        </w:tc>
+        <w:tc>
+          <w:tcPr>
+            <w:tcW w:w="833" w:type="pct"/>
+          </w:tcPr>
+          <w:p>
+            <w:r>
+              <w:t>remodel_purchase</w:t>
+            </w:r>
+          </w:p>
+        </w:tc>
+      </w:tr>
+      <w:tr>
+        <w:tc>
+          <w:tcPr>
+            <w:tcW w:w="833" w:type="pct"/>
+          </w:tcPr>
+          <w:p>
+            <w:r>
+              <w:t>24-16</w:t>
+            </w:r>
+          </w:p>
+        </w:tc>
+        <w:tc>
+          <w:tcPr>
+            <w:tcW w:w="833" w:type="pct"/>
+          </w:tcPr>
+          <w:p>
+            <w:r>
+              <w:rPr>
+                <w:rFonts w:hint="eastAsia"/>
+              </w:rPr>
+              <w:t>発注登録</w:t>
+            </w:r>
+          </w:p>
+        </w:tc>
+        <w:tc>
+          <w:tcPr>
+            <w:tcW w:w="833" w:type="pct"/>
+          </w:tcPr>
+          <w:p>
+            <w:r>
+              <w:t>POST</w:t>
+            </w:r>
+          </w:p>
+        </w:tc>
+        <w:tc>
+          <w:tcPr>
+            <w:tcW w:w="833" w:type="pct"/>
+          </w:tcPr>
+          <w:p>
+            <w:r>
+              <w:t>/quotation-data-box/order-registration/orders</w:t>
+            </w:r>
+          </w:p>
+        </w:tc>
+        <w:tc>
+          <w:tcPr>
+            <w:tcW w:w="833" w:type="pct"/>
+          </w:tcPr>
+          <w:p>
+            <w:r>
+              <w:rPr>
+                <w:rFonts w:hint="eastAsia"/>
+              </w:rPr>
+              <w:t>発注作成</w:t>
+            </w:r>
+          </w:p>
+        </w:tc>
+        <w:tc>
+          <w:tcPr>
+            <w:tcW w:w="833" w:type="pct"/>
+          </w:tcPr>
+          <w:p>
+            <w:r>
+              <w:t>remodel_order</w:t>
+            </w:r>
+          </w:p>
+        </w:tc>
+      </w:tr>
+      <w:tr>
+        <w:tc>
+          <w:tcPr>
+            <w:tcW w:w="833" w:type="pct"/>
+          </w:tcPr>
+          <w:p>
+            <w:r>
+              <w:t>24-17</w:t>
+            </w:r>
+          </w:p>
+        </w:tc>
+        <w:tc>
+          <w:tcPr>
+            <w:tcW w:w="833" w:type="pct"/>
+          </w:tcPr>
+          <w:p>
+            <w:r>
+              <w:rPr>
+                <w:rFonts w:hint="eastAsia"/>
+              </w:rPr>
+              <w:t>納品検収予定日登録</w:t>
+            </w:r>
+          </w:p>
+        </w:tc>
+        <w:tc>
+          <w:tcPr>
+            <w:tcW w:w="833" w:type="pct"/>
+          </w:tcPr>
+          <w:p>
+            <w:r>
+              <w:t>POST</w:t>
+            </w:r>
+          </w:p>
+        </w:tc>
+        <w:tc>
+          <w:tcPr>
+            <w:tcW w:w="833" w:type="pct"/>
+          </w:tcPr>
+          <w:p>
+            <w:r>
+              <w:t>/quotation-data-box/inspection-registration/records</w:t>
+            </w:r>
+          </w:p>
+        </w:tc>
+        <w:tc>
+          <w:tcPr>
+            <w:tcW w:w="833" w:type="pct"/>
+          </w:tcPr>
+          <w:p>
+            <w:r>
+              <w:rPr>
+                <w:rFonts w:hint="eastAsia"/>
+              </w:rPr>
+              <w:t>納期確定</w:t>
+            </w:r>
+          </w:p>
+        </w:tc>
+        <w:tc>
+          <w:tcPr>
+            <w:tcW w:w="833" w:type="pct"/>
+          </w:tcPr>
+          <w:p>
+            <w:r>
+              <w:t>remodel_acceptance</w:t>
+            </w:r>
+          </w:p>
+        </w:tc>
+      </w:tr>
+      <w:tr>
+        <w:tc>
+          <w:tcPr>
+            <w:tcW w:w="833" w:type="pct"/>
+          </w:tcPr>
+          <w:p>
+            <w:r>
+              <w:t>24-18</w:t>
+            </w:r>
+          </w:p>
+        </w:tc>
+        <w:tc>
+          <w:tcPr>
+            <w:tcW w:w="833" w:type="pct"/>
+          </w:tcPr>
+          <w:p>
+            <w:r>
+              <w:rPr>
+                <w:rFonts w:hint="eastAsia"/>
+              </w:rPr>
+              <w:t>検収登録コンテキスト取得</w:t>
+            </w:r>
+          </w:p>
+        </w:tc>
+        <w:tc>
+          <w:tcPr>
+            <w:tcW w:w="833" w:type="pct"/>
+          </w:tcPr>
+          <w:p>
+            <w:r>
               <w:t>GET</w:t>
             </w:r>
           </w:p>
@@ -16699,7 +17708,7 @@
           </w:tcPr>
           <w:p>
             <w:r>
-              <w:t>/quotation-data-box/remodel-dashboard</w:t>
+              <w:t>/quotation-data-box/asset-provisional-registration/context</w:t>
             </w:r>
           </w:p>
         </w:tc>
@@ -16712,7 +17721,7 @@
               <w:rPr>
                 <w:rFonts w:hint="eastAsia"/>
               </w:rPr>
-              <w:t>進捗・クローズ可否</w:t>
+              <w:t>検収登録画面取得</w:t>
             </w:r>
           </w:p>
         </w:tc>
@@ -16722,10 +17731,7 @@
           </w:tcPr>
           <w:p>
             <w:r>
-              <w:rPr>
-                <w:rFonts w:hint="eastAsia"/>
-              </w:rPr>
-              <w:t>入口権限いずれか</w:t>
+              <w:t>remodel_acceptance</w:t>
             </w:r>
           </w:p>
         </w:tc>
@@ -16737,7 +17743,7 @@
           </w:tcPr>
           <w:p>
             <w:r>
-              <w:t>24-05</w:t>
+              <w:t>24-19</w:t>
             </w:r>
           </w:p>
         </w:tc>
@@ -16750,7 +17756,7 @@
               <w:rPr>
                 <w:rFonts w:hint="eastAsia"/>
               </w:rPr>
-              <w:t>RFQグループ詳細取得</w:t>
+              <w:t>検収登録明細保存</w:t>
             </w:r>
           </w:p>
         </w:tc>
@@ -16760,6 +17766,143 @@
           </w:tcPr>
           <w:p>
             <w:r>
+              <w:t>PATCH</w:t>
+            </w:r>
+          </w:p>
+        </w:tc>
+        <w:tc>
+          <w:tcPr>
+            <w:tcW w:w="833" w:type="pct"/>
+          </w:tcPr>
+          <w:p>
+            <w:r>
+              <w:t>/quotation-data-box/asset-provisional-registration/items/{orderItemId}</w:t>
+            </w:r>
+          </w:p>
+        </w:tc>
+        <w:tc>
+          <w:tcPr>
+            <w:tcW w:w="833" w:type="pct"/>
+          </w:tcPr>
+          <w:p>
+            <w:r>
+              <w:rPr>
+                <w:rFonts w:hint="eastAsia"/>
+              </w:rPr>
+              <w:t>明細単位保存</w:t>
+            </w:r>
+          </w:p>
+        </w:tc>
+        <w:tc>
+          <w:tcPr>
+            <w:tcW w:w="833" w:type="pct"/>
+          </w:tcPr>
+          <w:p>
+            <w:r>
+              <w:t>remodel_acceptance</w:t>
+            </w:r>
+          </w:p>
+        </w:tc>
+      </w:tr>
+      <w:tr>
+        <w:tc>
+          <w:tcPr>
+            <w:tcW w:w="833" w:type="pct"/>
+          </w:tcPr>
+          <w:p>
+            <w:r>
+              <w:lastRenderedPageBreak/>
+              <w:t>24-20</w:t>
+            </w:r>
+          </w:p>
+        </w:tc>
+        <w:tc>
+          <w:tcPr>
+            <w:tcW w:w="833" w:type="pct"/>
+          </w:tcPr>
+          <w:p>
+            <w:r>
+              <w:rPr>
+                <w:rFonts w:hint="eastAsia"/>
+              </w:rPr>
+              <w:t>検収登録完了</w:t>
+            </w:r>
+          </w:p>
+        </w:tc>
+        <w:tc>
+          <w:tcPr>
+            <w:tcW w:w="833" w:type="pct"/>
+          </w:tcPr>
+          <w:p>
+            <w:r>
+              <w:t>POST</w:t>
+            </w:r>
+          </w:p>
+        </w:tc>
+        <w:tc>
+          <w:tcPr>
+            <w:tcW w:w="833" w:type="pct"/>
+          </w:tcPr>
+          <w:p>
+            <w:r>
+              <w:t>/quotation-data-box/asset-provisional-registration/complete</w:t>
+            </w:r>
+          </w:p>
+        </w:tc>
+        <w:tc>
+          <w:tcPr>
+            <w:tcW w:w="833" w:type="pct"/>
+          </w:tcPr>
+          <w:p>
+            <w:r>
+              <w:rPr>
+                <w:rFonts w:hint="eastAsia"/>
+              </w:rPr>
+              <w:t>検収済へ更新</w:t>
+            </w:r>
+          </w:p>
+        </w:tc>
+        <w:tc>
+          <w:tcPr>
+            <w:tcW w:w="833" w:type="pct"/>
+          </w:tcPr>
+          <w:p>
+            <w:r>
+              <w:t>remodel_acceptance</w:t>
+            </w:r>
+          </w:p>
+        </w:tc>
+      </w:tr>
+      <w:tr>
+        <w:tc>
+          <w:tcPr>
+            <w:tcW w:w="833" w:type="pct"/>
+          </w:tcPr>
+          <w:p>
+            <w:r>
+              <w:t>24-21</w:t>
+            </w:r>
+          </w:p>
+        </w:tc>
+        <w:tc>
+          <w:tcPr>
+            <w:tcW w:w="833" w:type="pct"/>
+          </w:tcPr>
+          <w:p>
+            <w:r>
+              <w:rPr>
+                <w:rFonts w:hint="eastAsia"/>
+              </w:rPr>
+              <w:t>原本登録コンテキスト取得</w:t>
+            </w:r>
+          </w:p>
+        </w:tc>
+        <w:tc>
+          <w:tcPr>
+            <w:tcW w:w="833" w:type="pct"/>
+          </w:tcPr>
+          <w:p>
+            <w:r>
               <w:t>GET</w:t>
             </w:r>
           </w:p>
@@ -16770,7 +17913,7 @@
           </w:tcPr>
           <w:p>
             <w:r>
-              <w:t>/quotation-data-box/rfq-groups/{rfqGroupId}</w:t>
+              <w:t>/quotation-data-box/asset-registration/context</w:t>
             </w:r>
           </w:p>
         </w:tc>
@@ -16783,1112 +17926,6 @@
               <w:rPr>
                 <w:rFonts w:hint="eastAsia"/>
               </w:rPr>
-              <w:t>共通後続画面文脈取得</w:t>
-            </w:r>
-          </w:p>
-        </w:tc>
-        <w:tc>
-          <w:tcPr>
-            <w:tcW w:w="833" w:type="pct"/>
-          </w:tcPr>
-          <w:p>
-            <w:r>
-              <w:rPr>
-                <w:rFonts w:hint="eastAsia"/>
-              </w:rPr>
-              <w:t>入口権限いずれか</w:t>
-            </w:r>
-          </w:p>
-        </w:tc>
-      </w:tr>
-      <w:tr>
-        <w:tc>
-          <w:tcPr>
-            <w:tcW w:w="833" w:type="pct"/>
-          </w:tcPr>
-          <w:p>
-            <w:r>
-              <w:t>24-06</w:t>
-            </w:r>
-          </w:p>
-        </w:tc>
-        <w:tc>
-          <w:tcPr>
-            <w:tcW w:w="833" w:type="pct"/>
-          </w:tcPr>
-          <w:p>
-            <w:r>
-              <w:rPr>
-                <w:rFonts w:hint="eastAsia"/>
-              </w:rPr>
-              <w:t>廃棄・移動ワークフロー操作</w:t>
-            </w:r>
-          </w:p>
-        </w:tc>
-        <w:tc>
-          <w:tcPr>
-            <w:tcW w:w="833" w:type="pct"/>
-          </w:tcPr>
-          <w:p>
-            <w:r>
-              <w:t>POST</w:t>
-            </w:r>
-          </w:p>
-        </w:tc>
-        <w:tc>
-          <w:tcPr>
-            <w:tcW w:w="833" w:type="pct"/>
-          </w:tcPr>
-          <w:p>
-            <w:r>
-              <w:t>/quotation-data-box/rfq-groups/{rfqGroupId}/workflow-action</w:t>
-            </w:r>
-          </w:p>
-        </w:tc>
-        <w:tc>
-          <w:tcPr>
-            <w:tcW w:w="833" w:type="pct"/>
-          </w:tcPr>
-          <w:p>
-            <w:r>
-              <w:rPr>
-                <w:rFonts w:hint="eastAsia"/>
-              </w:rPr>
-              <w:t>承認/却下/完了</w:t>
-            </w:r>
-          </w:p>
-        </w:tc>
-        <w:tc>
-          <w:tcPr>
-            <w:tcW w:w="833" w:type="pct"/>
-          </w:tcPr>
-          <w:p>
-            <w:r>
-              <w:t>transfer_disposal</w:t>
-            </w:r>
-          </w:p>
-        </w:tc>
-      </w:tr>
-      <w:tr>
-        <w:tc>
-          <w:tcPr>
-            <w:tcW w:w="833" w:type="pct"/>
-          </w:tcPr>
-          <w:p>
-            <w:r>
-              <w:t>24-07</w:t>
-            </w:r>
-          </w:p>
-        </w:tc>
-        <w:tc>
-          <w:tcPr>
-            <w:tcW w:w="833" w:type="pct"/>
-          </w:tcPr>
-          <w:p>
-            <w:r>
-              <w:rPr>
-                <w:rFonts w:hint="eastAsia"/>
-              </w:rPr>
-              <w:t>見積登録先業者保存</w:t>
-            </w:r>
-          </w:p>
-        </w:tc>
-        <w:tc>
-          <w:tcPr>
-            <w:tcW w:w="833" w:type="pct"/>
-          </w:tcPr>
-          <w:p>
-            <w:r>
-              <w:t>POST</w:t>
-            </w:r>
-          </w:p>
-        </w:tc>
-        <w:tc>
-          <w:tcPr>
-            <w:tcW w:w="833" w:type="pct"/>
-          </w:tcPr>
-          <w:p>
-            <w:r>
-              <w:t>/quotation-data-box/rfq-groups/{rfqGroupId}/vendor-requests</w:t>
-            </w:r>
-          </w:p>
-        </w:tc>
-        <w:tc>
-          <w:tcPr>
-            <w:tcW w:w="833" w:type="pct"/>
-          </w:tcPr>
-          <w:p>
-            <w:r>
-              <w:rPr>
-                <w:rFonts w:hint="eastAsia"/>
-              </w:rPr>
-              <w:t>見積業者行の追加・更新。業者依頼送信は行わない</w:t>
-            </w:r>
-          </w:p>
-        </w:tc>
-        <w:tc>
-          <w:tcPr>
-            <w:tcW w:w="833" w:type="pct"/>
-          </w:tcPr>
-          <w:p>
-            <w:r>
-              <w:t>remodel_purchase</w:t>
-            </w:r>
-          </w:p>
-        </w:tc>
-      </w:tr>
-      <w:tr>
-        <w:tc>
-          <w:tcPr>
-            <w:tcW w:w="833" w:type="pct"/>
-          </w:tcPr>
-          <w:p>
-            <w:r>
-              <w:t>24-08</w:t>
-            </w:r>
-          </w:p>
-        </w:tc>
-        <w:tc>
-          <w:tcPr>
-            <w:tcW w:w="833" w:type="pct"/>
-          </w:tcPr>
-          <w:p>
-            <w:r>
-              <w:rPr>
-                <w:rFonts w:hint="eastAsia"/>
-              </w:rPr>
-              <w:t>見積登録先業者削除</w:t>
-            </w:r>
-          </w:p>
-        </w:tc>
-        <w:tc>
-          <w:tcPr>
-            <w:tcW w:w="833" w:type="pct"/>
-          </w:tcPr>
-          <w:p>
-            <w:r>
-              <w:t>DELETE</w:t>
-            </w:r>
-          </w:p>
-        </w:tc>
-        <w:tc>
-          <w:tcPr>
-            <w:tcW w:w="833" w:type="pct"/>
-          </w:tcPr>
-          <w:p>
-            <w:r>
-              <w:t>/quotation-data-box/rfq-groups/{rfqGroupId}/vendor-re</w:t>
-            </w:r>
-            <w:r>
-              <w:lastRenderedPageBreak/>
-              <w:t>quests/{rfqVendorId}</w:t>
-            </w:r>
-          </w:p>
-        </w:tc>
-        <w:tc>
-          <w:tcPr>
-            <w:tcW w:w="833" w:type="pct"/>
-          </w:tcPr>
-          <w:p>
-            <w:r>
-              <w:rPr>
-                <w:rFonts w:hint="eastAsia"/>
-              </w:rPr>
-              <w:lastRenderedPageBreak/>
-              <w:t>未確定業者行削除</w:t>
-            </w:r>
-          </w:p>
-        </w:tc>
-        <w:tc>
-          <w:tcPr>
-            <w:tcW w:w="833" w:type="pct"/>
-          </w:tcPr>
-          <w:p>
-            <w:r>
-              <w:t>remodel_purchase</w:t>
-            </w:r>
-          </w:p>
-        </w:tc>
-      </w:tr>
-      <w:tr>
-        <w:tc>
-          <w:tcPr>
-            <w:tcW w:w="833" w:type="pct"/>
-          </w:tcPr>
-          <w:p>
-            <w:r>
-              <w:t>24-09</w:t>
-            </w:r>
-          </w:p>
-        </w:tc>
-        <w:tc>
-          <w:tcPr>
-            <w:tcW w:w="833" w:type="pct"/>
-          </w:tcPr>
-          <w:p>
-            <w:r>
-              <w:rPr>
-                <w:rFonts w:hint="eastAsia"/>
-              </w:rPr>
-              <w:t>見積登録ドラフト作成</w:t>
-            </w:r>
-          </w:p>
-        </w:tc>
-        <w:tc>
-          <w:tcPr>
-            <w:tcW w:w="833" w:type="pct"/>
-          </w:tcPr>
-          <w:p>
-            <w:r>
-              <w:t>POST</w:t>
-            </w:r>
-          </w:p>
-        </w:tc>
-        <w:tc>
-          <w:tcPr>
-            <w:tcW w:w="833" w:type="pct"/>
-          </w:tcPr>
-          <w:p>
-            <w:r>
-              <w:t>/quotation-data-box/rfq-groups/{rfqGroupId}/quotation-drafts</w:t>
-            </w:r>
-          </w:p>
-        </w:tc>
-        <w:tc>
-          <w:tcPr>
-            <w:tcW w:w="833" w:type="pct"/>
-          </w:tcPr>
-          <w:p>
-            <w:r>
-              <w:rPr>
-                <w:rFonts w:hint="eastAsia"/>
-              </w:rPr>
-              <w:t>見積登録開始</w:t>
-            </w:r>
-          </w:p>
-        </w:tc>
-        <w:tc>
-          <w:tcPr>
-            <w:tcW w:w="833" w:type="pct"/>
-          </w:tcPr>
-          <w:p>
-            <w:r>
-              <w:t>remodel_purchase</w:t>
-            </w:r>
-          </w:p>
-        </w:tc>
-      </w:tr>
-      <w:tr>
-        <w:tc>
-          <w:tcPr>
-            <w:tcW w:w="833" w:type="pct"/>
-          </w:tcPr>
-          <w:p>
-            <w:r>
-              <w:t>24-10</w:t>
-            </w:r>
-          </w:p>
-        </w:tc>
-        <w:tc>
-          <w:tcPr>
-            <w:tcW w:w="833" w:type="pct"/>
-          </w:tcPr>
-          <w:p>
-            <w:r>
-              <w:rPr>
-                <w:rFonts w:hint="eastAsia"/>
-              </w:rPr>
-              <w:t>見積登録ドラフト取得</w:t>
-            </w:r>
-          </w:p>
-        </w:tc>
-        <w:tc>
-          <w:tcPr>
-            <w:tcW w:w="833" w:type="pct"/>
-          </w:tcPr>
-          <w:p>
-            <w:r>
-              <w:t>GET</w:t>
-            </w:r>
-          </w:p>
-        </w:tc>
-        <w:tc>
-          <w:tcPr>
-            <w:tcW w:w="833" w:type="pct"/>
-          </w:tcPr>
-          <w:p>
-            <w:r>
-              <w:t>/quotation-data-box/quotation-drafts/{draftId}</w:t>
-            </w:r>
-          </w:p>
-        </w:tc>
-        <w:tc>
-          <w:tcPr>
-            <w:tcW w:w="833" w:type="pct"/>
-          </w:tcPr>
-          <w:p>
-            <w:r>
-              <w:rPr>
-                <w:rFonts w:hint="eastAsia"/>
-              </w:rPr>
-              <w:t>共通見積登録画面取得</w:t>
-            </w:r>
-          </w:p>
-        </w:tc>
-        <w:tc>
-          <w:tcPr>
-            <w:tcW w:w="833" w:type="pct"/>
-          </w:tcPr>
-          <w:p>
-            <w:r>
-              <w:t>remodel_purchase</w:t>
-            </w:r>
-          </w:p>
-        </w:tc>
-      </w:tr>
-      <w:tr>
-        <w:tc>
-          <w:tcPr>
-            <w:tcW w:w="833" w:type="pct"/>
-          </w:tcPr>
-          <w:p>
-            <w:r>
-              <w:t>24-11</w:t>
-            </w:r>
-          </w:p>
-        </w:tc>
-        <w:tc>
-          <w:tcPr>
-            <w:tcW w:w="833" w:type="pct"/>
-          </w:tcPr>
-          <w:p>
-            <w:r>
-              <w:rPr>
-                <w:rFonts w:hint="eastAsia"/>
-              </w:rPr>
-              <w:t>OCR確認結果保存</w:t>
-            </w:r>
-          </w:p>
-        </w:tc>
-        <w:tc>
-          <w:tcPr>
-            <w:tcW w:w="833" w:type="pct"/>
-          </w:tcPr>
-          <w:p>
-            <w:r>
-              <w:t>PATCH</w:t>
-            </w:r>
-          </w:p>
-        </w:tc>
-        <w:tc>
-          <w:tcPr>
-            <w:tcW w:w="833" w:type="pct"/>
-          </w:tcPr>
-          <w:p>
-            <w:r>
-              <w:t>/quotation-data-box/quotation-drafts/{draftId}/ocr-confirmation</w:t>
-            </w:r>
-          </w:p>
-        </w:tc>
-        <w:tc>
-          <w:tcPr>
-            <w:tcW w:w="833" w:type="pct"/>
-          </w:tcPr>
-          <w:p>
-            <w:r>
-              <w:rPr>
-                <w:rFonts w:hint="eastAsia"/>
-              </w:rPr>
-              <w:t>見積基本情報・明細保存</w:t>
-            </w:r>
-          </w:p>
-        </w:tc>
-        <w:tc>
-          <w:tcPr>
-            <w:tcW w:w="833" w:type="pct"/>
-          </w:tcPr>
-          <w:p>
-            <w:r>
-              <w:t>remodel_purchase</w:t>
-            </w:r>
-          </w:p>
-        </w:tc>
-      </w:tr>
-      <w:tr>
-        <w:tc>
-          <w:tcPr>
-            <w:tcW w:w="833" w:type="pct"/>
-          </w:tcPr>
-          <w:p>
-            <w:r>
-              <w:t>24-12</w:t>
-            </w:r>
-          </w:p>
-        </w:tc>
-        <w:tc>
-          <w:tcPr>
-            <w:tcW w:w="833" w:type="pct"/>
-          </w:tcPr>
-          <w:p>
-            <w:r>
-              <w:rPr>
-                <w:rFonts w:hint="eastAsia"/>
-              </w:rPr>
-              <w:t>明細区分登録保存</w:t>
-            </w:r>
-          </w:p>
-        </w:tc>
-        <w:tc>
-          <w:tcPr>
-            <w:tcW w:w="833" w:type="pct"/>
-          </w:tcPr>
-          <w:p>
-            <w:r>
-              <w:t>PATCH</w:t>
-            </w:r>
-          </w:p>
-        </w:tc>
-        <w:tc>
-          <w:tcPr>
-            <w:tcW w:w="833" w:type="pct"/>
-          </w:tcPr>
-          <w:p>
-            <w:r>
-              <w:t>/quotation-data-box/quotation-drafts/{draftId}/line-categories</w:t>
-            </w:r>
-          </w:p>
-        </w:tc>
-        <w:tc>
-          <w:tcPr>
-            <w:tcW w:w="833" w:type="pct"/>
-          </w:tcPr>
-          <w:p>
-            <w:r>
-              <w:rPr>
-                <w:rFonts w:hint="eastAsia"/>
-              </w:rPr>
-              <w:t>カテゴリ・明細区分保存</w:t>
-            </w:r>
-          </w:p>
-        </w:tc>
-        <w:tc>
-          <w:tcPr>
-            <w:tcW w:w="833" w:type="pct"/>
-          </w:tcPr>
-          <w:p>
-            <w:r>
-              <w:t>remodel_purchase</w:t>
-            </w:r>
-          </w:p>
-        </w:tc>
-      </w:tr>
-      <w:tr>
-        <w:tc>
-          <w:tcPr>
-            <w:tcW w:w="833" w:type="pct"/>
-          </w:tcPr>
-          <w:p>
-            <w:r>
-              <w:t>24-13</w:t>
-            </w:r>
-          </w:p>
-        </w:tc>
-        <w:tc>
-          <w:tcPr>
-            <w:tcW w:w="833" w:type="pct"/>
-          </w:tcPr>
-          <w:p>
-            <w:r>
-              <w:rPr>
-                <w:rFonts w:hint="eastAsia"/>
-              </w:rPr>
-              <w:t>資産マスタ照合結果保存</w:t>
-            </w:r>
-          </w:p>
-        </w:tc>
-        <w:tc>
-          <w:tcPr>
-            <w:tcW w:w="833" w:type="pct"/>
-          </w:tcPr>
-          <w:p>
-            <w:r>
-              <w:t>PATCH</w:t>
-            </w:r>
-          </w:p>
-        </w:tc>
-        <w:tc>
-          <w:tcPr>
-            <w:tcW w:w="833" w:type="pct"/>
-          </w:tcPr>
-          <w:p>
-            <w:r>
-              <w:t>/quotation-data-box/quotation-drafts/{draftId}/asset-master-matches</w:t>
-            </w:r>
-          </w:p>
-        </w:tc>
-        <w:tc>
-          <w:tcPr>
-            <w:tcW w:w="833" w:type="pct"/>
-          </w:tcPr>
-          <w:p>
-            <w:r>
-              <w:rPr>
-                <w:rFonts w:hint="eastAsia"/>
-              </w:rPr>
-              <w:t>AI採用/手動選択保存</w:t>
-            </w:r>
-          </w:p>
-        </w:tc>
-        <w:tc>
-          <w:tcPr>
-            <w:tcW w:w="833" w:type="pct"/>
-          </w:tcPr>
-          <w:p>
-            <w:r>
-              <w:t>remodel_purchase</w:t>
-            </w:r>
-          </w:p>
-        </w:tc>
-      </w:tr>
-      <w:tr>
-        <w:tc>
-          <w:tcPr>
-            <w:tcW w:w="833" w:type="pct"/>
-          </w:tcPr>
-          <w:p>
-            <w:r>
-              <w:t>24-14</w:t>
-            </w:r>
-          </w:p>
-        </w:tc>
-        <w:tc>
-          <w:tcPr>
-            <w:tcW w:w="833" w:type="pct"/>
-          </w:tcPr>
-          <w:p>
-            <w:r>
-              <w:rPr>
-                <w:rFonts w:hint="eastAsia"/>
-              </w:rPr>
-              <w:t>個体登録・金額按分保存</w:t>
-            </w:r>
-          </w:p>
-        </w:tc>
-        <w:tc>
-          <w:tcPr>
-            <w:tcW w:w="833" w:type="pct"/>
-          </w:tcPr>
-          <w:p>
-            <w:r>
-              <w:t>PATCH</w:t>
-            </w:r>
-          </w:p>
-        </w:tc>
-        <w:tc>
-          <w:tcPr>
-            <w:tcW w:w="833" w:type="pct"/>
-          </w:tcPr>
-          <w:p>
-            <w:r>
-              <w:t>/quotation-data-box/quotation-drafts/{draftI</w:t>
-            </w:r>
-            <w:r>
-              <w:lastRenderedPageBreak/>
-              <w:t>d}/price-allocations</w:t>
-            </w:r>
-          </w:p>
-        </w:tc>
-        <w:tc>
-          <w:tcPr>
-            <w:tcW w:w="833" w:type="pct"/>
-          </w:tcPr>
-          <w:p>
-            <w:r>
-              <w:rPr>
-                <w:rFonts w:hint="eastAsia"/>
-              </w:rPr>
-              <w:lastRenderedPageBreak/>
-              <w:t>按分・個体候補保存</w:t>
-            </w:r>
-          </w:p>
-        </w:tc>
-        <w:tc>
-          <w:tcPr>
-            <w:tcW w:w="833" w:type="pct"/>
-          </w:tcPr>
-          <w:p>
-            <w:r>
-              <w:t>remodel_purchase</w:t>
-            </w:r>
-          </w:p>
-        </w:tc>
-      </w:tr>
-      <w:tr>
-        <w:tc>
-          <w:tcPr>
-            <w:tcW w:w="833" w:type="pct"/>
-          </w:tcPr>
-          <w:p>
-            <w:r>
-              <w:t>24-15</w:t>
-            </w:r>
-          </w:p>
-        </w:tc>
-        <w:tc>
-          <w:tcPr>
-            <w:tcW w:w="833" w:type="pct"/>
-          </w:tcPr>
-          <w:p>
-            <w:r>
-              <w:rPr>
-                <w:rFonts w:hint="eastAsia"/>
-              </w:rPr>
-              <w:t>見積登録確定</w:t>
-            </w:r>
-          </w:p>
-        </w:tc>
-        <w:tc>
-          <w:tcPr>
-            <w:tcW w:w="833" w:type="pct"/>
-          </w:tcPr>
-          <w:p>
-            <w:r>
-              <w:t>POST</w:t>
-            </w:r>
-          </w:p>
-        </w:tc>
-        <w:tc>
-          <w:tcPr>
-            <w:tcW w:w="833" w:type="pct"/>
-          </w:tcPr>
-          <w:p>
-            <w:r>
-              <w:t>/quotation-data-box/quotation-drafts/{draftId}/confirm</w:t>
-            </w:r>
-          </w:p>
-        </w:tc>
-        <w:tc>
-          <w:tcPr>
-            <w:tcW w:w="833" w:type="pct"/>
-          </w:tcPr>
-          <w:p>
-            <w:r>
-              <w:rPr>
-                <w:rFonts w:hint="eastAsia"/>
-              </w:rPr>
-              <w:t>見積確定</w:t>
-            </w:r>
-          </w:p>
-        </w:tc>
-        <w:tc>
-          <w:tcPr>
-            <w:tcW w:w="833" w:type="pct"/>
-          </w:tcPr>
-          <w:p>
-            <w:r>
-              <w:t>remodel_purchase</w:t>
-            </w:r>
-          </w:p>
-        </w:tc>
-      </w:tr>
-      <w:tr>
-        <w:tc>
-          <w:tcPr>
-            <w:tcW w:w="833" w:type="pct"/>
-          </w:tcPr>
-          <w:p>
-            <w:r>
-              <w:t>24-16</w:t>
-            </w:r>
-          </w:p>
-        </w:tc>
-        <w:tc>
-          <w:tcPr>
-            <w:tcW w:w="833" w:type="pct"/>
-          </w:tcPr>
-          <w:p>
-            <w:r>
-              <w:rPr>
-                <w:rFonts w:hint="eastAsia"/>
-              </w:rPr>
-              <w:t>発注登録</w:t>
-            </w:r>
-          </w:p>
-        </w:tc>
-        <w:tc>
-          <w:tcPr>
-            <w:tcW w:w="833" w:type="pct"/>
-          </w:tcPr>
-          <w:p>
-            <w:r>
-              <w:t>POST</w:t>
-            </w:r>
-          </w:p>
-        </w:tc>
-        <w:tc>
-          <w:tcPr>
-            <w:tcW w:w="833" w:type="pct"/>
-          </w:tcPr>
-          <w:p>
-            <w:r>
-              <w:t>/quotation-data-box/order-registration/orders</w:t>
-            </w:r>
-          </w:p>
-        </w:tc>
-        <w:tc>
-          <w:tcPr>
-            <w:tcW w:w="833" w:type="pct"/>
-          </w:tcPr>
-          <w:p>
-            <w:r>
-              <w:rPr>
-                <w:rFonts w:hint="eastAsia"/>
-              </w:rPr>
-              <w:t>発注作成</w:t>
-            </w:r>
-          </w:p>
-        </w:tc>
-        <w:tc>
-          <w:tcPr>
-            <w:tcW w:w="833" w:type="pct"/>
-          </w:tcPr>
-          <w:p>
-            <w:r>
-              <w:t>remodel_order</w:t>
-            </w:r>
-          </w:p>
-        </w:tc>
-      </w:tr>
-      <w:tr>
-        <w:tc>
-          <w:tcPr>
-            <w:tcW w:w="833" w:type="pct"/>
-          </w:tcPr>
-          <w:p>
-            <w:r>
-              <w:t>24-17</w:t>
-            </w:r>
-          </w:p>
-        </w:tc>
-        <w:tc>
-          <w:tcPr>
-            <w:tcW w:w="833" w:type="pct"/>
-          </w:tcPr>
-          <w:p>
-            <w:r>
-              <w:rPr>
-                <w:rFonts w:hint="eastAsia"/>
-              </w:rPr>
-              <w:t>納品検収予定日登録</w:t>
-            </w:r>
-          </w:p>
-        </w:tc>
-        <w:tc>
-          <w:tcPr>
-            <w:tcW w:w="833" w:type="pct"/>
-          </w:tcPr>
-          <w:p>
-            <w:r>
-              <w:t>POST</w:t>
-            </w:r>
-          </w:p>
-        </w:tc>
-        <w:tc>
-          <w:tcPr>
-            <w:tcW w:w="833" w:type="pct"/>
-          </w:tcPr>
-          <w:p>
-            <w:r>
-              <w:t>/quotation-data-box/inspection-registration/records</w:t>
-            </w:r>
-          </w:p>
-        </w:tc>
-        <w:tc>
-          <w:tcPr>
-            <w:tcW w:w="833" w:type="pct"/>
-          </w:tcPr>
-          <w:p>
-            <w:r>
-              <w:rPr>
-                <w:rFonts w:hint="eastAsia"/>
-              </w:rPr>
-              <w:t>納期確定</w:t>
-            </w:r>
-          </w:p>
-        </w:tc>
-        <w:tc>
-          <w:tcPr>
-            <w:tcW w:w="833" w:type="pct"/>
-          </w:tcPr>
-          <w:p>
-            <w:r>
-              <w:t>remodel_acceptance</w:t>
-            </w:r>
-          </w:p>
-        </w:tc>
-      </w:tr>
-      <w:tr>
-        <w:tc>
-          <w:tcPr>
-            <w:tcW w:w="833" w:type="pct"/>
-          </w:tcPr>
-          <w:p>
-            <w:r>
-              <w:t>24-18</w:t>
-            </w:r>
-          </w:p>
-        </w:tc>
-        <w:tc>
-          <w:tcPr>
-            <w:tcW w:w="833" w:type="pct"/>
-          </w:tcPr>
-          <w:p>
-            <w:r>
-              <w:rPr>
-                <w:rFonts w:hint="eastAsia"/>
-              </w:rPr>
-              <w:t>検収登録コンテキスト取得</w:t>
-            </w:r>
-          </w:p>
-        </w:tc>
-        <w:tc>
-          <w:tcPr>
-            <w:tcW w:w="833" w:type="pct"/>
-          </w:tcPr>
-          <w:p>
-            <w:r>
-              <w:t>GET</w:t>
-            </w:r>
-          </w:p>
-        </w:tc>
-        <w:tc>
-          <w:tcPr>
-            <w:tcW w:w="833" w:type="pct"/>
-          </w:tcPr>
-          <w:p>
-            <w:r>
-              <w:t>/quotation-data-box/asset-provisional-registration/context</w:t>
-            </w:r>
-          </w:p>
-        </w:tc>
-        <w:tc>
-          <w:tcPr>
-            <w:tcW w:w="833" w:type="pct"/>
-          </w:tcPr>
-          <w:p>
-            <w:r>
-              <w:rPr>
-                <w:rFonts w:hint="eastAsia"/>
-              </w:rPr>
-              <w:t>検収登録画面取得</w:t>
-            </w:r>
-          </w:p>
-        </w:tc>
-        <w:tc>
-          <w:tcPr>
-            <w:tcW w:w="833" w:type="pct"/>
-          </w:tcPr>
-          <w:p>
-            <w:r>
-              <w:t>remodel_acceptance</w:t>
-            </w:r>
-          </w:p>
-        </w:tc>
-      </w:tr>
-      <w:tr>
-        <w:tc>
-          <w:tcPr>
-            <w:tcW w:w="833" w:type="pct"/>
-          </w:tcPr>
-          <w:p>
-            <w:r>
-              <w:t>24-19</w:t>
-            </w:r>
-          </w:p>
-        </w:tc>
-        <w:tc>
-          <w:tcPr>
-            <w:tcW w:w="833" w:type="pct"/>
-          </w:tcPr>
-          <w:p>
-            <w:r>
-              <w:rPr>
-                <w:rFonts w:hint="eastAsia"/>
-              </w:rPr>
-              <w:t>検収登録明細保存</w:t>
-            </w:r>
-          </w:p>
-        </w:tc>
-        <w:tc>
-          <w:tcPr>
-            <w:tcW w:w="833" w:type="pct"/>
-          </w:tcPr>
-          <w:p>
-            <w:r>
-              <w:t>PATCH</w:t>
-            </w:r>
-          </w:p>
-        </w:tc>
-        <w:tc>
-          <w:tcPr>
-            <w:tcW w:w="833" w:type="pct"/>
-          </w:tcPr>
-          <w:p>
-            <w:r>
-              <w:t>/quotation-data-box/asset-provisional-registration/items/{orderItemId}</w:t>
-            </w:r>
-          </w:p>
-        </w:tc>
-        <w:tc>
-          <w:tcPr>
-            <w:tcW w:w="833" w:type="pct"/>
-          </w:tcPr>
-          <w:p>
-            <w:r>
-              <w:rPr>
-                <w:rFonts w:hint="eastAsia"/>
-              </w:rPr>
-              <w:t>明細単位保存</w:t>
-            </w:r>
-          </w:p>
-        </w:tc>
-        <w:tc>
-          <w:tcPr>
-            <w:tcW w:w="833" w:type="pct"/>
-          </w:tcPr>
-          <w:p>
-            <w:r>
-              <w:t>remodel_acceptance</w:t>
-            </w:r>
-          </w:p>
-        </w:tc>
-      </w:tr>
-      <w:tr>
-        <w:tc>
-          <w:tcPr>
-            <w:tcW w:w="833" w:type="pct"/>
-          </w:tcPr>
-          <w:p>
-            <w:r>
-              <w:t>24-20</w:t>
-            </w:r>
-          </w:p>
-        </w:tc>
-        <w:tc>
-          <w:tcPr>
-            <w:tcW w:w="833" w:type="pct"/>
-          </w:tcPr>
-          <w:p>
-            <w:r>
-              <w:rPr>
-                <w:rFonts w:hint="eastAsia"/>
-              </w:rPr>
-              <w:t>検収登録完了</w:t>
-            </w:r>
-          </w:p>
-        </w:tc>
-        <w:tc>
-          <w:tcPr>
-            <w:tcW w:w="833" w:type="pct"/>
-          </w:tcPr>
-          <w:p>
-            <w:r>
-              <w:t>POST</w:t>
-            </w:r>
-          </w:p>
-        </w:tc>
-        <w:tc>
-          <w:tcPr>
-            <w:tcW w:w="833" w:type="pct"/>
-          </w:tcPr>
-          <w:p>
-            <w:r>
-              <w:t>/quotation-data-box/asset-provisional-registration/complete</w:t>
-            </w:r>
-          </w:p>
-        </w:tc>
-        <w:tc>
-          <w:tcPr>
-            <w:tcW w:w="833" w:type="pct"/>
-          </w:tcPr>
-          <w:p>
-            <w:r>
-              <w:rPr>
-                <w:rFonts w:hint="eastAsia"/>
-              </w:rPr>
-              <w:t>検収済へ更新</w:t>
-            </w:r>
-          </w:p>
-        </w:tc>
-        <w:tc>
-          <w:tcPr>
-            <w:tcW w:w="833" w:type="pct"/>
-          </w:tcPr>
-          <w:p>
-            <w:r>
-              <w:t>remodel_acceptance</w:t>
-            </w:r>
-          </w:p>
-        </w:tc>
-      </w:tr>
-      <w:tr>
-        <w:tc>
-          <w:tcPr>
-            <w:tcW w:w="833" w:type="pct"/>
-          </w:tcPr>
-          <w:p>
-            <w:r>
-              <w:t>24-21</w:t>
-            </w:r>
-          </w:p>
-        </w:tc>
-        <w:tc>
-          <w:tcPr>
-            <w:tcW w:w="833" w:type="pct"/>
-          </w:tcPr>
-          <w:p>
-            <w:r>
-              <w:rPr>
-                <w:rFonts w:hint="eastAsia"/>
-              </w:rPr>
-              <w:t>原本登録コンテキスト取得</w:t>
-            </w:r>
-          </w:p>
-        </w:tc>
-        <w:tc>
-          <w:tcPr>
-            <w:tcW w:w="833" w:type="pct"/>
-          </w:tcPr>
-          <w:p>
-            <w:r>
-              <w:t>GET</w:t>
-            </w:r>
-          </w:p>
-        </w:tc>
-        <w:tc>
-          <w:tcPr>
-            <w:tcW w:w="833" w:type="pct"/>
-          </w:tcPr>
-          <w:p>
-            <w:r>
-              <w:t>/quotation-data-box/a</w:t>
-            </w:r>
-            <w:r>
-              <w:lastRenderedPageBreak/>
-              <w:t>sset-registration/context</w:t>
-            </w:r>
-          </w:p>
-        </w:tc>
-        <w:tc>
-          <w:tcPr>
-            <w:tcW w:w="833" w:type="pct"/>
-          </w:tcPr>
-          <w:p>
-            <w:r>
-              <w:rPr>
-                <w:rFonts w:hint="eastAsia"/>
-              </w:rPr>
-              <w:lastRenderedPageBreak/>
               <w:t>原本登録画面取得</w:t>
             </w:r>
           </w:p>
@@ -18049,7 +18086,7 @@
           <w:rFonts w:hint="eastAsia"/>
         </w:rPr>
       </w:pPr>
-      <w:bookmarkStart w:id="21" w:name="_Toc231412745"/>
+      <w:bookmarkStart w:id="21" w:name="_Toc231755337"/>
       <w:r>
         <w:rPr>
           <w:rFonts w:hint="eastAsia"/>
@@ -18065,7 +18102,7 @@
           <w:rFonts w:hint="eastAsia"/>
         </w:rPr>
       </w:pPr>
-      <w:bookmarkStart w:id="22" w:name="_Toc231412746"/>
+      <w:bookmarkStart w:id="22" w:name="_Toc231755338"/>
       <w:r>
         <w:rPr>
           <w:rFonts w:hint="eastAsia"/>
@@ -18121,6 +18158,7 @@
         <w:rPr>
           <w:rFonts w:hint="eastAsia"/>
         </w:rPr>
+        <w:lastRenderedPageBreak/>
         <w:t>認証: Bearer</w:t>
       </w:r>
     </w:p>
@@ -18131,7 +18169,7 @@
           <w:rFonts w:hint="eastAsia"/>
         </w:rPr>
       </w:pPr>
-      <w:bookmarkStart w:id="23" w:name="_Toc231412747"/>
+      <w:bookmarkStart w:id="23" w:name="_Toc231755339"/>
       <w:r>
         <w:rPr>
           <w:rFonts w:hint="eastAsia"/>
@@ -18315,14 +18353,7 @@
               <w:rPr>
                 <w:rFonts w:hint="eastAsia"/>
               </w:rPr>
-              <w:t>選択中のリモデル編集リストID。未</w:t>
-            </w:r>
-            <w:r>
-              <w:rPr>
-                <w:rFonts w:hint="eastAsia"/>
-              </w:rPr>
-              <w:lastRenderedPageBreak/>
-              <w:t>指定時は選択なし状態で返す</w:t>
+              <w:t>選択中のリモデル編集リストID。未指定時は選択なし状態で返す</w:t>
             </w:r>
           </w:p>
         </w:tc>
@@ -18481,11 +18512,12 @@
           <w:rFonts w:hint="eastAsia"/>
         </w:rPr>
       </w:pPr>
-      <w:bookmarkStart w:id="24" w:name="_Toc231412748"/>
-      <w:r>
-        <w:rPr>
-          <w:rFonts w:hint="eastAsia"/>
-        </w:rPr>
+      <w:bookmarkStart w:id="24" w:name="_Toc231755340"/>
+      <w:r>
+        <w:rPr>
+          <w:rFonts w:hint="eastAsia"/>
+        </w:rPr>
+        <w:lastRenderedPageBreak/>
         <w:t>レスポンス（成功時）</w:t>
       </w:r>
       <w:bookmarkEnd w:id="24"/>
@@ -18782,7 +18814,6 @@
           </w:tcPr>
           <w:p>
             <w:r>
-              <w:lastRenderedPageBreak/>
               <w:t>statuses</w:t>
             </w:r>
           </w:p>
@@ -18917,7 +18948,7 @@
           <w:rFonts w:hint="eastAsia"/>
         </w:rPr>
       </w:pPr>
-      <w:bookmarkStart w:id="25" w:name="_Toc231412749"/>
+      <w:bookmarkStart w:id="25" w:name="_Toc231755341"/>
       <w:r>
         <w:rPr>
           <w:rFonts w:hint="eastAsia"/>
@@ -19266,7 +19297,7 @@
           <w:rFonts w:hint="eastAsia"/>
         </w:rPr>
       </w:pPr>
-      <w:bookmarkStart w:id="26" w:name="_Toc231412750"/>
+      <w:bookmarkStart w:id="26" w:name="_Toc231755342"/>
       <w:r>
         <w:rPr>
           <w:rFonts w:hint="eastAsia"/>
@@ -19332,11 +19363,12 @@
           <w:rFonts w:hint="eastAsia"/>
         </w:rPr>
       </w:pPr>
-      <w:bookmarkStart w:id="27" w:name="_Toc231412751"/>
-      <w:r>
-        <w:rPr>
-          <w:rFonts w:hint="eastAsia"/>
-        </w:rPr>
+      <w:bookmarkStart w:id="27" w:name="_Toc231755343"/>
+      <w:r>
+        <w:rPr>
+          <w:rFonts w:hint="eastAsia"/>
+        </w:rPr>
+        <w:lastRenderedPageBreak/>
         <w:t>リクエストパラメータ</w:t>
       </w:r>
       <w:bookmarkEnd w:id="27"/>
@@ -19528,7 +19560,6 @@
           </w:tcPr>
           <w:p>
             <w:r>
-              <w:lastRenderedPageBreak/>
               <w:t>quotationType</w:t>
             </w:r>
           </w:p>
@@ -19915,6 +19946,7 @@
         <w:rPr>
           <w:rFonts w:hint="eastAsia"/>
         </w:rPr>
+        <w:lastRenderedPageBreak/>
         <w:t>通常見積は `workflow_type='RFQ'`、廃棄は `DISPOSAL`、移動は `TRANSFER` として同一一覧へ返す。</w:t>
       </w:r>
     </w:p>
@@ -19967,7 +19999,6 @@
         <w:rPr>
           <w:rFonts w:hint="eastAsia"/>
         </w:rPr>
-        <w:lastRenderedPageBreak/>
         <w:t>操作可否はステータス、ワークフロー種別、実効権限からサーバー側で導出する。</w:t>
       </w:r>
     </w:p>
@@ -19978,7 +20009,7 @@
           <w:rFonts w:hint="eastAsia"/>
         </w:rPr>
       </w:pPr>
-      <w:bookmarkStart w:id="28" w:name="_Toc231412752"/>
+      <w:bookmarkStart w:id="28" w:name="_Toc231755344"/>
       <w:r>
         <w:rPr>
           <w:rFonts w:hint="eastAsia"/>
@@ -20640,18 +20671,26 @@
               <w:rPr>
                 <w:rFonts w:hint="eastAsia"/>
               </w:rPr>
-              <w:t>`PURCHASE` / `LEASE` / `INSTALLMENT` / `RENTAL` / `TRIAL` / `BORROW` / `REPAIR` / `MAINTENANCE` / `INSPECTION` / `OTHER`。未指定可</w:t>
-            </w:r>
-          </w:p>
-        </w:tc>
-      </w:tr>
-      <w:tr>
-        <w:tc>
-          <w:tcPr>
-            <w:tcW w:w="1250" w:type="pct"/>
-          </w:tcPr>
-          <w:p>
-            <w:r>
+              <w:t>`PURCHASE` / `LEASE` / `INSTALLMENT` / `RENTAL` / `TRIAL` / `BORROW` / `REPAIR</w:t>
+            </w:r>
+            <w:r>
+              <w:rPr>
+                <w:rFonts w:hint="eastAsia"/>
+              </w:rPr>
+              <w:lastRenderedPageBreak/>
+              <w:t>` / `MAINTENANCE` / `INSPECTION` / `OTHER`。未指定可</w:t>
+            </w:r>
+          </w:p>
+        </w:tc>
+      </w:tr>
+      <w:tr>
+        <w:tc>
+          <w:tcPr>
+            <w:tcW w:w="1250" w:type="pct"/>
+          </w:tcPr>
+          <w:p>
+            <w:r>
+              <w:lastRenderedPageBreak/>
               <w:t>quotationPhase</w:t>
             </w:r>
           </w:p>
@@ -20685,26 +20724,18 @@
               <w:rPr>
                 <w:rFonts w:hint="eastAsia"/>
               </w:rPr>
-              <w:t>`LIST_PRICE` / `ESTIMATE` / `OR</w:t>
-            </w:r>
-            <w:r>
-              <w:rPr>
-                <w:rFonts w:hint="eastAsia"/>
-              </w:rPr>
-              <w:lastRenderedPageBreak/>
-              <w:t>DER_REGISTRATION` / `FINAL_ASSET_REGISTRATION`。未指定可</w:t>
-            </w:r>
-          </w:p>
-        </w:tc>
-      </w:tr>
-      <w:tr>
-        <w:tc>
-          <w:tcPr>
-            <w:tcW w:w="1250" w:type="pct"/>
-          </w:tcPr>
-          <w:p>
-            <w:r>
-              <w:lastRenderedPageBreak/>
+              <w:t>`LIST_PRICE` / `ESTIMATE` / `ORDER_REGISTRATION` / `FINAL_ASSET_REGISTRATION`。未指定可</w:t>
+            </w:r>
+          </w:p>
+        </w:tc>
+      </w:tr>
+      <w:tr>
+        <w:tc>
+          <w:tcPr>
+            <w:tcW w:w="1250" w:type="pct"/>
+          </w:tcPr>
+          <w:p>
+            <w:r>
               <w:t>status</w:t>
             </w:r>
           </w:p>
@@ -21065,6 +21096,7 @@
         <w:pStyle w:val="4"/>
       </w:pPr>
       <w:r>
+        <w:lastRenderedPageBreak/>
         <w:t>RfqVendorSummary</w:t>
       </w:r>
     </w:p>
@@ -21357,7 +21389,6 @@
           </w:tcPr>
           <w:p>
             <w:r>
-              <w:lastRenderedPageBreak/>
               <w:t>email</w:t>
             </w:r>
           </w:p>
@@ -21630,7 +21661,7 @@
           <w:rFonts w:hint="eastAsia"/>
         </w:rPr>
       </w:pPr>
-      <w:bookmarkStart w:id="29" w:name="_Toc231412753"/>
+      <w:bookmarkStart w:id="29" w:name="_Toc231755345"/>
       <w:r>
         <w:rPr>
           <w:rFonts w:hint="eastAsia"/>
@@ -21979,7 +22010,7 @@
           <w:rFonts w:hint="eastAsia"/>
         </w:rPr>
       </w:pPr>
-      <w:bookmarkStart w:id="30" w:name="_Toc231412754"/>
+      <w:bookmarkStart w:id="30" w:name="_Toc231755346"/>
       <w:r>
         <w:rPr>
           <w:rFonts w:hint="eastAsia"/>
@@ -22012,7 +22043,6 @@
         <w:rPr>
           <w:rFonts w:hint="eastAsia"/>
         </w:rPr>
-        <w:lastRenderedPageBreak/>
         <w:t>エンドポイント</w:t>
       </w:r>
     </w:p>
@@ -22046,7 +22076,7 @@
           <w:rFonts w:hint="eastAsia"/>
         </w:rPr>
       </w:pPr>
-      <w:bookmarkStart w:id="31" w:name="_Toc231412755"/>
+      <w:bookmarkStart w:id="31" w:name="_Toc231755347"/>
       <w:r>
         <w:rPr>
           <w:rFonts w:hint="eastAsia"/>
@@ -22244,7 +22274,7 @@
           <w:rFonts w:hint="eastAsia"/>
         </w:rPr>
       </w:pPr>
-      <w:bookmarkStart w:id="32" w:name="_Toc231412756"/>
+      <w:bookmarkStart w:id="32" w:name="_Toc231755348"/>
       <w:r>
         <w:rPr>
           <w:rFonts w:hint="eastAsia"/>
@@ -22500,6 +22530,7 @@
         <w:rPr>
           <w:rFonts w:hint="eastAsia"/>
         </w:rPr>
+        <w:lastRenderedPageBreak/>
         <w:t>認可条件: 通常アカウントの場合、リモデル管理タブ入口は作業対象施設の `facility_feature_settings` と `user_facility_feature_settings` の両方で `remodel_purchase` / `remodel_order` / `remodel_acceptance` のいずれかが有効であれば参照可能とする</w:t>
       </w:r>
     </w:p>
@@ -22527,7 +22558,6 @@
         <w:rPr>
           <w:rFonts w:hint="eastAsia"/>
         </w:rPr>
-        <w:lastRenderedPageBreak/>
         <w:t>処理仕様</w:t>
       </w:r>
     </w:p>
@@ -22616,7 +22646,7 @@
           <w:rFonts w:hint="eastAsia"/>
         </w:rPr>
       </w:pPr>
-      <w:bookmarkStart w:id="33" w:name="_Toc231412757"/>
+      <w:bookmarkStart w:id="33" w:name="_Toc231755349"/>
       <w:r>
         <w:rPr>
           <w:rFonts w:hint="eastAsia"/>
@@ -22919,7 +22949,7 @@
           <w:rFonts w:hint="eastAsia"/>
         </w:rPr>
       </w:pPr>
-      <w:bookmarkStart w:id="34" w:name="_Toc231412758"/>
+      <w:bookmarkStart w:id="34" w:name="_Toc231755350"/>
       <w:r>
         <w:rPr>
           <w:rFonts w:hint="eastAsia"/>
@@ -23268,11 +23298,12 @@
           <w:rFonts w:hint="eastAsia"/>
         </w:rPr>
       </w:pPr>
-      <w:bookmarkStart w:id="35" w:name="_Toc231412759"/>
-      <w:r>
-        <w:rPr>
-          <w:rFonts w:hint="eastAsia"/>
-        </w:rPr>
+      <w:bookmarkStart w:id="35" w:name="_Toc231755351"/>
+      <w:r>
+        <w:rPr>
+          <w:rFonts w:hint="eastAsia"/>
+        </w:rPr>
+        <w:lastRenderedPageBreak/>
         <w:t>リモデルダッシュボード取得</w:t>
       </w:r>
       <w:bookmarkEnd w:id="35"/>
@@ -23301,7 +23332,6 @@
         <w:rPr>
           <w:rFonts w:hint="eastAsia"/>
         </w:rPr>
-        <w:lastRenderedPageBreak/>
         <w:t>エンドポイント</w:t>
       </w:r>
     </w:p>
@@ -23335,7 +23365,7 @@
           <w:rFonts w:hint="eastAsia"/>
         </w:rPr>
       </w:pPr>
-      <w:bookmarkStart w:id="36" w:name="_Toc231412760"/>
+      <w:bookmarkStart w:id="36" w:name="_Toc231755352"/>
       <w:r>
         <w:rPr>
           <w:rFonts w:hint="eastAsia"/>
@@ -23668,6 +23698,7 @@
         <w:rPr>
           <w:rFonts w:hint="eastAsia"/>
         </w:rPr>
+        <w:lastRenderedPageBreak/>
         <w:t>クローズ不可理由は、方針未決、新設置場所未入力、未終端ワークフロー、原本登録未完了、作業ロック残存に区分する。</w:t>
       </w:r>
     </w:p>
@@ -23678,12 +23709,11 @@
           <w:rFonts w:hint="eastAsia"/>
         </w:rPr>
       </w:pPr>
-      <w:bookmarkStart w:id="37" w:name="_Toc231412761"/>
-      <w:r>
-        <w:rPr>
-          <w:rFonts w:hint="eastAsia"/>
-        </w:rPr>
-        <w:lastRenderedPageBreak/>
+      <w:bookmarkStart w:id="37" w:name="_Toc231755353"/>
+      <w:r>
+        <w:rPr>
+          <w:rFonts w:hint="eastAsia"/>
+        </w:rPr>
         <w:t>レスポンス（成功時）</w:t>
       </w:r>
       <w:bookmarkEnd w:id="37"/>
@@ -24162,7 +24192,7 @@
           <w:rFonts w:hint="eastAsia"/>
         </w:rPr>
       </w:pPr>
-      <w:bookmarkStart w:id="38" w:name="_Toc231412762"/>
+      <w:bookmarkStart w:id="38" w:name="_Toc231755354"/>
       <w:r>
         <w:rPr>
           <w:rFonts w:hint="eastAsia"/>
@@ -24511,7 +24541,7 @@
           <w:rFonts w:hint="eastAsia"/>
         </w:rPr>
       </w:pPr>
-      <w:bookmarkStart w:id="39" w:name="_Toc231412763"/>
+      <w:bookmarkStart w:id="39" w:name="_Toc231755355"/>
       <w:r>
         <w:rPr>
           <w:rFonts w:hint="eastAsia"/>
@@ -24554,6 +24584,7 @@
     </w:p>
     <w:p>
       <w:r>
+        <w:lastRenderedPageBreak/>
         <w:t>Path: /quotation-data-box/rfq-groups/{rfqGroupId}</w:t>
       </w:r>
     </w:p>
@@ -24577,12 +24608,11 @@
           <w:rFonts w:hint="eastAsia"/>
         </w:rPr>
       </w:pPr>
-      <w:bookmarkStart w:id="40" w:name="_Toc231412764"/>
-      <w:r>
-        <w:rPr>
-          <w:rFonts w:hint="eastAsia"/>
-        </w:rPr>
-        <w:lastRenderedPageBreak/>
+      <w:bookmarkStart w:id="40" w:name="_Toc231755356"/>
+      <w:r>
+        <w:rPr>
+          <w:rFonts w:hint="eastAsia"/>
+        </w:rPr>
         <w:t>リクエストパラメータ</w:t>
       </w:r>
       <w:bookmarkEnd w:id="40"/>
@@ -24995,6 +25025,7 @@
         <w:rPr>
           <w:rFonts w:hint="eastAsia"/>
         </w:rPr>
+        <w:lastRenderedPageBreak/>
         <w:t>`rfqGroupId` だけで遷移した場合でも、RFQ正本から `managementType`、`editListId`、既定戻り先を解決して返す。</w:t>
       </w:r>
     </w:p>
@@ -25021,7 +25052,6 @@
         <w:rPr>
           <w:rFonts w:hint="eastAsia"/>
         </w:rPr>
-        <w:lastRenderedPageBreak/>
         <w:t>共通画面側は本レスポンスの `context.managementType` と `returnTo` を戻り先判定に利用する。</w:t>
       </w:r>
     </w:p>
@@ -25032,7 +25062,7 @@
           <w:rFonts w:hint="eastAsia"/>
         </w:rPr>
       </w:pPr>
-      <w:bookmarkStart w:id="41" w:name="_Toc231412765"/>
+      <w:bookmarkStart w:id="41" w:name="_Toc231755357"/>
       <w:r>
         <w:rPr>
           <w:rFonts w:hint="eastAsia"/>
@@ -25742,7 +25772,11 @@
           </w:tcPr>
           <w:p>
             <w:r>
-              <w:t>`UNDECIDED` / `NEW` / `REPLACE` / `ADDITION` / `DISPOSAL` / `TRANSFER`</w:t>
+              <w:t>`UNDECIDED` / `NEW` / `REPLACE</w:t>
+            </w:r>
+            <w:r>
+              <w:lastRenderedPageBreak/>
+              <w:t>` / `ADDITION` / `DISPOSAL` / `TRANSFER`</w:t>
             </w:r>
           </w:p>
         </w:tc>
@@ -26228,7 +26262,7 @@
           <w:rFonts w:hint="eastAsia"/>
         </w:rPr>
       </w:pPr>
-      <w:bookmarkStart w:id="42" w:name="_Toc231412766"/>
+      <w:bookmarkStart w:id="42" w:name="_Toc231755358"/>
       <w:r>
         <w:rPr>
           <w:rFonts w:hint="eastAsia"/>
@@ -26577,7 +26611,7 @@
           <w:rFonts w:hint="eastAsia"/>
         </w:rPr>
       </w:pPr>
-      <w:bookmarkStart w:id="43" w:name="_Toc231412767"/>
+      <w:bookmarkStart w:id="43" w:name="_Toc231755359"/>
       <w:r>
         <w:rPr>
           <w:rFonts w:hint="eastAsia"/>
@@ -26644,7 +26678,7 @@
           <w:rFonts w:hint="eastAsia"/>
         </w:rPr>
       </w:pPr>
-      <w:bookmarkStart w:id="44" w:name="_Toc231412768"/>
+      <w:bookmarkStart w:id="44" w:name="_Toc231755360"/>
       <w:r>
         <w:rPr>
           <w:rFonts w:hint="eastAsia"/>
@@ -26842,7 +26876,7 @@
           <w:rFonts w:hint="eastAsia"/>
         </w:rPr>
       </w:pPr>
-      <w:bookmarkStart w:id="45" w:name="_Toc231412769"/>
+      <w:bookmarkStart w:id="45" w:name="_Toc231755361"/>
       <w:r>
         <w:rPr>
           <w:rFonts w:hint="eastAsia"/>
@@ -27282,7 +27316,7 @@
           <w:rFonts w:hint="eastAsia"/>
         </w:rPr>
       </w:pPr>
-      <w:bookmarkStart w:id="46" w:name="_Toc231412770"/>
+      <w:bookmarkStart w:id="46" w:name="_Toc231755362"/>
       <w:r>
         <w:rPr>
           <w:rFonts w:hint="eastAsia"/>
@@ -27717,7 +27751,7 @@
           <w:rFonts w:hint="eastAsia"/>
         </w:rPr>
       </w:pPr>
-      <w:bookmarkStart w:id="47" w:name="_Toc231412771"/>
+      <w:bookmarkStart w:id="47" w:name="_Toc231755363"/>
       <w:r>
         <w:rPr>
           <w:rFonts w:hint="eastAsia"/>
@@ -28067,7 +28101,7 @@
           <w:rFonts w:hint="eastAsia"/>
         </w:rPr>
       </w:pPr>
-      <w:bookmarkStart w:id="48" w:name="_Toc231412772"/>
+      <w:bookmarkStart w:id="48" w:name="_Toc231755364"/>
       <w:r>
         <w:rPr>
           <w:rFonts w:hint="eastAsia"/>
@@ -28133,7 +28167,7 @@
           <w:rFonts w:hint="eastAsia"/>
         </w:rPr>
       </w:pPr>
-      <w:bookmarkStart w:id="49" w:name="_Toc231412773"/>
+      <w:bookmarkStart w:id="49" w:name="_Toc231755365"/>
       <w:r>
         <w:rPr>
           <w:rFonts w:hint="eastAsia"/>
@@ -28331,7 +28365,7 @@
           <w:rFonts w:hint="eastAsia"/>
         </w:rPr>
       </w:pPr>
-      <w:bookmarkStart w:id="50" w:name="_Toc231412774"/>
+      <w:bookmarkStart w:id="50" w:name="_Toc231755366"/>
       <w:r>
         <w:rPr>
           <w:rFonts w:hint="eastAsia"/>
@@ -28703,7 +28737,7 @@
           <w:rFonts w:hint="eastAsia"/>
         </w:rPr>
       </w:pPr>
-      <w:bookmarkStart w:id="51" w:name="_Toc231412775"/>
+      <w:bookmarkStart w:id="51" w:name="_Toc231755367"/>
       <w:r>
         <w:rPr>
           <w:rFonts w:hint="eastAsia"/>
@@ -29524,7 +29558,7 @@
           <w:rFonts w:hint="eastAsia"/>
         </w:rPr>
       </w:pPr>
-      <w:bookmarkStart w:id="52" w:name="_Toc231412776"/>
+      <w:bookmarkStart w:id="52" w:name="_Toc231755368"/>
       <w:r>
         <w:rPr>
           <w:rFonts w:hint="eastAsia"/>
@@ -29873,7 +29907,7 @@
           <w:rFonts w:hint="eastAsia"/>
         </w:rPr>
       </w:pPr>
-      <w:bookmarkStart w:id="53" w:name="_Toc231412777"/>
+      <w:bookmarkStart w:id="53" w:name="_Toc231755369"/>
       <w:r>
         <w:rPr>
           <w:rFonts w:hint="eastAsia"/>
@@ -29939,7 +29973,7 @@
           <w:rFonts w:hint="eastAsia"/>
         </w:rPr>
       </w:pPr>
-      <w:bookmarkStart w:id="54" w:name="_Toc231412778"/>
+      <w:bookmarkStart w:id="54" w:name="_Toc231755370"/>
       <w:r>
         <w:rPr>
           <w:rFonts w:hint="eastAsia"/>
@@ -30338,7 +30372,7 @@
           <w:rFonts w:hint="eastAsia"/>
         </w:rPr>
       </w:pPr>
-      <w:bookmarkStart w:id="55" w:name="_Toc231412779"/>
+      <w:bookmarkStart w:id="55" w:name="_Toc231755371"/>
       <w:r>
         <w:rPr>
           <w:rFonts w:hint="eastAsia"/>
@@ -30551,7 +30585,7 @@
           <w:rFonts w:hint="eastAsia"/>
         </w:rPr>
       </w:pPr>
-      <w:bookmarkStart w:id="56" w:name="_Toc231412780"/>
+      <w:bookmarkStart w:id="56" w:name="_Toc231755372"/>
       <w:r>
         <w:rPr>
           <w:rFonts w:hint="eastAsia"/>
@@ -30900,7 +30934,7 @@
           <w:rFonts w:hint="eastAsia"/>
         </w:rPr>
       </w:pPr>
-      <w:bookmarkStart w:id="57" w:name="_Toc231412781"/>
+      <w:bookmarkStart w:id="57" w:name="_Toc231755373"/>
       <w:r>
         <w:rPr>
           <w:rFonts w:hint="eastAsia"/>
@@ -30966,7 +31000,7 @@
           <w:rFonts w:hint="eastAsia"/>
         </w:rPr>
       </w:pPr>
-      <w:bookmarkStart w:id="58" w:name="_Toc231412782"/>
+      <w:bookmarkStart w:id="58" w:name="_Toc231755374"/>
       <w:r>
         <w:rPr>
           <w:rFonts w:hint="eastAsia"/>
@@ -31165,7 +31199,7 @@
           <w:rFonts w:hint="eastAsia"/>
         </w:rPr>
       </w:pPr>
-      <w:bookmarkStart w:id="59" w:name="_Toc231412783"/>
+      <w:bookmarkStart w:id="59" w:name="_Toc231755375"/>
       <w:r>
         <w:rPr>
           <w:rFonts w:hint="eastAsia"/>
@@ -32379,7 +32413,7 @@
         <w:rPr>
           <w:rFonts w:hint="eastAsia"/>
         </w:rPr>
-        <w:t>見積原本ファイル本体をAPI内でAmazon S3へPutObjectし、S3オブジェクトキーは `quotations/{facilityId}/{rfqGroupId}/{quotationId}/documents/{uploadUuid}.{ext}` 形式で発行する。</w:t>
+        <w:t>見積原本ファイル本体をAPI内でAmazon S3へPutObjectし、S3オブジェクトキーは `application-documents/facility-{facilityId}/{yyyy}/{mm}/{uploadUuid}.{ext}` 形式で発行する。keyは保存場所識別子であり、`rfqGroupId` や `quotationId` などの業務IDを含めない。</w:t>
       </w:r>
     </w:p>
     <w:p>
@@ -32455,7 +32489,7 @@
           <w:rFonts w:hint="eastAsia"/>
         </w:rPr>
       </w:pPr>
-      <w:bookmarkStart w:id="60" w:name="_Toc231412784"/>
+      <w:bookmarkStart w:id="60" w:name="_Toc231755376"/>
       <w:r>
         <w:rPr>
           <w:rFonts w:hint="eastAsia"/>
@@ -32755,7 +32789,7 @@
           <w:rFonts w:hint="eastAsia"/>
         </w:rPr>
       </w:pPr>
-      <w:bookmarkStart w:id="61" w:name="_Toc231412785"/>
+      <w:bookmarkStart w:id="61" w:name="_Toc231755377"/>
       <w:r>
         <w:rPr>
           <w:rFonts w:hint="eastAsia"/>
@@ -33136,7 +33170,7 @@
           <w:rFonts w:hint="eastAsia"/>
         </w:rPr>
       </w:pPr>
-      <w:bookmarkStart w:id="62" w:name="_Toc231412786"/>
+      <w:bookmarkStart w:id="62" w:name="_Toc231755378"/>
       <w:r>
         <w:rPr>
           <w:rFonts w:hint="eastAsia"/>
@@ -33203,7 +33237,7 @@
           <w:rFonts w:hint="eastAsia"/>
         </w:rPr>
       </w:pPr>
-      <w:bookmarkStart w:id="63" w:name="_Toc231412787"/>
+      <w:bookmarkStart w:id="63" w:name="_Toc231755379"/>
       <w:r>
         <w:rPr>
           <w:rFonts w:hint="eastAsia"/>
@@ -33589,7 +33623,7 @@
           <w:rFonts w:hint="eastAsia"/>
         </w:rPr>
       </w:pPr>
-      <w:bookmarkStart w:id="64" w:name="_Toc231412788"/>
+      <w:bookmarkStart w:id="64" w:name="_Toc231755380"/>
       <w:r>
         <w:rPr>
           <w:rFonts w:hint="eastAsia"/>
@@ -34953,7 +34987,7 @@
           <w:rFonts w:hint="eastAsia"/>
         </w:rPr>
       </w:pPr>
-      <w:bookmarkStart w:id="65" w:name="_Toc231412789"/>
+      <w:bookmarkStart w:id="65" w:name="_Toc231755381"/>
       <w:r>
         <w:rPr>
           <w:rFonts w:hint="eastAsia"/>
@@ -35303,7 +35337,7 @@
           <w:rFonts w:hint="eastAsia"/>
         </w:rPr>
       </w:pPr>
-      <w:bookmarkStart w:id="66" w:name="_Toc231412790"/>
+      <w:bookmarkStart w:id="66" w:name="_Toc231755382"/>
       <w:r>
         <w:rPr>
           <w:rFonts w:hint="eastAsia"/>
@@ -35369,7 +35403,7 @@
           <w:rFonts w:hint="eastAsia"/>
         </w:rPr>
       </w:pPr>
-      <w:bookmarkStart w:id="67" w:name="_Toc231412791"/>
+      <w:bookmarkStart w:id="67" w:name="_Toc231755383"/>
       <w:r>
         <w:rPr>
           <w:rFonts w:hint="eastAsia"/>
@@ -35567,7 +35601,7 @@
           <w:rFonts w:hint="eastAsia"/>
         </w:rPr>
       </w:pPr>
-      <w:bookmarkStart w:id="68" w:name="_Toc231412792"/>
+      <w:bookmarkStart w:id="68" w:name="_Toc231755384"/>
       <w:r>
         <w:rPr>
           <w:rFonts w:hint="eastAsia"/>
@@ -35958,7 +35992,7 @@
           <w:rFonts w:hint="eastAsia"/>
         </w:rPr>
       </w:pPr>
-      <w:bookmarkStart w:id="69" w:name="_Toc231412793"/>
+      <w:bookmarkStart w:id="69" w:name="_Toc231755385"/>
       <w:r>
         <w:rPr>
           <w:rFonts w:hint="eastAsia"/>
@@ -36216,7 +36250,7 @@
           <w:rFonts w:hint="eastAsia"/>
         </w:rPr>
       </w:pPr>
-      <w:bookmarkStart w:id="70" w:name="_Toc231412794"/>
+      <w:bookmarkStart w:id="70" w:name="_Toc231755386"/>
       <w:r>
         <w:rPr>
           <w:rFonts w:hint="eastAsia"/>
@@ -36566,7 +36600,7 @@
           <w:rFonts w:hint="eastAsia"/>
         </w:rPr>
       </w:pPr>
-      <w:bookmarkStart w:id="71" w:name="_Toc231412795"/>
+      <w:bookmarkStart w:id="71" w:name="_Toc231755387"/>
       <w:r>
         <w:rPr>
           <w:rFonts w:hint="eastAsia"/>
@@ -36632,7 +36666,7 @@
           <w:rFonts w:hint="eastAsia"/>
         </w:rPr>
       </w:pPr>
-      <w:bookmarkStart w:id="72" w:name="_Toc231412796"/>
+      <w:bookmarkStart w:id="72" w:name="_Toc231755388"/>
       <w:r>
         <w:rPr>
           <w:rFonts w:hint="eastAsia"/>
@@ -36830,7 +36864,7 @@
           <w:rFonts w:hint="eastAsia"/>
         </w:rPr>
       </w:pPr>
-      <w:bookmarkStart w:id="73" w:name="_Toc231412797"/>
+      <w:bookmarkStart w:id="73" w:name="_Toc231755389"/>
       <w:r>
         <w:rPr>
           <w:rFonts w:hint="eastAsia"/>
@@ -37234,7 +37268,7 @@
           <w:rFonts w:hint="eastAsia"/>
         </w:rPr>
       </w:pPr>
-      <w:bookmarkStart w:id="74" w:name="_Toc231412798"/>
+      <w:bookmarkStart w:id="74" w:name="_Toc231755390"/>
       <w:r>
         <w:rPr>
           <w:rFonts w:hint="eastAsia"/>
@@ -37537,7 +37571,7 @@
           <w:rFonts w:hint="eastAsia"/>
         </w:rPr>
       </w:pPr>
-      <w:bookmarkStart w:id="75" w:name="_Toc231412799"/>
+      <w:bookmarkStart w:id="75" w:name="_Toc231755391"/>
       <w:r>
         <w:rPr>
           <w:rFonts w:hint="eastAsia"/>
@@ -37886,7 +37920,7 @@
           <w:rFonts w:hint="eastAsia"/>
         </w:rPr>
       </w:pPr>
-      <w:bookmarkStart w:id="76" w:name="_Toc231412800"/>
+      <w:bookmarkStart w:id="76" w:name="_Toc231755392"/>
       <w:r>
         <w:rPr>
           <w:rFonts w:hint="eastAsia"/>
@@ -37953,7 +37987,7 @@
           <w:rFonts w:hint="eastAsia"/>
         </w:rPr>
       </w:pPr>
-      <w:bookmarkStart w:id="77" w:name="_Toc231412801"/>
+      <w:bookmarkStart w:id="77" w:name="_Toc231755393"/>
       <w:r>
         <w:rPr>
           <w:rFonts w:hint="eastAsia"/>
@@ -38151,7 +38185,7 @@
           <w:rFonts w:hint="eastAsia"/>
         </w:rPr>
       </w:pPr>
-      <w:bookmarkStart w:id="78" w:name="_Toc231412802"/>
+      <w:bookmarkStart w:id="78" w:name="_Toc231755394"/>
       <w:r>
         <w:rPr>
           <w:rFonts w:hint="eastAsia"/>
@@ -38510,7 +38544,7 @@
           <w:rFonts w:hint="eastAsia"/>
         </w:rPr>
       </w:pPr>
-      <w:bookmarkStart w:id="79" w:name="_Toc231412803"/>
+      <w:bookmarkStart w:id="79" w:name="_Toc231755395"/>
       <w:r>
         <w:rPr>
           <w:rFonts w:hint="eastAsia"/>
@@ -38813,7 +38847,7 @@
           <w:rFonts w:hint="eastAsia"/>
         </w:rPr>
       </w:pPr>
-      <w:bookmarkStart w:id="80" w:name="_Toc231412804"/>
+      <w:bookmarkStart w:id="80" w:name="_Toc231755396"/>
       <w:r>
         <w:rPr>
           <w:rFonts w:hint="eastAsia"/>
@@ -39162,7 +39196,7 @@
           <w:rFonts w:hint="eastAsia"/>
         </w:rPr>
       </w:pPr>
-      <w:bookmarkStart w:id="81" w:name="_Toc231412805"/>
+      <w:bookmarkStart w:id="81" w:name="_Toc231755397"/>
       <w:r>
         <w:rPr>
           <w:rFonts w:hint="eastAsia"/>
@@ -39228,7 +39262,7 @@
           <w:rFonts w:hint="eastAsia"/>
         </w:rPr>
       </w:pPr>
-      <w:bookmarkStart w:id="82" w:name="_Toc231412806"/>
+      <w:bookmarkStart w:id="82" w:name="_Toc231755398"/>
       <w:r>
         <w:rPr>
           <w:rFonts w:hint="eastAsia"/>
@@ -39427,7 +39461,7 @@
           <w:rFonts w:hint="eastAsia"/>
         </w:rPr>
       </w:pPr>
-      <w:bookmarkStart w:id="83" w:name="_Toc231412807"/>
+      <w:bookmarkStart w:id="83" w:name="_Toc231755399"/>
       <w:r>
         <w:rPr>
           <w:rFonts w:hint="eastAsia"/>
@@ -39785,7 +39819,7 @@
           <w:rFonts w:hint="eastAsia"/>
         </w:rPr>
       </w:pPr>
-      <w:bookmarkStart w:id="84" w:name="_Toc231412808"/>
+      <w:bookmarkStart w:id="84" w:name="_Toc231755400"/>
       <w:r>
         <w:rPr>
           <w:rFonts w:hint="eastAsia"/>
@@ -40089,7 +40123,7 @@
           <w:rFonts w:hint="eastAsia"/>
         </w:rPr>
       </w:pPr>
-      <w:bookmarkStart w:id="85" w:name="_Toc231412809"/>
+      <w:bookmarkStart w:id="85" w:name="_Toc231755401"/>
       <w:r>
         <w:rPr>
           <w:rFonts w:hint="eastAsia"/>
@@ -40438,7 +40472,7 @@
           <w:rFonts w:hint="eastAsia"/>
         </w:rPr>
       </w:pPr>
-      <w:bookmarkStart w:id="86" w:name="_Toc231412810"/>
+      <w:bookmarkStart w:id="86" w:name="_Toc231755402"/>
       <w:r>
         <w:rPr>
           <w:rFonts w:hint="eastAsia"/>
@@ -40504,7 +40538,7 @@
           <w:rFonts w:hint="eastAsia"/>
         </w:rPr>
       </w:pPr>
-      <w:bookmarkStart w:id="87" w:name="_Toc231412811"/>
+      <w:bookmarkStart w:id="87" w:name="_Toc231755403"/>
       <w:r>
         <w:rPr>
           <w:rFonts w:hint="eastAsia"/>
@@ -40702,7 +40736,7 @@
           <w:rFonts w:hint="eastAsia"/>
         </w:rPr>
       </w:pPr>
-      <w:bookmarkStart w:id="88" w:name="_Toc231412812"/>
+      <w:bookmarkStart w:id="88" w:name="_Toc231755404"/>
       <w:r>
         <w:rPr>
           <w:rFonts w:hint="eastAsia"/>
@@ -41114,7 +41148,7 @@
           <w:rFonts w:hint="eastAsia"/>
         </w:rPr>
       </w:pPr>
-      <w:bookmarkStart w:id="89" w:name="_Toc231412813"/>
+      <w:bookmarkStart w:id="89" w:name="_Toc231755405"/>
       <w:r>
         <w:rPr>
           <w:rFonts w:hint="eastAsia"/>
@@ -41462,7 +41496,7 @@
           <w:rFonts w:hint="eastAsia"/>
         </w:rPr>
       </w:pPr>
-      <w:bookmarkStart w:id="90" w:name="_Toc231412814"/>
+      <w:bookmarkStart w:id="90" w:name="_Toc231755406"/>
       <w:r>
         <w:rPr>
           <w:rFonts w:hint="eastAsia"/>
@@ -41811,7 +41845,7 @@
           <w:rFonts w:hint="eastAsia"/>
         </w:rPr>
       </w:pPr>
-      <w:bookmarkStart w:id="91" w:name="_Toc231412815"/>
+      <w:bookmarkStart w:id="91" w:name="_Toc231755407"/>
       <w:r>
         <w:rPr>
           <w:rFonts w:hint="eastAsia"/>
@@ -41878,7 +41912,7 @@
           <w:rFonts w:hint="eastAsia"/>
         </w:rPr>
       </w:pPr>
-      <w:bookmarkStart w:id="92" w:name="_Toc231412816"/>
+      <w:bookmarkStart w:id="92" w:name="_Toc231755408"/>
       <w:r>
         <w:rPr>
           <w:rFonts w:hint="eastAsia"/>
@@ -42842,7 +42876,7 @@
           <w:rFonts w:hint="eastAsia"/>
         </w:rPr>
       </w:pPr>
-      <w:bookmarkStart w:id="93" w:name="_Toc231412817"/>
+      <w:bookmarkStart w:id="93" w:name="_Toc231755409"/>
       <w:r>
         <w:rPr>
           <w:rFonts w:hint="eastAsia"/>
@@ -43190,7 +43224,7 @@
           <w:rFonts w:hint="eastAsia"/>
         </w:rPr>
       </w:pPr>
-      <w:bookmarkStart w:id="94" w:name="_Toc231412818"/>
+      <w:bookmarkStart w:id="94" w:name="_Toc231755410"/>
       <w:r>
         <w:rPr>
           <w:rFonts w:hint="eastAsia"/>
@@ -43540,7 +43574,7 @@
           <w:rFonts w:hint="eastAsia"/>
         </w:rPr>
       </w:pPr>
-      <w:bookmarkStart w:id="95" w:name="_Toc231412819"/>
+      <w:bookmarkStart w:id="95" w:name="_Toc231755411"/>
       <w:r>
         <w:rPr>
           <w:rFonts w:hint="eastAsia"/>
@@ -43606,7 +43640,7 @@
           <w:rFonts w:hint="eastAsia"/>
         </w:rPr>
       </w:pPr>
-      <w:bookmarkStart w:id="96" w:name="_Toc231412820"/>
+      <w:bookmarkStart w:id="96" w:name="_Toc231755412"/>
       <w:r>
         <w:rPr>
           <w:rFonts w:hint="eastAsia"/>
@@ -44158,7 +44192,7 @@
           <w:rFonts w:hint="eastAsia"/>
         </w:rPr>
       </w:pPr>
-      <w:bookmarkStart w:id="97" w:name="_Toc231412821"/>
+      <w:bookmarkStart w:id="97" w:name="_Toc231755413"/>
       <w:r>
         <w:rPr>
           <w:rFonts w:hint="eastAsia"/>
@@ -44506,7 +44540,7 @@
           <w:rFonts w:hint="eastAsia"/>
         </w:rPr>
       </w:pPr>
-      <w:bookmarkStart w:id="98" w:name="_Toc231412822"/>
+      <w:bookmarkStart w:id="98" w:name="_Toc231755414"/>
       <w:r>
         <w:rPr>
           <w:rFonts w:hint="eastAsia"/>
@@ -44855,7 +44889,7 @@
           <w:rFonts w:hint="eastAsia"/>
         </w:rPr>
       </w:pPr>
-      <w:bookmarkStart w:id="99" w:name="_Toc231412823"/>
+      <w:bookmarkStart w:id="99" w:name="_Toc231755415"/>
       <w:r>
         <w:rPr>
           <w:rFonts w:hint="eastAsia"/>
@@ -44922,7 +44956,7 @@
           <w:rFonts w:hint="eastAsia"/>
         </w:rPr>
       </w:pPr>
-      <w:bookmarkStart w:id="100" w:name="_Toc231412824"/>
+      <w:bookmarkStart w:id="100" w:name="_Toc231755416"/>
       <w:r>
         <w:rPr>
           <w:rFonts w:hint="eastAsia"/>
@@ -45334,7 +45368,7 @@
           <w:rFonts w:hint="eastAsia"/>
         </w:rPr>
       </w:pPr>
-      <w:bookmarkStart w:id="101" w:name="_Toc231412825"/>
+      <w:bookmarkStart w:id="101" w:name="_Toc231755417"/>
       <w:r>
         <w:rPr>
           <w:rFonts w:hint="eastAsia"/>
@@ -46241,7 +46275,7 @@
           <w:rFonts w:hint="eastAsia"/>
         </w:rPr>
       </w:pPr>
-      <w:bookmarkStart w:id="102" w:name="_Toc231412826"/>
+      <w:bookmarkStart w:id="102" w:name="_Toc231755418"/>
       <w:r>
         <w:rPr>
           <w:rFonts w:hint="eastAsia"/>
@@ -46591,7 +46625,7 @@
           <w:rFonts w:hint="eastAsia"/>
         </w:rPr>
       </w:pPr>
-      <w:bookmarkStart w:id="103" w:name="_Toc231412827"/>
+      <w:bookmarkStart w:id="103" w:name="_Toc231755419"/>
       <w:r>
         <w:rPr>
           <w:rFonts w:hint="eastAsia"/>
@@ -46657,7 +46691,7 @@
           <w:rFonts w:hint="eastAsia"/>
         </w:rPr>
       </w:pPr>
-      <w:bookmarkStart w:id="104" w:name="_Toc231412828"/>
+      <w:bookmarkStart w:id="104" w:name="_Toc231755420"/>
       <w:r>
         <w:rPr>
           <w:rFonts w:hint="eastAsia"/>
@@ -46855,7 +46889,7 @@
           <w:rFonts w:hint="eastAsia"/>
         </w:rPr>
       </w:pPr>
-      <w:bookmarkStart w:id="105" w:name="_Toc231412829"/>
+      <w:bookmarkStart w:id="105" w:name="_Toc231755421"/>
       <w:r>
         <w:rPr>
           <w:rFonts w:hint="eastAsia"/>
@@ -48363,7 +48397,7 @@
         <w:rPr>
           <w:rFonts w:hint="eastAsia"/>
         </w:rPr>
-        <w:t>新規写真ファイル本体をAPI内でAmazon S3へPutObjectし、S3オブジェクトキーは `rfqs/{facilityId}/{rfqGroupId}/acceptance-photos/{orderItemId}/{uploadUuid}.{ext}` 形式で発行する。</w:t>
+        <w:t>新規写真ファイル本体をAPI内でAmazon S3へPutObjectし、S3オブジェクトキーは `application-documents/facility-{facilityId}/{yyyy}/{mm}/{uploadUuid}.{ext}` 形式で発行する。keyは保存場所識別子であり、`rfqGroupId` や `orderItemId` などの業務IDを含めない。</w:t>
       </w:r>
     </w:p>
     <w:p>
@@ -48389,20 +48423,20 @@
         <w:rPr>
           <w:rFonts w:hint="eastAsia"/>
         </w:rPr>
-        <w:t>`payload.photoDocumentIds` は同一RFQの未削除 `application_documents(owner_type='RFQ', document_category='PHOTO')` のみ受け付ける。</w:t>
-      </w:r>
-    </w:p>
-    <w:p>
-      <w:pPr>
-        <w:rPr>
-          <w:rFonts w:hint="eastAsia"/>
-        </w:rPr>
-      </w:pPr>
-      <w:r>
-        <w:rPr>
-          <w:rFonts w:hint="eastAsia"/>
-        </w:rPr>
-        <w:t>保存対象の発注明細IDと写真ドキュメントIDの対応は、`application_documents.file_path` の `rfqs/{facilityId}/{rfqGroupId}/acceptance-photos/{orderItemId}/` 接頭辞と同一RFQの未削除RFQ写真条件でAPIが再解決し、レスポンスやコンテキストの `photoDocumentIds` として返す。DBへS3オブジェクトキー以外の発注明細IDをファイルメタデータ用に重複保持しない。</w:t>
+        <w:t>`payload.photoDocumentIds` は同一RFQの未削除 `application_documents(owner_type='RFQ', document_category='PHOTO')` であり、`application_document_order_item_links(relation_type='ACCEPTANCE_PHOTO', order_item_id=対象発注明細ID, deleted_at IS NULL)` に有効リンクがあるIDのみ受け付ける。</w:t>
+      </w:r>
+    </w:p>
+    <w:p>
+      <w:pPr>
+        <w:rPr>
+          <w:rFonts w:hint="eastAsia"/>
+        </w:rPr>
+      </w:pPr>
+      <w:r>
+        <w:rPr>
+          <w:rFonts w:hint="eastAsia"/>
+        </w:rPr>
+        <w:t>保存対象の発注明細IDと写真ドキュメントIDの対応は `application_document_order_item_links` に `relation_type='ACCEPTANCE_PHOTO'` として保存し、レスポンスやコンテキストの `photoDocumentIds` は同リンクから解決する。S3オブジェクトキーの接頭辞から `orderItemId` を再解決しない。</w:t>
       </w:r>
     </w:p>
     <w:p>
@@ -48438,7 +48472,7 @@
           <w:rFonts w:hint="eastAsia"/>
         </w:rPr>
       </w:pPr>
-      <w:bookmarkStart w:id="106" w:name="_Toc231412830"/>
+      <w:bookmarkStart w:id="106" w:name="_Toc231755422"/>
       <w:r>
         <w:rPr>
           <w:rFonts w:hint="eastAsia"/>
@@ -48694,6 +48728,7 @@
           </w:tcPr>
           <w:p>
             <w:r>
+              <w:lastRenderedPageBreak/>
               <w:t>updatedAt</w:t>
             </w:r>
           </w:p>
@@ -48741,12 +48776,11 @@
           <w:rFonts w:hint="eastAsia"/>
         </w:rPr>
       </w:pPr>
-      <w:bookmarkStart w:id="107" w:name="_Toc231412831"/>
-      <w:r>
-        <w:rPr>
-          <w:rFonts w:hint="eastAsia"/>
-        </w:rPr>
-        <w:lastRenderedPageBreak/>
+      <w:bookmarkStart w:id="107" w:name="_Toc231755423"/>
+      <w:r>
+        <w:rPr>
+          <w:rFonts w:hint="eastAsia"/>
+        </w:rPr>
         <w:t>ステータスコード</w:t>
       </w:r>
       <w:bookmarkEnd w:id="107"/>
@@ -49123,7 +49157,7 @@
           <w:rFonts w:hint="eastAsia"/>
         </w:rPr>
       </w:pPr>
-      <w:bookmarkStart w:id="108" w:name="_Toc231412832"/>
+      <w:bookmarkStart w:id="108" w:name="_Toc231755424"/>
       <w:r>
         <w:rPr>
           <w:rFonts w:hint="eastAsia"/>
@@ -49189,7 +49223,7 @@
           <w:rFonts w:hint="eastAsia"/>
         </w:rPr>
       </w:pPr>
-      <w:bookmarkStart w:id="109" w:name="_Toc231412833"/>
+      <w:bookmarkStart w:id="109" w:name="_Toc231755425"/>
       <w:r>
         <w:rPr>
           <w:rFonts w:hint="eastAsia"/>
@@ -49606,7 +49640,7 @@
           <w:rFonts w:hint="eastAsia"/>
         </w:rPr>
       </w:pPr>
-      <w:bookmarkStart w:id="110" w:name="_Toc231412834"/>
+      <w:bookmarkStart w:id="110" w:name="_Toc231755426"/>
       <w:r>
         <w:rPr>
           <w:rFonts w:hint="eastAsia"/>
@@ -50691,7 +50725,7 @@
           <w:rFonts w:hint="eastAsia"/>
         </w:rPr>
       </w:pPr>
-      <w:bookmarkStart w:id="111" w:name="_Toc231412835"/>
+      <w:bookmarkStart w:id="111" w:name="_Toc231755427"/>
       <w:r>
         <w:rPr>
           <w:rFonts w:hint="eastAsia"/>
@@ -51040,7 +51074,7 @@
           <w:rFonts w:hint="eastAsia"/>
         </w:rPr>
       </w:pPr>
-      <w:bookmarkStart w:id="112" w:name="_Toc231412836"/>
+      <w:bookmarkStart w:id="112" w:name="_Toc231755428"/>
       <w:r>
         <w:rPr>
           <w:rFonts w:hint="eastAsia"/>
@@ -51106,7 +51140,7 @@
           <w:rFonts w:hint="eastAsia"/>
         </w:rPr>
       </w:pPr>
-      <w:bookmarkStart w:id="113" w:name="_Toc231412837"/>
+      <w:bookmarkStart w:id="113" w:name="_Toc231755429"/>
       <w:r>
         <w:rPr>
           <w:rFonts w:hint="eastAsia"/>
@@ -51427,7 +51461,7 @@
           <w:rFonts w:hint="eastAsia"/>
         </w:rPr>
         <w:lastRenderedPageBreak/>
-        <w:t>`IndividualSummary.photoDocumentIds` は同一RFQの未削除RFQ写真のうち `file_path` が `rfqs/{facilityId}/{rfqGroupId}/acceptance-photos/{orderItemId}/` で始まるドキュメントIDを設定する。</w:t>
+        <w:t>`IndividualSummary.photoDocumentIds` は同一RFQの未削除RFQ写真のうち `application_document_order_item_links(relation_type='ACCEPTANCE_PHOTO', order_item_id=対象発注明細ID, deleted_at IS NULL)` に紐づくドキュメントIDを設定する。</w:t>
       </w:r>
     </w:p>
     <w:p>
@@ -51450,7 +51484,7 @@
           <w:rFonts w:hint="eastAsia"/>
         </w:rPr>
       </w:pPr>
-      <w:bookmarkStart w:id="114" w:name="_Toc231412838"/>
+      <w:bookmarkStart w:id="114" w:name="_Toc231755430"/>
       <w:r>
         <w:rPr>
           <w:rFonts w:hint="eastAsia"/>
@@ -51843,7 +51877,7 @@
           <w:rFonts w:hint="eastAsia"/>
         </w:rPr>
       </w:pPr>
-      <w:bookmarkStart w:id="115" w:name="_Toc231412839"/>
+      <w:bookmarkStart w:id="115" w:name="_Toc231755431"/>
       <w:r>
         <w:rPr>
           <w:rFonts w:hint="eastAsia"/>
@@ -52192,7 +52226,7 @@
           <w:rFonts w:hint="eastAsia"/>
         </w:rPr>
       </w:pPr>
-      <w:bookmarkStart w:id="116" w:name="_Toc231412840"/>
+      <w:bookmarkStart w:id="116" w:name="_Toc231755432"/>
       <w:r>
         <w:rPr>
           <w:rFonts w:hint="eastAsia"/>
@@ -52259,7 +52293,7 @@
           <w:rFonts w:hint="eastAsia"/>
         </w:rPr>
       </w:pPr>
-      <w:bookmarkStart w:id="117" w:name="_Toc231412841"/>
+      <w:bookmarkStart w:id="117" w:name="_Toc231755433"/>
       <w:r>
         <w:rPr>
           <w:rFonts w:hint="eastAsia"/>
@@ -52652,27 +52686,27 @@
         <w:rPr>
           <w:rFonts w:hint="eastAsia"/>
         </w:rPr>
-        <w:t>リクエストの `individuals[].photoDocumentIds` で指定された `application_documents.owner_type='RFQ'`、`document_category='PHOTO'` の写真だけを、当該個体から作成/更新した原本資産へ反映する。各IDは同一RFQかつ当該個体の `orderItemId` に対応するS3オブジェクトキー接頭辞を持つことを検証する。</w:t>
-      </w:r>
-    </w:p>
-    <w:p>
-      <w:pPr>
-        <w:rPr>
-          <w:rFonts w:hint="eastAsia"/>
-        </w:rPr>
-      </w:pPr>
-      <w:r>
-        <w:rPr>
-          <w:rFonts w:hint="eastAsia"/>
-        </w:rPr>
-        <w:t>検収写真はS3オブジェクト自体を再アップロードせず、作成/更新した原本資産の `application_documents.owner_type='ASSET_LEDGER'`、`asset_ledger_id`、`document_category='PHOTO'`、`document_type`、`file_name`、`file_path=S3オブジェクトキー`、`mime_typ</w:t>
+        <w:t>リクエストの `individuals[].photoDocumentIds` で指定された `application_documents.owner_type='RFQ'`、`document_category='PHOTO'` の写真だけを、当該個体から作成/更新した原本資産へ反映する。各IDは同一RFQかつ当該個体の `orderItemId` に対応する `application_document_order_item_links(relation_type='ACCEPTANCE_PHOTO')` を持つことを検証する。</w:t>
+      </w:r>
+    </w:p>
+    <w:p>
+      <w:pPr>
+        <w:rPr>
+          <w:rFonts w:hint="eastAsia"/>
+        </w:rPr>
+      </w:pPr>
+      <w:r>
+        <w:rPr>
+          <w:rFonts w:hint="eastAsia"/>
+        </w:rPr>
+        <w:t>検収写真はS3オブジェクト自体を再アップロードせず、作成/更新した原本資産の `application_documents.owner_type='ASSET_LEDGER'`、`asset_ledger_id`、`document_category='</w:t>
       </w:r>
       <w:r>
         <w:rPr>
           <w:rFonts w:hint="eastAsia"/>
         </w:rPr>
         <w:lastRenderedPageBreak/>
-        <w:t>e`、`file_size_bytes`、`content_hash`、`taken_at`、`is_primary`、`uploaded_by_user_id`、`uploaded_at` としてメタデータを複製する。</w:t>
+        <w:t>PHOTO'`、`document_type`、`file_name`、`file_path=S3オブジェクトキー`、`mime_type`、`file_size_bytes`、`content_hash`、`taken_at`、`is_primary`、`uploaded_by_user_id`、`uploaded_at` としてメタデータを複製する。</w:t>
       </w:r>
     </w:p>
     <w:p>
@@ -52708,7 +52742,7 @@
           <w:rFonts w:hint="eastAsia"/>
         </w:rPr>
       </w:pPr>
-      <w:bookmarkStart w:id="118" w:name="_Toc231412842"/>
+      <w:bookmarkStart w:id="118" w:name="_Toc231755434"/>
       <w:r>
         <w:rPr>
           <w:rFonts w:hint="eastAsia"/>
@@ -53008,7 +53042,7 @@
           <w:rFonts w:hint="eastAsia"/>
         </w:rPr>
       </w:pPr>
-      <w:bookmarkStart w:id="119" w:name="_Toc231412843"/>
+      <w:bookmarkStart w:id="119" w:name="_Toc231755435"/>
       <w:r>
         <w:rPr>
           <w:rFonts w:hint="eastAsia"/>
@@ -53357,7 +53391,7 @@
           <w:rFonts w:hint="eastAsia"/>
         </w:rPr>
       </w:pPr>
-      <w:bookmarkStart w:id="120" w:name="_Toc231412844"/>
+      <w:bookmarkStart w:id="120" w:name="_Toc231755436"/>
       <w:r>
         <w:rPr>
           <w:rFonts w:hint="eastAsia"/>
@@ -53390,6 +53424,7 @@
         <w:rPr>
           <w:rFonts w:hint="eastAsia"/>
         </w:rPr>
+        <w:lastRenderedPageBreak/>
         <w:t>エンドポイント</w:t>
       </w:r>
     </w:p>
@@ -53400,7 +53435,6 @@
     </w:p>
     <w:p>
       <w:r>
-        <w:lastRenderedPageBreak/>
         <w:t>Path: /quotation-data-box/remodel-management/edit-lists/{editListId}/close</w:t>
       </w:r>
     </w:p>
@@ -53424,7 +53458,7 @@
           <w:rFonts w:hint="eastAsia"/>
         </w:rPr>
       </w:pPr>
-      <w:bookmarkStart w:id="121" w:name="_Toc231412845"/>
+      <w:bookmarkStart w:id="121" w:name="_Toc231755437"/>
       <w:r>
         <w:rPr>
           <w:rFonts w:hint="eastAsia"/>
@@ -53622,7 +53656,7 @@
           <w:rFonts w:hint="eastAsia"/>
         </w:rPr>
       </w:pPr>
-      <w:bookmarkStart w:id="122" w:name="_Toc231412846"/>
+      <w:bookmarkStart w:id="122" w:name="_Toc231755438"/>
       <w:r>
         <w:rPr>
           <w:rFonts w:hint="eastAsia"/>
@@ -53957,6 +53991,7 @@
         <w:rPr>
           <w:rFonts w:hint="eastAsia"/>
         </w:rPr>
+        <w:lastRenderedPageBreak/>
         <w:t>全対象明細で方針が決定済みであることを検証する。</w:t>
       </w:r>
     </w:p>
@@ -53970,7 +54005,6 @@
         <w:rPr>
           <w:rFonts w:hint="eastAsia"/>
         </w:rPr>
-        <w:lastRenderedPageBreak/>
         <w:t>廃棄以外の明細に `target_facility_id`、`target_building_name`、`target_floor_name`、`target_department_name`、`target_section_name`、`target_room_name`、`target_installation_location` の必要項目が入力済みであることを検証する。</w:t>
       </w:r>
     </w:p>
@@ -54059,7 +54093,7 @@
           <w:rFonts w:hint="eastAsia"/>
         </w:rPr>
       </w:pPr>
-      <w:bookmarkStart w:id="123" w:name="_Toc231412847"/>
+      <w:bookmarkStart w:id="123" w:name="_Toc231755439"/>
       <w:r>
         <w:rPr>
           <w:rFonts w:hint="eastAsia"/>
@@ -54494,7 +54528,7 @@
           <w:rFonts w:hint="eastAsia"/>
         </w:rPr>
       </w:pPr>
-      <w:bookmarkStart w:id="124" w:name="_Toc231412848"/>
+      <w:bookmarkStart w:id="124" w:name="_Toc231755440"/>
       <w:r>
         <w:rPr>
           <w:rFonts w:hint="eastAsia"/>
@@ -54666,6 +54700,7 @@
           </w:tcPr>
           <w:p>
             <w:r>
+              <w:lastRenderedPageBreak/>
               <w:t>401</w:t>
             </w:r>
           </w:p>
@@ -54701,7 +54736,6 @@
           </w:tcPr>
           <w:p>
             <w:r>
-              <w:lastRenderedPageBreak/>
               <w:t>403</w:t>
             </w:r>
           </w:p>
@@ -54844,7 +54878,7 @@
           <w:rFonts w:hint="eastAsia"/>
         </w:rPr>
       </w:pPr>
-      <w:bookmarkStart w:id="125" w:name="_Toc231412849"/>
+      <w:bookmarkStart w:id="125" w:name="_Toc231755441"/>
       <w:r>
         <w:rPr>
           <w:rFonts w:hint="eastAsia"/>
@@ -54860,7 +54894,7 @@
           <w:rFonts w:hint="eastAsia"/>
         </w:rPr>
       </w:pPr>
-      <w:bookmarkStart w:id="126" w:name="_Toc231412850"/>
+      <w:bookmarkStart w:id="126" w:name="_Toc231755442"/>
       <w:r>
         <w:rPr>
           <w:rFonts w:hint="eastAsia"/>
@@ -54971,7 +55005,7 @@
           <w:rFonts w:hint="eastAsia"/>
         </w:rPr>
       </w:pPr>
-      <w:bookmarkStart w:id="127" w:name="_Toc231412851"/>
+      <w:bookmarkStart w:id="127" w:name="_Toc231755443"/>
       <w:r>
         <w:rPr>
           <w:rFonts w:hint="eastAsia"/>
@@ -55082,7 +55116,7 @@
           <w:rFonts w:hint="eastAsia"/>
         </w:rPr>
       </w:pPr>
-      <w:bookmarkStart w:id="128" w:name="_Toc231412852"/>
+      <w:bookmarkStart w:id="128" w:name="_Toc231755444"/>
       <w:r>
         <w:rPr>
           <w:rFonts w:hint="eastAsia"/>
@@ -55232,7 +55266,7 @@
           <w:rFonts w:hint="eastAsia"/>
         </w:rPr>
       </w:pPr>
-      <w:bookmarkStart w:id="129" w:name="_Toc231412853"/>
+      <w:bookmarkStart w:id="129" w:name="_Toc231755445"/>
       <w:r>
         <w:rPr>
           <w:rFonts w:hint="eastAsia"/>
@@ -55343,7 +55377,7 @@
           <w:rFonts w:hint="eastAsia"/>
         </w:rPr>
       </w:pPr>
-      <w:bookmarkStart w:id="130" w:name="_Toc231412854"/>
+      <w:bookmarkStart w:id="130" w:name="_Toc231755446"/>
       <w:r>
         <w:rPr>
           <w:rFonts w:hint="eastAsia"/>
@@ -55474,7 +55508,7 @@
           <w:rFonts w:hint="eastAsia"/>
         </w:rPr>
       </w:pPr>
-      <w:bookmarkStart w:id="131" w:name="_Toc231412855"/>
+      <w:bookmarkStart w:id="131" w:name="_Toc231755447"/>
       <w:r>
         <w:rPr>
           <w:rFonts w:hint="eastAsia"/>
@@ -56656,7 +56690,7 @@
           <w:rFonts w:hint="eastAsia"/>
         </w:rPr>
       </w:pPr>
-      <w:bookmarkStart w:id="132" w:name="_Toc231412856"/>
+      <w:bookmarkStart w:id="132" w:name="_Toc231755448"/>
       <w:r>
         <w:rPr>
           <w:rFonts w:hint="eastAsia"/>
@@ -56672,7 +56706,7 @@
           <w:rFonts w:hint="eastAsia"/>
         </w:rPr>
       </w:pPr>
-      <w:bookmarkStart w:id="133" w:name="_Toc231412857"/>
+      <w:bookmarkStart w:id="133" w:name="_Toc231755449"/>
       <w:r>
         <w:rPr>
           <w:rFonts w:hint="eastAsia"/>
@@ -56783,7 +56817,7 @@
           <w:rFonts w:hint="eastAsia"/>
         </w:rPr>
       </w:pPr>
-      <w:bookmarkStart w:id="134" w:name="_Toc231412858"/>
+      <w:bookmarkStart w:id="134" w:name="_Toc231755450"/>
       <w:r>
         <w:rPr>
           <w:rFonts w:hint="eastAsia"/>
@@ -56934,703 +56968,7 @@
 <file path=word/numbering.xml><?xml version="1.0" encoding="utf-8"?>
 <w:numbering xmlns:wpc="http://schemas.microsoft.com/office/word/2010/wordprocessingCanvas" xmlns:cx="http://schemas.microsoft.com/office/drawing/2014/chartex" xmlns:cx1="http://schemas.microsoft.com/office/drawing/2015/9/8/chartex" xmlns:cx2="http://schemas.microsoft.com/office/drawing/2015/10/21/chartex" xmlns:cx3="http://schemas.microsoft.com/office/drawing/2016/5/9/chartex" xmlns:cx4="http://schemas.microsoft.com/office/drawing/2016/5/10/chartex" xmlns:cx5="http://schemas.microsoft.com/office/drawing/2016/5/11/chartex" xmlns:cx6="http://schemas.microsoft.com/office/drawing/2016/5/12/chartex" xmlns:cx7="http://schemas.microsoft.com/office/drawing/2016/5/13/chartex" xmlns:cx8="http://schemas.microsoft.com/office/drawing/2016/5/14/chartex" xmlns:mc="http://schemas.openxmlformats.org/markup-compatibility/2006" xmlns:aink="http://schemas.microsoft.com/office/drawing/2016/ink" xmlns:am3d="http://schemas.microsoft.com/office/drawing/2017/model3d" xmlns:o="urn:schemas-microsoft-com:office:office" xmlns:oel="http://schemas.microsoft.com/office/2019/extlst" xmlns:r="http://schemas.openxmlformats.org/officeDocument/2006/relationships" xmlns:m="http://schemas.openxmlformats.org/officeDocument/2006/math" xmlns:v="urn:schemas-microsoft-com:vml" xmlns:wp14="http://schemas.microsoft.com/office/word/2010/wordprocessingDrawing" xmlns:wp="http://schemas.openxmlformats.org/drawingml/2006/wordprocessingDrawing" xmlns:w10="urn:schemas-microsoft-com:office:word" xmlns:w="http://schemas.openxmlformats.org/wordprocessingml/2006/main" xmlns:w14="http://schemas.microsoft.com/office/word/2010/wordml" xmlns:w15="http://schemas.microsoft.com/office/word/2012/wordml" xmlns:w16cex="http://schemas.microsoft.com/office/word/2018/wordml/cex" xmlns:w16cid="http://schemas.microsoft.com/office/word/2016/wordml/cid" xmlns:w16="http://schemas.microsoft.com/office/word/2018/wordml" xmlns:w16du="http://schemas.microsoft.com/office/word/2023/wordml/word16du" xmlns:w16sdtdh="http://schemas.microsoft.com/office/word/2020/wordml/sdtdatahash" xmlns:w16sdtfl="http://schemas.microsoft.com/office/word/2024/wordml/sdtformatlock" xmlns:w16se="http://schemas.microsoft.com/office/word/2015/wordml/symex" xmlns:wpg="http://schemas.microsoft.com/office/word/2010/wordprocessingGroup" xmlns:wpi="http://schemas.microsoft.com/office/word/2010/wordprocessingInk" xmlns:wne="http://schemas.microsoft.com/office/word/2006/wordml" xmlns:wps="http://schemas.microsoft.com/office/word/2010/wordprocessingShape" mc:Ignorable="w14 w15 w16se w16cid w16 w16cex w16sdtdh w16sdtfl w16du wp14">
   <w:abstractNum w:abstractNumId="0" w15:restartNumberingAfterBreak="0">
-    <w:nsid w:val="00B71E6F"/>
-    <w:multiLevelType w:val="hybridMultilevel"/>
-    <w:tmpl w:val="9AA8C580"/>
-    <w:name w:val="__API_DOC_SQUARE_BULLET__22"/>
-    <w:lvl w:ilvl="0" w:tplc="0409000F">
-      <w:start w:val="1"/>
-      <w:numFmt w:val="decimal"/>
-      <w:lvlText w:val="%1."/>
-      <w:lvlJc w:val="left"/>
-      <w:pPr>
-        <w:ind w:left="440" w:hanging="440"/>
-      </w:pPr>
-    </w:lvl>
-    <w:lvl w:ilvl="1" w:tplc="04090017" w:tentative="1">
-      <w:start w:val="1"/>
-      <w:numFmt w:val="aiueoFullWidth"/>
-      <w:lvlText w:val="(%2)"/>
-      <w:lvlJc w:val="left"/>
-      <w:pPr>
-        <w:ind w:left="880" w:hanging="440"/>
-      </w:pPr>
-    </w:lvl>
-    <w:lvl w:ilvl="2" w:tplc="04090011" w:tentative="1">
-      <w:start w:val="1"/>
-      <w:numFmt w:val="decimalEnclosedCircle"/>
-      <w:lvlText w:val="%3"/>
-      <w:lvlJc w:val="left"/>
-      <w:pPr>
-        <w:ind w:left="1320" w:hanging="440"/>
-      </w:pPr>
-    </w:lvl>
-    <w:lvl w:ilvl="3" w:tplc="0409000F" w:tentative="1">
-      <w:start w:val="1"/>
-      <w:numFmt w:val="decimal"/>
-      <w:lvlText w:val="%4."/>
-      <w:lvlJc w:val="left"/>
-      <w:pPr>
-        <w:ind w:left="1760" w:hanging="440"/>
-      </w:pPr>
-    </w:lvl>
-    <w:lvl w:ilvl="4" w:tplc="04090017" w:tentative="1">
-      <w:start w:val="1"/>
-      <w:numFmt w:val="aiueoFullWidth"/>
-      <w:lvlText w:val="(%5)"/>
-      <w:lvlJc w:val="left"/>
-      <w:pPr>
-        <w:ind w:left="2200" w:hanging="440"/>
-      </w:pPr>
-    </w:lvl>
-    <w:lvl w:ilvl="5" w:tplc="04090011" w:tentative="1">
-      <w:start w:val="1"/>
-      <w:numFmt w:val="decimalEnclosedCircle"/>
-      <w:lvlText w:val="%6"/>
-      <w:lvlJc w:val="left"/>
-      <w:pPr>
-        <w:ind w:left="2640" w:hanging="440"/>
-      </w:pPr>
-    </w:lvl>
-    <w:lvl w:ilvl="6" w:tplc="0409000F" w:tentative="1">
-      <w:start w:val="1"/>
-      <w:numFmt w:val="decimal"/>
-      <w:lvlText w:val="%7."/>
-      <w:lvlJc w:val="left"/>
-      <w:pPr>
-        <w:ind w:left="3080" w:hanging="440"/>
-      </w:pPr>
-    </w:lvl>
-    <w:lvl w:ilvl="7" w:tplc="04090017" w:tentative="1">
-      <w:start w:val="1"/>
-      <w:numFmt w:val="aiueoFullWidth"/>
-      <w:lvlText w:val="(%8)"/>
-      <w:lvlJc w:val="left"/>
-      <w:pPr>
-        <w:ind w:left="3520" w:hanging="440"/>
-      </w:pPr>
-    </w:lvl>
-    <w:lvl w:ilvl="8" w:tplc="04090011" w:tentative="1">
-      <w:start w:val="1"/>
-      <w:numFmt w:val="decimalEnclosedCircle"/>
-      <w:lvlText w:val="%9"/>
-      <w:lvlJc w:val="left"/>
-      <w:pPr>
-        <w:ind w:left="3960" w:hanging="440"/>
-      </w:pPr>
-    </w:lvl>
-  </w:abstractNum>
-  <w:abstractNum w:abstractNumId="1" w15:restartNumberingAfterBreak="0">
-    <w:nsid w:val="30AE3DD6"/>
-    <w:multiLevelType w:val="hybridMultilevel"/>
-    <w:tmpl w:val="19E4A8A8"/>
-    <w:name w:val="__API_DOC_SQUARE_BULLET__22222222"/>
-    <w:lvl w:ilvl="0" w:tplc="0409000F">
-      <w:start w:val="1"/>
-      <w:numFmt w:val="decimal"/>
-      <w:lvlText w:val="%1."/>
-      <w:lvlJc w:val="left"/>
-      <w:pPr>
-        <w:ind w:left="440" w:hanging="440"/>
-      </w:pPr>
-    </w:lvl>
-    <w:lvl w:ilvl="1" w:tplc="04090017" w:tentative="1">
-      <w:start w:val="1"/>
-      <w:numFmt w:val="aiueoFullWidth"/>
-      <w:lvlText w:val="(%2)"/>
-      <w:lvlJc w:val="left"/>
-      <w:pPr>
-        <w:ind w:left="880" w:hanging="440"/>
-      </w:pPr>
-    </w:lvl>
-    <w:lvl w:ilvl="2" w:tplc="04090011" w:tentative="1">
-      <w:start w:val="1"/>
-      <w:numFmt w:val="decimalEnclosedCircle"/>
-      <w:lvlText w:val="%3"/>
-      <w:lvlJc w:val="left"/>
-      <w:pPr>
-        <w:ind w:left="1320" w:hanging="440"/>
-      </w:pPr>
-    </w:lvl>
-    <w:lvl w:ilvl="3" w:tplc="0409000F" w:tentative="1">
-      <w:start w:val="1"/>
-      <w:numFmt w:val="decimal"/>
-      <w:lvlText w:val="%4."/>
-      <w:lvlJc w:val="left"/>
-      <w:pPr>
-        <w:ind w:left="1760" w:hanging="440"/>
-      </w:pPr>
-    </w:lvl>
-    <w:lvl w:ilvl="4" w:tplc="04090017" w:tentative="1">
-      <w:start w:val="1"/>
-      <w:numFmt w:val="aiueoFullWidth"/>
-      <w:lvlText w:val="(%5)"/>
-      <w:lvlJc w:val="left"/>
-      <w:pPr>
-        <w:ind w:left="2200" w:hanging="440"/>
-      </w:pPr>
-    </w:lvl>
-    <w:lvl w:ilvl="5" w:tplc="04090011" w:tentative="1">
-      <w:start w:val="1"/>
-      <w:numFmt w:val="decimalEnclosedCircle"/>
-      <w:lvlText w:val="%6"/>
-      <w:lvlJc w:val="left"/>
-      <w:pPr>
-        <w:ind w:left="2640" w:hanging="440"/>
-      </w:pPr>
-    </w:lvl>
-    <w:lvl w:ilvl="6" w:tplc="0409000F" w:tentative="1">
-      <w:start w:val="1"/>
-      <w:numFmt w:val="decimal"/>
-      <w:lvlText w:val="%7."/>
-      <w:lvlJc w:val="left"/>
-      <w:pPr>
-        <w:ind w:left="3080" w:hanging="440"/>
-      </w:pPr>
-    </w:lvl>
-    <w:lvl w:ilvl="7" w:tplc="04090017" w:tentative="1">
-      <w:start w:val="1"/>
-      <w:numFmt w:val="aiueoFullWidth"/>
-      <w:lvlText w:val="(%8)"/>
-      <w:lvlJc w:val="left"/>
-      <w:pPr>
-        <w:ind w:left="3520" w:hanging="440"/>
-      </w:pPr>
-    </w:lvl>
-    <w:lvl w:ilvl="8" w:tplc="04090011" w:tentative="1">
-      <w:start w:val="1"/>
-      <w:numFmt w:val="decimalEnclosedCircle"/>
-      <w:lvlText w:val="%9"/>
-      <w:lvlJc w:val="left"/>
-      <w:pPr>
-        <w:ind w:left="3960" w:hanging="440"/>
-      </w:pPr>
-    </w:lvl>
-  </w:abstractNum>
-  <w:abstractNum w:abstractNumId="2" w15:restartNumberingAfterBreak="0">
-    <w:nsid w:val="34AA2A0E"/>
-    <w:multiLevelType w:val="hybridMultilevel"/>
-    <w:tmpl w:val="46801C42"/>
-    <w:name w:val="__API_DOC_SQUARE_BULLET__222"/>
-    <w:lvl w:ilvl="0" w:tplc="0409000F">
-      <w:start w:val="1"/>
-      <w:numFmt w:val="decimal"/>
-      <w:lvlText w:val="%1."/>
-      <w:lvlJc w:val="left"/>
-      <w:pPr>
-        <w:ind w:left="440" w:hanging="440"/>
-      </w:pPr>
-    </w:lvl>
-    <w:lvl w:ilvl="1" w:tplc="04090017" w:tentative="1">
-      <w:start w:val="1"/>
-      <w:numFmt w:val="aiueoFullWidth"/>
-      <w:lvlText w:val="(%2)"/>
-      <w:lvlJc w:val="left"/>
-      <w:pPr>
-        <w:ind w:left="880" w:hanging="440"/>
-      </w:pPr>
-    </w:lvl>
-    <w:lvl w:ilvl="2" w:tplc="04090011" w:tentative="1">
-      <w:start w:val="1"/>
-      <w:numFmt w:val="decimalEnclosedCircle"/>
-      <w:lvlText w:val="%3"/>
-      <w:lvlJc w:val="left"/>
-      <w:pPr>
-        <w:ind w:left="1320" w:hanging="440"/>
-      </w:pPr>
-    </w:lvl>
-    <w:lvl w:ilvl="3" w:tplc="0409000F" w:tentative="1">
-      <w:start w:val="1"/>
-      <w:numFmt w:val="decimal"/>
-      <w:lvlText w:val="%4."/>
-      <w:lvlJc w:val="left"/>
-      <w:pPr>
-        <w:ind w:left="1760" w:hanging="440"/>
-      </w:pPr>
-    </w:lvl>
-    <w:lvl w:ilvl="4" w:tplc="04090017" w:tentative="1">
-      <w:start w:val="1"/>
-      <w:numFmt w:val="aiueoFullWidth"/>
-      <w:lvlText w:val="(%5)"/>
-      <w:lvlJc w:val="left"/>
-      <w:pPr>
-        <w:ind w:left="2200" w:hanging="440"/>
-      </w:pPr>
-    </w:lvl>
-    <w:lvl w:ilvl="5" w:tplc="04090011" w:tentative="1">
-      <w:start w:val="1"/>
-      <w:numFmt w:val="decimalEnclosedCircle"/>
-      <w:lvlText w:val="%6"/>
-      <w:lvlJc w:val="left"/>
-      <w:pPr>
-        <w:ind w:left="2640" w:hanging="440"/>
-      </w:pPr>
-    </w:lvl>
-    <w:lvl w:ilvl="6" w:tplc="0409000F" w:tentative="1">
-      <w:start w:val="1"/>
-      <w:numFmt w:val="decimal"/>
-      <w:lvlText w:val="%7."/>
-      <w:lvlJc w:val="left"/>
-      <w:pPr>
-        <w:ind w:left="3080" w:hanging="440"/>
-      </w:pPr>
-    </w:lvl>
-    <w:lvl w:ilvl="7" w:tplc="04090017" w:tentative="1">
-      <w:start w:val="1"/>
-      <w:numFmt w:val="aiueoFullWidth"/>
-      <w:lvlText w:val="(%8)"/>
-      <w:lvlJc w:val="left"/>
-      <w:pPr>
-        <w:ind w:left="3520" w:hanging="440"/>
-      </w:pPr>
-    </w:lvl>
-    <w:lvl w:ilvl="8" w:tplc="04090011" w:tentative="1">
-      <w:start w:val="1"/>
-      <w:numFmt w:val="decimalEnclosedCircle"/>
-      <w:lvlText w:val="%9"/>
-      <w:lvlJc w:val="left"/>
-      <w:pPr>
-        <w:ind w:left="3960" w:hanging="440"/>
-      </w:pPr>
-    </w:lvl>
-  </w:abstractNum>
-  <w:abstractNum w:abstractNumId="3" w15:restartNumberingAfterBreak="0">
-    <w:nsid w:val="3D8E3296"/>
-    <w:multiLevelType w:val="hybridMultilevel"/>
-    <w:tmpl w:val="B9C0756C"/>
-    <w:name w:val="__API_DOC_SQUARE_BULLET__2222"/>
-    <w:lvl w:ilvl="0" w:tplc="0409000F">
-      <w:start w:val="1"/>
-      <w:numFmt w:val="decimal"/>
-      <w:lvlText w:val="%1."/>
-      <w:lvlJc w:val="left"/>
-      <w:pPr>
-        <w:ind w:left="440" w:hanging="440"/>
-      </w:pPr>
-    </w:lvl>
-    <w:lvl w:ilvl="1" w:tplc="04090017" w:tentative="1">
-      <w:start w:val="1"/>
-      <w:numFmt w:val="aiueoFullWidth"/>
-      <w:lvlText w:val="(%2)"/>
-      <w:lvlJc w:val="left"/>
-      <w:pPr>
-        <w:ind w:left="880" w:hanging="440"/>
-      </w:pPr>
-    </w:lvl>
-    <w:lvl w:ilvl="2" w:tplc="04090011" w:tentative="1">
-      <w:start w:val="1"/>
-      <w:numFmt w:val="decimalEnclosedCircle"/>
-      <w:lvlText w:val="%3"/>
-      <w:lvlJc w:val="left"/>
-      <w:pPr>
-        <w:ind w:left="1320" w:hanging="440"/>
-      </w:pPr>
-    </w:lvl>
-    <w:lvl w:ilvl="3" w:tplc="0409000F" w:tentative="1">
-      <w:start w:val="1"/>
-      <w:numFmt w:val="decimal"/>
-      <w:lvlText w:val="%4."/>
-      <w:lvlJc w:val="left"/>
-      <w:pPr>
-        <w:ind w:left="1760" w:hanging="440"/>
-      </w:pPr>
-    </w:lvl>
-    <w:lvl w:ilvl="4" w:tplc="04090017" w:tentative="1">
-      <w:start w:val="1"/>
-      <w:numFmt w:val="aiueoFullWidth"/>
-      <w:lvlText w:val="(%5)"/>
-      <w:lvlJc w:val="left"/>
-      <w:pPr>
-        <w:ind w:left="2200" w:hanging="440"/>
-      </w:pPr>
-    </w:lvl>
-    <w:lvl w:ilvl="5" w:tplc="04090011" w:tentative="1">
-      <w:start w:val="1"/>
-      <w:numFmt w:val="decimalEnclosedCircle"/>
-      <w:lvlText w:val="%6"/>
-      <w:lvlJc w:val="left"/>
-      <w:pPr>
-        <w:ind w:left="2640" w:hanging="440"/>
-      </w:pPr>
-    </w:lvl>
-    <w:lvl w:ilvl="6" w:tplc="0409000F" w:tentative="1">
-      <w:start w:val="1"/>
-      <w:numFmt w:val="decimal"/>
-      <w:lvlText w:val="%7."/>
-      <w:lvlJc w:val="left"/>
-      <w:pPr>
-        <w:ind w:left="3080" w:hanging="440"/>
-      </w:pPr>
-    </w:lvl>
-    <w:lvl w:ilvl="7" w:tplc="04090017" w:tentative="1">
-      <w:start w:val="1"/>
-      <w:numFmt w:val="aiueoFullWidth"/>
-      <w:lvlText w:val="(%8)"/>
-      <w:lvlJc w:val="left"/>
-      <w:pPr>
-        <w:ind w:left="3520" w:hanging="440"/>
-      </w:pPr>
-    </w:lvl>
-    <w:lvl w:ilvl="8" w:tplc="04090011" w:tentative="1">
-      <w:start w:val="1"/>
-      <w:numFmt w:val="decimalEnclosedCircle"/>
-      <w:lvlText w:val="%9"/>
-      <w:lvlJc w:val="left"/>
-      <w:pPr>
-        <w:ind w:left="3960" w:hanging="440"/>
-      </w:pPr>
-    </w:lvl>
-  </w:abstractNum>
-  <w:abstractNum w:abstractNumId="4" w15:restartNumberingAfterBreak="0">
-    <w:nsid w:val="41A33E17"/>
-    <w:multiLevelType w:val="hybridMultilevel"/>
-    <w:tmpl w:val="94505CC2"/>
-    <w:name w:val="__API_DOC_SQUARE_BULLET__2"/>
-    <w:lvl w:ilvl="0" w:tplc="0409000F">
-      <w:start w:val="1"/>
-      <w:numFmt w:val="decimal"/>
-      <w:lvlText w:val="%1."/>
-      <w:lvlJc w:val="left"/>
-      <w:pPr>
-        <w:ind w:left="440" w:hanging="440"/>
-      </w:pPr>
-    </w:lvl>
-    <w:lvl w:ilvl="1" w:tplc="04090017" w:tentative="1">
-      <w:start w:val="1"/>
-      <w:numFmt w:val="aiueoFullWidth"/>
-      <w:lvlText w:val="(%2)"/>
-      <w:lvlJc w:val="left"/>
-      <w:pPr>
-        <w:ind w:left="880" w:hanging="440"/>
-      </w:pPr>
-    </w:lvl>
-    <w:lvl w:ilvl="2" w:tplc="04090011" w:tentative="1">
-      <w:start w:val="1"/>
-      <w:numFmt w:val="decimalEnclosedCircle"/>
-      <w:lvlText w:val="%3"/>
-      <w:lvlJc w:val="left"/>
-      <w:pPr>
-        <w:ind w:left="1320" w:hanging="440"/>
-      </w:pPr>
-    </w:lvl>
-    <w:lvl w:ilvl="3" w:tplc="0409000F" w:tentative="1">
-      <w:start w:val="1"/>
-      <w:numFmt w:val="decimal"/>
-      <w:lvlText w:val="%4."/>
-      <w:lvlJc w:val="left"/>
-      <w:pPr>
-        <w:ind w:left="1760" w:hanging="440"/>
-      </w:pPr>
-    </w:lvl>
-    <w:lvl w:ilvl="4" w:tplc="04090017" w:tentative="1">
-      <w:start w:val="1"/>
-      <w:numFmt w:val="aiueoFullWidth"/>
-      <w:lvlText w:val="(%5)"/>
-      <w:lvlJc w:val="left"/>
-      <w:pPr>
-        <w:ind w:left="2200" w:hanging="440"/>
-      </w:pPr>
-    </w:lvl>
-    <w:lvl w:ilvl="5" w:tplc="04090011" w:tentative="1">
-      <w:start w:val="1"/>
-      <w:numFmt w:val="decimalEnclosedCircle"/>
-      <w:lvlText w:val="%6"/>
-      <w:lvlJc w:val="left"/>
-      <w:pPr>
-        <w:ind w:left="2640" w:hanging="440"/>
-      </w:pPr>
-    </w:lvl>
-    <w:lvl w:ilvl="6" w:tplc="0409000F" w:tentative="1">
-      <w:start w:val="1"/>
-      <w:numFmt w:val="decimal"/>
-      <w:lvlText w:val="%7."/>
-      <w:lvlJc w:val="left"/>
-      <w:pPr>
-        <w:ind w:left="3080" w:hanging="440"/>
-      </w:pPr>
-    </w:lvl>
-    <w:lvl w:ilvl="7" w:tplc="04090017" w:tentative="1">
-      <w:start w:val="1"/>
-      <w:numFmt w:val="aiueoFullWidth"/>
-      <w:lvlText w:val="(%8)"/>
-      <w:lvlJc w:val="left"/>
-      <w:pPr>
-        <w:ind w:left="3520" w:hanging="440"/>
-      </w:pPr>
-    </w:lvl>
-    <w:lvl w:ilvl="8" w:tplc="04090011" w:tentative="1">
-      <w:start w:val="1"/>
-      <w:numFmt w:val="decimalEnclosedCircle"/>
-      <w:lvlText w:val="%9"/>
-      <w:lvlJc w:val="left"/>
-      <w:pPr>
-        <w:ind w:left="3960" w:hanging="440"/>
-      </w:pPr>
-    </w:lvl>
-  </w:abstractNum>
-  <w:abstractNum w:abstractNumId="5" w15:restartNumberingAfterBreak="0">
-    <w:nsid w:val="57692D86"/>
-    <w:multiLevelType w:val="hybridMultilevel"/>
-    <w:tmpl w:val="684A3AC8"/>
-    <w:name w:val="__API_DOC_SQUARE_BULLET__2222222"/>
-    <w:lvl w:ilvl="0" w:tplc="0409000F">
-      <w:start w:val="1"/>
-      <w:numFmt w:val="decimal"/>
-      <w:lvlText w:val="%1."/>
-      <w:lvlJc w:val="left"/>
-      <w:pPr>
-        <w:ind w:left="440" w:hanging="440"/>
-      </w:pPr>
-    </w:lvl>
-    <w:lvl w:ilvl="1" w:tplc="04090017" w:tentative="1">
-      <w:start w:val="1"/>
-      <w:numFmt w:val="aiueoFullWidth"/>
-      <w:lvlText w:val="(%2)"/>
-      <w:lvlJc w:val="left"/>
-      <w:pPr>
-        <w:ind w:left="880" w:hanging="440"/>
-      </w:pPr>
-    </w:lvl>
-    <w:lvl w:ilvl="2" w:tplc="04090011" w:tentative="1">
-      <w:start w:val="1"/>
-      <w:numFmt w:val="decimalEnclosedCircle"/>
-      <w:lvlText w:val="%3"/>
-      <w:lvlJc w:val="left"/>
-      <w:pPr>
-        <w:ind w:left="1320" w:hanging="440"/>
-      </w:pPr>
-    </w:lvl>
-    <w:lvl w:ilvl="3" w:tplc="0409000F" w:tentative="1">
-      <w:start w:val="1"/>
-      <w:numFmt w:val="decimal"/>
-      <w:lvlText w:val="%4."/>
-      <w:lvlJc w:val="left"/>
-      <w:pPr>
-        <w:ind w:left="1760" w:hanging="440"/>
-      </w:pPr>
-    </w:lvl>
-    <w:lvl w:ilvl="4" w:tplc="04090017" w:tentative="1">
-      <w:start w:val="1"/>
-      <w:numFmt w:val="aiueoFullWidth"/>
-      <w:lvlText w:val="(%5)"/>
-      <w:lvlJc w:val="left"/>
-      <w:pPr>
-        <w:ind w:left="2200" w:hanging="440"/>
-      </w:pPr>
-    </w:lvl>
-    <w:lvl w:ilvl="5" w:tplc="04090011" w:tentative="1">
-      <w:start w:val="1"/>
-      <w:numFmt w:val="decimalEnclosedCircle"/>
-      <w:lvlText w:val="%6"/>
-      <w:lvlJc w:val="left"/>
-      <w:pPr>
-        <w:ind w:left="2640" w:hanging="440"/>
-      </w:pPr>
-    </w:lvl>
-    <w:lvl w:ilvl="6" w:tplc="0409000F" w:tentative="1">
-      <w:start w:val="1"/>
-      <w:numFmt w:val="decimal"/>
-      <w:lvlText w:val="%7."/>
-      <w:lvlJc w:val="left"/>
-      <w:pPr>
-        <w:ind w:left="3080" w:hanging="440"/>
-      </w:pPr>
-    </w:lvl>
-    <w:lvl w:ilvl="7" w:tplc="04090017" w:tentative="1">
-      <w:start w:val="1"/>
-      <w:numFmt w:val="aiueoFullWidth"/>
-      <w:lvlText w:val="(%8)"/>
-      <w:lvlJc w:val="left"/>
-      <w:pPr>
-        <w:ind w:left="3520" w:hanging="440"/>
-      </w:pPr>
-    </w:lvl>
-    <w:lvl w:ilvl="8" w:tplc="04090011" w:tentative="1">
-      <w:start w:val="1"/>
-      <w:numFmt w:val="decimalEnclosedCircle"/>
-      <w:lvlText w:val="%9"/>
-      <w:lvlJc w:val="left"/>
-      <w:pPr>
-        <w:ind w:left="3960" w:hanging="440"/>
-      </w:pPr>
-    </w:lvl>
-  </w:abstractNum>
-  <w:abstractNum w:abstractNumId="6" w15:restartNumberingAfterBreak="0">
-    <w:nsid w:val="5AE421D0"/>
-    <w:multiLevelType w:val="hybridMultilevel"/>
-    <w:tmpl w:val="DD28F052"/>
-    <w:name w:val="__API_DOC_SQUARE_BULLET__22222"/>
-    <w:lvl w:ilvl="0" w:tplc="0409000F">
-      <w:start w:val="1"/>
-      <w:numFmt w:val="decimal"/>
-      <w:lvlText w:val="%1."/>
-      <w:lvlJc w:val="left"/>
-      <w:pPr>
-        <w:ind w:left="440" w:hanging="440"/>
-      </w:pPr>
-    </w:lvl>
-    <w:lvl w:ilvl="1" w:tplc="04090017" w:tentative="1">
-      <w:start w:val="1"/>
-      <w:numFmt w:val="aiueoFullWidth"/>
-      <w:lvlText w:val="(%2)"/>
-      <w:lvlJc w:val="left"/>
-      <w:pPr>
-        <w:ind w:left="880" w:hanging="440"/>
-      </w:pPr>
-    </w:lvl>
-    <w:lvl w:ilvl="2" w:tplc="04090011" w:tentative="1">
-      <w:start w:val="1"/>
-      <w:numFmt w:val="decimalEnclosedCircle"/>
-      <w:lvlText w:val="%3"/>
-      <w:lvlJc w:val="left"/>
-      <w:pPr>
-        <w:ind w:left="1320" w:hanging="440"/>
-      </w:pPr>
-    </w:lvl>
-    <w:lvl w:ilvl="3" w:tplc="0409000F" w:tentative="1">
-      <w:start w:val="1"/>
-      <w:numFmt w:val="decimal"/>
-      <w:lvlText w:val="%4."/>
-      <w:lvlJc w:val="left"/>
-      <w:pPr>
-        <w:ind w:left="1760" w:hanging="440"/>
-      </w:pPr>
-    </w:lvl>
-    <w:lvl w:ilvl="4" w:tplc="04090017" w:tentative="1">
-      <w:start w:val="1"/>
-      <w:numFmt w:val="aiueoFullWidth"/>
-      <w:lvlText w:val="(%5)"/>
-      <w:lvlJc w:val="left"/>
-      <w:pPr>
-        <w:ind w:left="2200" w:hanging="440"/>
-      </w:pPr>
-    </w:lvl>
-    <w:lvl w:ilvl="5" w:tplc="04090011" w:tentative="1">
-      <w:start w:val="1"/>
-      <w:numFmt w:val="decimalEnclosedCircle"/>
-      <w:lvlText w:val="%6"/>
-      <w:lvlJc w:val="left"/>
-      <w:pPr>
-        <w:ind w:left="2640" w:hanging="440"/>
-      </w:pPr>
-    </w:lvl>
-    <w:lvl w:ilvl="6" w:tplc="0409000F" w:tentative="1">
-      <w:start w:val="1"/>
-      <w:numFmt w:val="decimal"/>
-      <w:lvlText w:val="%7."/>
-      <w:lvlJc w:val="left"/>
-      <w:pPr>
-        <w:ind w:left="3080" w:hanging="440"/>
-      </w:pPr>
-    </w:lvl>
-    <w:lvl w:ilvl="7" w:tplc="04090017" w:tentative="1">
-      <w:start w:val="1"/>
-      <w:numFmt w:val="aiueoFullWidth"/>
-      <w:lvlText w:val="(%8)"/>
-      <w:lvlJc w:val="left"/>
-      <w:pPr>
-        <w:ind w:left="3520" w:hanging="440"/>
-      </w:pPr>
-    </w:lvl>
-    <w:lvl w:ilvl="8" w:tplc="04090011" w:tentative="1">
-      <w:start w:val="1"/>
-      <w:numFmt w:val="decimalEnclosedCircle"/>
-      <w:lvlText w:val="%9"/>
-      <w:lvlJc w:val="left"/>
-      <w:pPr>
-        <w:ind w:left="3960" w:hanging="440"/>
-      </w:pPr>
-    </w:lvl>
-  </w:abstractNum>
-  <w:abstractNum w:abstractNumId="7" w15:restartNumberingAfterBreak="0">
-    <w:nsid w:val="625B7660"/>
-    <w:multiLevelType w:val="hybridMultilevel"/>
-    <w:tmpl w:val="23E44B62"/>
-    <w:name w:val="__API_DOC_SQUARE_BULLET__222222"/>
-    <w:lvl w:ilvl="0" w:tplc="0409000F">
-      <w:start w:val="1"/>
-      <w:numFmt w:val="decimal"/>
-      <w:lvlText w:val="%1."/>
-      <w:lvlJc w:val="left"/>
-      <w:pPr>
-        <w:ind w:left="440" w:hanging="440"/>
-      </w:pPr>
-    </w:lvl>
-    <w:lvl w:ilvl="1" w:tplc="04090017" w:tentative="1">
-      <w:start w:val="1"/>
-      <w:numFmt w:val="aiueoFullWidth"/>
-      <w:lvlText w:val="(%2)"/>
-      <w:lvlJc w:val="left"/>
-      <w:pPr>
-        <w:ind w:left="880" w:hanging="440"/>
-      </w:pPr>
-    </w:lvl>
-    <w:lvl w:ilvl="2" w:tplc="04090011" w:tentative="1">
-      <w:start w:val="1"/>
-      <w:numFmt w:val="decimalEnclosedCircle"/>
-      <w:lvlText w:val="%3"/>
-      <w:lvlJc w:val="left"/>
-      <w:pPr>
-        <w:ind w:left="1320" w:hanging="440"/>
-      </w:pPr>
-    </w:lvl>
-    <w:lvl w:ilvl="3" w:tplc="0409000F" w:tentative="1">
-      <w:start w:val="1"/>
-      <w:numFmt w:val="decimal"/>
-      <w:lvlText w:val="%4."/>
-      <w:lvlJc w:val="left"/>
-      <w:pPr>
-        <w:ind w:left="1760" w:hanging="440"/>
-      </w:pPr>
-    </w:lvl>
-    <w:lvl w:ilvl="4" w:tplc="04090017" w:tentative="1">
-      <w:start w:val="1"/>
-      <w:numFmt w:val="aiueoFullWidth"/>
-      <w:lvlText w:val="(%5)"/>
-      <w:lvlJc w:val="left"/>
-      <w:pPr>
-        <w:ind w:left="2200" w:hanging="440"/>
-      </w:pPr>
-    </w:lvl>
-    <w:lvl w:ilvl="5" w:tplc="04090011" w:tentative="1">
-      <w:start w:val="1"/>
-      <w:numFmt w:val="decimalEnclosedCircle"/>
-      <w:lvlText w:val="%6"/>
-      <w:lvlJc w:val="left"/>
-      <w:pPr>
-        <w:ind w:left="2640" w:hanging="440"/>
-      </w:pPr>
-    </w:lvl>
-    <w:lvl w:ilvl="6" w:tplc="0409000F" w:tentative="1">
-      <w:start w:val="1"/>
-      <w:numFmt w:val="decimal"/>
-      <w:lvlText w:val="%7."/>
-      <w:lvlJc w:val="left"/>
-      <w:pPr>
-        <w:ind w:left="3080" w:hanging="440"/>
-      </w:pPr>
-    </w:lvl>
-    <w:lvl w:ilvl="7" w:tplc="04090017" w:tentative="1">
-      <w:start w:val="1"/>
-      <w:numFmt w:val="aiueoFullWidth"/>
-      <w:lvlText w:val="(%8)"/>
-      <w:lvlJc w:val="left"/>
-      <w:pPr>
-        <w:ind w:left="3520" w:hanging="440"/>
-      </w:pPr>
-    </w:lvl>
-    <w:lvl w:ilvl="8" w:tplc="04090011" w:tentative="1">
-      <w:start w:val="1"/>
-      <w:numFmt w:val="decimalEnclosedCircle"/>
-      <w:lvlText w:val="%9"/>
-      <w:lvlJc w:val="left"/>
-      <w:pPr>
-        <w:ind w:left="3960" w:hanging="440"/>
-      </w:pPr>
-    </w:lvl>
-  </w:abstractNum>
-  <w:abstractNum w:abstractNumId="8" w15:restartNumberingAfterBreak="0">
-    <w:nsid w:val="65C054C1"/>
+    <w:nsid w:val="00F27237"/>
     <w:multiLevelType w:val="singleLevel"/>
     <w:tmpl w:val="04090001"/>
     <w:lvl w:ilvl="0">
@@ -57646,8 +56984,95 @@
       </w:rPr>
     </w:lvl>
   </w:abstractNum>
-  <w:abstractNum w:abstractNumId="9" w15:restartNumberingAfterBreak="0">
-    <w:nsid w:val="69DA0D14"/>
+  <w:abstractNum w:abstractNumId="1" w15:restartNumberingAfterBreak="0">
+    <w:nsid w:val="25D93DBF"/>
+    <w:multiLevelType w:val="hybridMultilevel"/>
+    <w:tmpl w:val="0226D962"/>
+    <w:name w:val="__API_DOC_SQUARE_BULLET__22222222"/>
+    <w:lvl w:ilvl="0" w:tplc="0409000F">
+      <w:start w:val="1"/>
+      <w:numFmt w:val="decimal"/>
+      <w:lvlText w:val="%1."/>
+      <w:lvlJc w:val="left"/>
+      <w:pPr>
+        <w:ind w:left="440" w:hanging="440"/>
+      </w:pPr>
+    </w:lvl>
+    <w:lvl w:ilvl="1" w:tplc="04090017" w:tentative="1">
+      <w:start w:val="1"/>
+      <w:numFmt w:val="aiueoFullWidth"/>
+      <w:lvlText w:val="(%2)"/>
+      <w:lvlJc w:val="left"/>
+      <w:pPr>
+        <w:ind w:left="880" w:hanging="440"/>
+      </w:pPr>
+    </w:lvl>
+    <w:lvl w:ilvl="2" w:tplc="04090011" w:tentative="1">
+      <w:start w:val="1"/>
+      <w:numFmt w:val="decimalEnclosedCircle"/>
+      <w:lvlText w:val="%3"/>
+      <w:lvlJc w:val="left"/>
+      <w:pPr>
+        <w:ind w:left="1320" w:hanging="440"/>
+      </w:pPr>
+    </w:lvl>
+    <w:lvl w:ilvl="3" w:tplc="0409000F" w:tentative="1">
+      <w:start w:val="1"/>
+      <w:numFmt w:val="decimal"/>
+      <w:lvlText w:val="%4."/>
+      <w:lvlJc w:val="left"/>
+      <w:pPr>
+        <w:ind w:left="1760" w:hanging="440"/>
+      </w:pPr>
+    </w:lvl>
+    <w:lvl w:ilvl="4" w:tplc="04090017" w:tentative="1">
+      <w:start w:val="1"/>
+      <w:numFmt w:val="aiueoFullWidth"/>
+      <w:lvlText w:val="(%5)"/>
+      <w:lvlJc w:val="left"/>
+      <w:pPr>
+        <w:ind w:left="2200" w:hanging="440"/>
+      </w:pPr>
+    </w:lvl>
+    <w:lvl w:ilvl="5" w:tplc="04090011" w:tentative="1">
+      <w:start w:val="1"/>
+      <w:numFmt w:val="decimalEnclosedCircle"/>
+      <w:lvlText w:val="%6"/>
+      <w:lvlJc w:val="left"/>
+      <w:pPr>
+        <w:ind w:left="2640" w:hanging="440"/>
+      </w:pPr>
+    </w:lvl>
+    <w:lvl w:ilvl="6" w:tplc="0409000F" w:tentative="1">
+      <w:start w:val="1"/>
+      <w:numFmt w:val="decimal"/>
+      <w:lvlText w:val="%7."/>
+      <w:lvlJc w:val="left"/>
+      <w:pPr>
+        <w:ind w:left="3080" w:hanging="440"/>
+      </w:pPr>
+    </w:lvl>
+    <w:lvl w:ilvl="7" w:tplc="04090017" w:tentative="1">
+      <w:start w:val="1"/>
+      <w:numFmt w:val="aiueoFullWidth"/>
+      <w:lvlText w:val="(%8)"/>
+      <w:lvlJc w:val="left"/>
+      <w:pPr>
+        <w:ind w:left="3520" w:hanging="440"/>
+      </w:pPr>
+    </w:lvl>
+    <w:lvl w:ilvl="8" w:tplc="04090011" w:tentative="1">
+      <w:start w:val="1"/>
+      <w:numFmt w:val="decimalEnclosedCircle"/>
+      <w:lvlText w:val="%9"/>
+      <w:lvlJc w:val="left"/>
+      <w:pPr>
+        <w:ind w:left="3960" w:hanging="440"/>
+      </w:pPr>
+    </w:lvl>
+  </w:abstractNum>
+  <w:abstractNum w:abstractNumId="2" w15:restartNumberingAfterBreak="0">
+    <w:nsid w:val="373A5D53"/>
     <w:multiLevelType w:val="singleLevel"/>
     <w:tmpl w:val="0409000F"/>
     <w:name w:val="__API_DOC_SQUARE_BULLET__"/>
@@ -57658,6 +57083,615 @@
       <w:lvlJc w:val="left"/>
       <w:pPr>
         <w:ind w:left="440" w:hanging="440"/>
+      </w:pPr>
+    </w:lvl>
+  </w:abstractNum>
+  <w:abstractNum w:abstractNumId="3" w15:restartNumberingAfterBreak="0">
+    <w:nsid w:val="3DE656DC"/>
+    <w:multiLevelType w:val="hybridMultilevel"/>
+    <w:tmpl w:val="0DAAB90C"/>
+    <w:name w:val="__API_DOC_SQUARE_BULLET__22222"/>
+    <w:lvl w:ilvl="0" w:tplc="0409000F">
+      <w:start w:val="1"/>
+      <w:numFmt w:val="decimal"/>
+      <w:lvlText w:val="%1."/>
+      <w:lvlJc w:val="left"/>
+      <w:pPr>
+        <w:ind w:left="440" w:hanging="440"/>
+      </w:pPr>
+    </w:lvl>
+    <w:lvl w:ilvl="1" w:tplc="04090017" w:tentative="1">
+      <w:start w:val="1"/>
+      <w:numFmt w:val="aiueoFullWidth"/>
+      <w:lvlText w:val="(%2)"/>
+      <w:lvlJc w:val="left"/>
+      <w:pPr>
+        <w:ind w:left="880" w:hanging="440"/>
+      </w:pPr>
+    </w:lvl>
+    <w:lvl w:ilvl="2" w:tplc="04090011" w:tentative="1">
+      <w:start w:val="1"/>
+      <w:numFmt w:val="decimalEnclosedCircle"/>
+      <w:lvlText w:val="%3"/>
+      <w:lvlJc w:val="left"/>
+      <w:pPr>
+        <w:ind w:left="1320" w:hanging="440"/>
+      </w:pPr>
+    </w:lvl>
+    <w:lvl w:ilvl="3" w:tplc="0409000F" w:tentative="1">
+      <w:start w:val="1"/>
+      <w:numFmt w:val="decimal"/>
+      <w:lvlText w:val="%4."/>
+      <w:lvlJc w:val="left"/>
+      <w:pPr>
+        <w:ind w:left="1760" w:hanging="440"/>
+      </w:pPr>
+    </w:lvl>
+    <w:lvl w:ilvl="4" w:tplc="04090017" w:tentative="1">
+      <w:start w:val="1"/>
+      <w:numFmt w:val="aiueoFullWidth"/>
+      <w:lvlText w:val="(%5)"/>
+      <w:lvlJc w:val="left"/>
+      <w:pPr>
+        <w:ind w:left="2200" w:hanging="440"/>
+      </w:pPr>
+    </w:lvl>
+    <w:lvl w:ilvl="5" w:tplc="04090011" w:tentative="1">
+      <w:start w:val="1"/>
+      <w:numFmt w:val="decimalEnclosedCircle"/>
+      <w:lvlText w:val="%6"/>
+      <w:lvlJc w:val="left"/>
+      <w:pPr>
+        <w:ind w:left="2640" w:hanging="440"/>
+      </w:pPr>
+    </w:lvl>
+    <w:lvl w:ilvl="6" w:tplc="0409000F" w:tentative="1">
+      <w:start w:val="1"/>
+      <w:numFmt w:val="decimal"/>
+      <w:lvlText w:val="%7."/>
+      <w:lvlJc w:val="left"/>
+      <w:pPr>
+        <w:ind w:left="3080" w:hanging="440"/>
+      </w:pPr>
+    </w:lvl>
+    <w:lvl w:ilvl="7" w:tplc="04090017" w:tentative="1">
+      <w:start w:val="1"/>
+      <w:numFmt w:val="aiueoFullWidth"/>
+      <w:lvlText w:val="(%8)"/>
+      <w:lvlJc w:val="left"/>
+      <w:pPr>
+        <w:ind w:left="3520" w:hanging="440"/>
+      </w:pPr>
+    </w:lvl>
+    <w:lvl w:ilvl="8" w:tplc="04090011" w:tentative="1">
+      <w:start w:val="1"/>
+      <w:numFmt w:val="decimalEnclosedCircle"/>
+      <w:lvlText w:val="%9"/>
+      <w:lvlJc w:val="left"/>
+      <w:pPr>
+        <w:ind w:left="3960" w:hanging="440"/>
+      </w:pPr>
+    </w:lvl>
+  </w:abstractNum>
+  <w:abstractNum w:abstractNumId="4" w15:restartNumberingAfterBreak="0">
+    <w:nsid w:val="4B833178"/>
+    <w:multiLevelType w:val="hybridMultilevel"/>
+    <w:tmpl w:val="EA88149A"/>
+    <w:name w:val="__API_DOC_SQUARE_BULLET__2"/>
+    <w:lvl w:ilvl="0" w:tplc="0409000F">
+      <w:start w:val="1"/>
+      <w:numFmt w:val="decimal"/>
+      <w:lvlText w:val="%1."/>
+      <w:lvlJc w:val="left"/>
+      <w:pPr>
+        <w:ind w:left="440" w:hanging="440"/>
+      </w:pPr>
+    </w:lvl>
+    <w:lvl w:ilvl="1" w:tplc="04090017" w:tentative="1">
+      <w:start w:val="1"/>
+      <w:numFmt w:val="aiueoFullWidth"/>
+      <w:lvlText w:val="(%2)"/>
+      <w:lvlJc w:val="left"/>
+      <w:pPr>
+        <w:ind w:left="880" w:hanging="440"/>
+      </w:pPr>
+    </w:lvl>
+    <w:lvl w:ilvl="2" w:tplc="04090011" w:tentative="1">
+      <w:start w:val="1"/>
+      <w:numFmt w:val="decimalEnclosedCircle"/>
+      <w:lvlText w:val="%3"/>
+      <w:lvlJc w:val="left"/>
+      <w:pPr>
+        <w:ind w:left="1320" w:hanging="440"/>
+      </w:pPr>
+    </w:lvl>
+    <w:lvl w:ilvl="3" w:tplc="0409000F" w:tentative="1">
+      <w:start w:val="1"/>
+      <w:numFmt w:val="decimal"/>
+      <w:lvlText w:val="%4."/>
+      <w:lvlJc w:val="left"/>
+      <w:pPr>
+        <w:ind w:left="1760" w:hanging="440"/>
+      </w:pPr>
+    </w:lvl>
+    <w:lvl w:ilvl="4" w:tplc="04090017" w:tentative="1">
+      <w:start w:val="1"/>
+      <w:numFmt w:val="aiueoFullWidth"/>
+      <w:lvlText w:val="(%5)"/>
+      <w:lvlJc w:val="left"/>
+      <w:pPr>
+        <w:ind w:left="2200" w:hanging="440"/>
+      </w:pPr>
+    </w:lvl>
+    <w:lvl w:ilvl="5" w:tplc="04090011" w:tentative="1">
+      <w:start w:val="1"/>
+      <w:numFmt w:val="decimalEnclosedCircle"/>
+      <w:lvlText w:val="%6"/>
+      <w:lvlJc w:val="left"/>
+      <w:pPr>
+        <w:ind w:left="2640" w:hanging="440"/>
+      </w:pPr>
+    </w:lvl>
+    <w:lvl w:ilvl="6" w:tplc="0409000F" w:tentative="1">
+      <w:start w:val="1"/>
+      <w:numFmt w:val="decimal"/>
+      <w:lvlText w:val="%7."/>
+      <w:lvlJc w:val="left"/>
+      <w:pPr>
+        <w:ind w:left="3080" w:hanging="440"/>
+      </w:pPr>
+    </w:lvl>
+    <w:lvl w:ilvl="7" w:tplc="04090017" w:tentative="1">
+      <w:start w:val="1"/>
+      <w:numFmt w:val="aiueoFullWidth"/>
+      <w:lvlText w:val="(%8)"/>
+      <w:lvlJc w:val="left"/>
+      <w:pPr>
+        <w:ind w:left="3520" w:hanging="440"/>
+      </w:pPr>
+    </w:lvl>
+    <w:lvl w:ilvl="8" w:tplc="04090011" w:tentative="1">
+      <w:start w:val="1"/>
+      <w:numFmt w:val="decimalEnclosedCircle"/>
+      <w:lvlText w:val="%9"/>
+      <w:lvlJc w:val="left"/>
+      <w:pPr>
+        <w:ind w:left="3960" w:hanging="440"/>
+      </w:pPr>
+    </w:lvl>
+  </w:abstractNum>
+  <w:abstractNum w:abstractNumId="5" w15:restartNumberingAfterBreak="0">
+    <w:nsid w:val="4F215FA6"/>
+    <w:multiLevelType w:val="hybridMultilevel"/>
+    <w:tmpl w:val="64E05634"/>
+    <w:name w:val="__API_DOC_SQUARE_BULLET__222222"/>
+    <w:lvl w:ilvl="0" w:tplc="0409000F">
+      <w:start w:val="1"/>
+      <w:numFmt w:val="decimal"/>
+      <w:lvlText w:val="%1."/>
+      <w:lvlJc w:val="left"/>
+      <w:pPr>
+        <w:ind w:left="440" w:hanging="440"/>
+      </w:pPr>
+    </w:lvl>
+    <w:lvl w:ilvl="1" w:tplc="04090017" w:tentative="1">
+      <w:start w:val="1"/>
+      <w:numFmt w:val="aiueoFullWidth"/>
+      <w:lvlText w:val="(%2)"/>
+      <w:lvlJc w:val="left"/>
+      <w:pPr>
+        <w:ind w:left="880" w:hanging="440"/>
+      </w:pPr>
+    </w:lvl>
+    <w:lvl w:ilvl="2" w:tplc="04090011" w:tentative="1">
+      <w:start w:val="1"/>
+      <w:numFmt w:val="decimalEnclosedCircle"/>
+      <w:lvlText w:val="%3"/>
+      <w:lvlJc w:val="left"/>
+      <w:pPr>
+        <w:ind w:left="1320" w:hanging="440"/>
+      </w:pPr>
+    </w:lvl>
+    <w:lvl w:ilvl="3" w:tplc="0409000F" w:tentative="1">
+      <w:start w:val="1"/>
+      <w:numFmt w:val="decimal"/>
+      <w:lvlText w:val="%4."/>
+      <w:lvlJc w:val="left"/>
+      <w:pPr>
+        <w:ind w:left="1760" w:hanging="440"/>
+      </w:pPr>
+    </w:lvl>
+    <w:lvl w:ilvl="4" w:tplc="04090017" w:tentative="1">
+      <w:start w:val="1"/>
+      <w:numFmt w:val="aiueoFullWidth"/>
+      <w:lvlText w:val="(%5)"/>
+      <w:lvlJc w:val="left"/>
+      <w:pPr>
+        <w:ind w:left="2200" w:hanging="440"/>
+      </w:pPr>
+    </w:lvl>
+    <w:lvl w:ilvl="5" w:tplc="04090011" w:tentative="1">
+      <w:start w:val="1"/>
+      <w:numFmt w:val="decimalEnclosedCircle"/>
+      <w:lvlText w:val="%6"/>
+      <w:lvlJc w:val="left"/>
+      <w:pPr>
+        <w:ind w:left="2640" w:hanging="440"/>
+      </w:pPr>
+    </w:lvl>
+    <w:lvl w:ilvl="6" w:tplc="0409000F" w:tentative="1">
+      <w:start w:val="1"/>
+      <w:numFmt w:val="decimal"/>
+      <w:lvlText w:val="%7."/>
+      <w:lvlJc w:val="left"/>
+      <w:pPr>
+        <w:ind w:left="3080" w:hanging="440"/>
+      </w:pPr>
+    </w:lvl>
+    <w:lvl w:ilvl="7" w:tplc="04090017" w:tentative="1">
+      <w:start w:val="1"/>
+      <w:numFmt w:val="aiueoFullWidth"/>
+      <w:lvlText w:val="(%8)"/>
+      <w:lvlJc w:val="left"/>
+      <w:pPr>
+        <w:ind w:left="3520" w:hanging="440"/>
+      </w:pPr>
+    </w:lvl>
+    <w:lvl w:ilvl="8" w:tplc="04090011" w:tentative="1">
+      <w:start w:val="1"/>
+      <w:numFmt w:val="decimalEnclosedCircle"/>
+      <w:lvlText w:val="%9"/>
+      <w:lvlJc w:val="left"/>
+      <w:pPr>
+        <w:ind w:left="3960" w:hanging="440"/>
+      </w:pPr>
+    </w:lvl>
+  </w:abstractNum>
+  <w:abstractNum w:abstractNumId="6" w15:restartNumberingAfterBreak="0">
+    <w:nsid w:val="52EE2AC0"/>
+    <w:multiLevelType w:val="hybridMultilevel"/>
+    <w:tmpl w:val="7304BB0E"/>
+    <w:name w:val="__API_DOC_SQUARE_BULLET__2222"/>
+    <w:lvl w:ilvl="0" w:tplc="0409000F">
+      <w:start w:val="1"/>
+      <w:numFmt w:val="decimal"/>
+      <w:lvlText w:val="%1."/>
+      <w:lvlJc w:val="left"/>
+      <w:pPr>
+        <w:ind w:left="440" w:hanging="440"/>
+      </w:pPr>
+    </w:lvl>
+    <w:lvl w:ilvl="1" w:tplc="04090017" w:tentative="1">
+      <w:start w:val="1"/>
+      <w:numFmt w:val="aiueoFullWidth"/>
+      <w:lvlText w:val="(%2)"/>
+      <w:lvlJc w:val="left"/>
+      <w:pPr>
+        <w:ind w:left="880" w:hanging="440"/>
+      </w:pPr>
+    </w:lvl>
+    <w:lvl w:ilvl="2" w:tplc="04090011" w:tentative="1">
+      <w:start w:val="1"/>
+      <w:numFmt w:val="decimalEnclosedCircle"/>
+      <w:lvlText w:val="%3"/>
+      <w:lvlJc w:val="left"/>
+      <w:pPr>
+        <w:ind w:left="1320" w:hanging="440"/>
+      </w:pPr>
+    </w:lvl>
+    <w:lvl w:ilvl="3" w:tplc="0409000F" w:tentative="1">
+      <w:start w:val="1"/>
+      <w:numFmt w:val="decimal"/>
+      <w:lvlText w:val="%4."/>
+      <w:lvlJc w:val="left"/>
+      <w:pPr>
+        <w:ind w:left="1760" w:hanging="440"/>
+      </w:pPr>
+    </w:lvl>
+    <w:lvl w:ilvl="4" w:tplc="04090017" w:tentative="1">
+      <w:start w:val="1"/>
+      <w:numFmt w:val="aiueoFullWidth"/>
+      <w:lvlText w:val="(%5)"/>
+      <w:lvlJc w:val="left"/>
+      <w:pPr>
+        <w:ind w:left="2200" w:hanging="440"/>
+      </w:pPr>
+    </w:lvl>
+    <w:lvl w:ilvl="5" w:tplc="04090011" w:tentative="1">
+      <w:start w:val="1"/>
+      <w:numFmt w:val="decimalEnclosedCircle"/>
+      <w:lvlText w:val="%6"/>
+      <w:lvlJc w:val="left"/>
+      <w:pPr>
+        <w:ind w:left="2640" w:hanging="440"/>
+      </w:pPr>
+    </w:lvl>
+    <w:lvl w:ilvl="6" w:tplc="0409000F" w:tentative="1">
+      <w:start w:val="1"/>
+      <w:numFmt w:val="decimal"/>
+      <w:lvlText w:val="%7."/>
+      <w:lvlJc w:val="left"/>
+      <w:pPr>
+        <w:ind w:left="3080" w:hanging="440"/>
+      </w:pPr>
+    </w:lvl>
+    <w:lvl w:ilvl="7" w:tplc="04090017" w:tentative="1">
+      <w:start w:val="1"/>
+      <w:numFmt w:val="aiueoFullWidth"/>
+      <w:lvlText w:val="(%8)"/>
+      <w:lvlJc w:val="left"/>
+      <w:pPr>
+        <w:ind w:left="3520" w:hanging="440"/>
+      </w:pPr>
+    </w:lvl>
+    <w:lvl w:ilvl="8" w:tplc="04090011" w:tentative="1">
+      <w:start w:val="1"/>
+      <w:numFmt w:val="decimalEnclosedCircle"/>
+      <w:lvlText w:val="%9"/>
+      <w:lvlJc w:val="left"/>
+      <w:pPr>
+        <w:ind w:left="3960" w:hanging="440"/>
+      </w:pPr>
+    </w:lvl>
+  </w:abstractNum>
+  <w:abstractNum w:abstractNumId="7" w15:restartNumberingAfterBreak="0">
+    <w:nsid w:val="5ABF19CD"/>
+    <w:multiLevelType w:val="hybridMultilevel"/>
+    <w:tmpl w:val="1606635A"/>
+    <w:name w:val="__API_DOC_SQUARE_BULLET__2222222"/>
+    <w:lvl w:ilvl="0" w:tplc="0409000F">
+      <w:start w:val="1"/>
+      <w:numFmt w:val="decimal"/>
+      <w:lvlText w:val="%1."/>
+      <w:lvlJc w:val="left"/>
+      <w:pPr>
+        <w:ind w:left="440" w:hanging="440"/>
+      </w:pPr>
+    </w:lvl>
+    <w:lvl w:ilvl="1" w:tplc="04090017" w:tentative="1">
+      <w:start w:val="1"/>
+      <w:numFmt w:val="aiueoFullWidth"/>
+      <w:lvlText w:val="(%2)"/>
+      <w:lvlJc w:val="left"/>
+      <w:pPr>
+        <w:ind w:left="880" w:hanging="440"/>
+      </w:pPr>
+    </w:lvl>
+    <w:lvl w:ilvl="2" w:tplc="04090011" w:tentative="1">
+      <w:start w:val="1"/>
+      <w:numFmt w:val="decimalEnclosedCircle"/>
+      <w:lvlText w:val="%3"/>
+      <w:lvlJc w:val="left"/>
+      <w:pPr>
+        <w:ind w:left="1320" w:hanging="440"/>
+      </w:pPr>
+    </w:lvl>
+    <w:lvl w:ilvl="3" w:tplc="0409000F" w:tentative="1">
+      <w:start w:val="1"/>
+      <w:numFmt w:val="decimal"/>
+      <w:lvlText w:val="%4."/>
+      <w:lvlJc w:val="left"/>
+      <w:pPr>
+        <w:ind w:left="1760" w:hanging="440"/>
+      </w:pPr>
+    </w:lvl>
+    <w:lvl w:ilvl="4" w:tplc="04090017" w:tentative="1">
+      <w:start w:val="1"/>
+      <w:numFmt w:val="aiueoFullWidth"/>
+      <w:lvlText w:val="(%5)"/>
+      <w:lvlJc w:val="left"/>
+      <w:pPr>
+        <w:ind w:left="2200" w:hanging="440"/>
+      </w:pPr>
+    </w:lvl>
+    <w:lvl w:ilvl="5" w:tplc="04090011" w:tentative="1">
+      <w:start w:val="1"/>
+      <w:numFmt w:val="decimalEnclosedCircle"/>
+      <w:lvlText w:val="%6"/>
+      <w:lvlJc w:val="left"/>
+      <w:pPr>
+        <w:ind w:left="2640" w:hanging="440"/>
+      </w:pPr>
+    </w:lvl>
+    <w:lvl w:ilvl="6" w:tplc="0409000F" w:tentative="1">
+      <w:start w:val="1"/>
+      <w:numFmt w:val="decimal"/>
+      <w:lvlText w:val="%7."/>
+      <w:lvlJc w:val="left"/>
+      <w:pPr>
+        <w:ind w:left="3080" w:hanging="440"/>
+      </w:pPr>
+    </w:lvl>
+    <w:lvl w:ilvl="7" w:tplc="04090017" w:tentative="1">
+      <w:start w:val="1"/>
+      <w:numFmt w:val="aiueoFullWidth"/>
+      <w:lvlText w:val="(%8)"/>
+      <w:lvlJc w:val="left"/>
+      <w:pPr>
+        <w:ind w:left="3520" w:hanging="440"/>
+      </w:pPr>
+    </w:lvl>
+    <w:lvl w:ilvl="8" w:tplc="04090011" w:tentative="1">
+      <w:start w:val="1"/>
+      <w:numFmt w:val="decimalEnclosedCircle"/>
+      <w:lvlText w:val="%9"/>
+      <w:lvlJc w:val="left"/>
+      <w:pPr>
+        <w:ind w:left="3960" w:hanging="440"/>
+      </w:pPr>
+    </w:lvl>
+  </w:abstractNum>
+  <w:abstractNum w:abstractNumId="8" w15:restartNumberingAfterBreak="0">
+    <w:nsid w:val="68B94A1D"/>
+    <w:multiLevelType w:val="hybridMultilevel"/>
+    <w:tmpl w:val="017AEBB4"/>
+    <w:name w:val="__API_DOC_SQUARE_BULLET__222"/>
+    <w:lvl w:ilvl="0" w:tplc="0409000F">
+      <w:start w:val="1"/>
+      <w:numFmt w:val="decimal"/>
+      <w:lvlText w:val="%1."/>
+      <w:lvlJc w:val="left"/>
+      <w:pPr>
+        <w:ind w:left="440" w:hanging="440"/>
+      </w:pPr>
+    </w:lvl>
+    <w:lvl w:ilvl="1" w:tplc="04090017" w:tentative="1">
+      <w:start w:val="1"/>
+      <w:numFmt w:val="aiueoFullWidth"/>
+      <w:lvlText w:val="(%2)"/>
+      <w:lvlJc w:val="left"/>
+      <w:pPr>
+        <w:ind w:left="880" w:hanging="440"/>
+      </w:pPr>
+    </w:lvl>
+    <w:lvl w:ilvl="2" w:tplc="04090011" w:tentative="1">
+      <w:start w:val="1"/>
+      <w:numFmt w:val="decimalEnclosedCircle"/>
+      <w:lvlText w:val="%3"/>
+      <w:lvlJc w:val="left"/>
+      <w:pPr>
+        <w:ind w:left="1320" w:hanging="440"/>
+      </w:pPr>
+    </w:lvl>
+    <w:lvl w:ilvl="3" w:tplc="0409000F" w:tentative="1">
+      <w:start w:val="1"/>
+      <w:numFmt w:val="decimal"/>
+      <w:lvlText w:val="%4."/>
+      <w:lvlJc w:val="left"/>
+      <w:pPr>
+        <w:ind w:left="1760" w:hanging="440"/>
+      </w:pPr>
+    </w:lvl>
+    <w:lvl w:ilvl="4" w:tplc="04090017" w:tentative="1">
+      <w:start w:val="1"/>
+      <w:numFmt w:val="aiueoFullWidth"/>
+      <w:lvlText w:val="(%5)"/>
+      <w:lvlJc w:val="left"/>
+      <w:pPr>
+        <w:ind w:left="2200" w:hanging="440"/>
+      </w:pPr>
+    </w:lvl>
+    <w:lvl w:ilvl="5" w:tplc="04090011" w:tentative="1">
+      <w:start w:val="1"/>
+      <w:numFmt w:val="decimalEnclosedCircle"/>
+      <w:lvlText w:val="%6"/>
+      <w:lvlJc w:val="left"/>
+      <w:pPr>
+        <w:ind w:left="2640" w:hanging="440"/>
+      </w:pPr>
+    </w:lvl>
+    <w:lvl w:ilvl="6" w:tplc="0409000F" w:tentative="1">
+      <w:start w:val="1"/>
+      <w:numFmt w:val="decimal"/>
+      <w:lvlText w:val="%7."/>
+      <w:lvlJc w:val="left"/>
+      <w:pPr>
+        <w:ind w:left="3080" w:hanging="440"/>
+      </w:pPr>
+    </w:lvl>
+    <w:lvl w:ilvl="7" w:tplc="04090017" w:tentative="1">
+      <w:start w:val="1"/>
+      <w:numFmt w:val="aiueoFullWidth"/>
+      <w:lvlText w:val="(%8)"/>
+      <w:lvlJc w:val="left"/>
+      <w:pPr>
+        <w:ind w:left="3520" w:hanging="440"/>
+      </w:pPr>
+    </w:lvl>
+    <w:lvl w:ilvl="8" w:tplc="04090011" w:tentative="1">
+      <w:start w:val="1"/>
+      <w:numFmt w:val="decimalEnclosedCircle"/>
+      <w:lvlText w:val="%9"/>
+      <w:lvlJc w:val="left"/>
+      <w:pPr>
+        <w:ind w:left="3960" w:hanging="440"/>
+      </w:pPr>
+    </w:lvl>
+  </w:abstractNum>
+  <w:abstractNum w:abstractNumId="9" w15:restartNumberingAfterBreak="0">
+    <w:nsid w:val="796A3290"/>
+    <w:multiLevelType w:val="hybridMultilevel"/>
+    <w:tmpl w:val="DCD215B8"/>
+    <w:name w:val="__API_DOC_SQUARE_BULLET__22"/>
+    <w:lvl w:ilvl="0" w:tplc="0409000F">
+      <w:start w:val="1"/>
+      <w:numFmt w:val="decimal"/>
+      <w:lvlText w:val="%1."/>
+      <w:lvlJc w:val="left"/>
+      <w:pPr>
+        <w:ind w:left="440" w:hanging="440"/>
+      </w:pPr>
+    </w:lvl>
+    <w:lvl w:ilvl="1" w:tplc="04090017" w:tentative="1">
+      <w:start w:val="1"/>
+      <w:numFmt w:val="aiueoFullWidth"/>
+      <w:lvlText w:val="(%2)"/>
+      <w:lvlJc w:val="left"/>
+      <w:pPr>
+        <w:ind w:left="880" w:hanging="440"/>
+      </w:pPr>
+    </w:lvl>
+    <w:lvl w:ilvl="2" w:tplc="04090011" w:tentative="1">
+      <w:start w:val="1"/>
+      <w:numFmt w:val="decimalEnclosedCircle"/>
+      <w:lvlText w:val="%3"/>
+      <w:lvlJc w:val="left"/>
+      <w:pPr>
+        <w:ind w:left="1320" w:hanging="440"/>
+      </w:pPr>
+    </w:lvl>
+    <w:lvl w:ilvl="3" w:tplc="0409000F" w:tentative="1">
+      <w:start w:val="1"/>
+      <w:numFmt w:val="decimal"/>
+      <w:lvlText w:val="%4."/>
+      <w:lvlJc w:val="left"/>
+      <w:pPr>
+        <w:ind w:left="1760" w:hanging="440"/>
+      </w:pPr>
+    </w:lvl>
+    <w:lvl w:ilvl="4" w:tplc="04090017" w:tentative="1">
+      <w:start w:val="1"/>
+      <w:numFmt w:val="aiueoFullWidth"/>
+      <w:lvlText w:val="(%5)"/>
+      <w:lvlJc w:val="left"/>
+      <w:pPr>
+        <w:ind w:left="2200" w:hanging="440"/>
+      </w:pPr>
+    </w:lvl>
+    <w:lvl w:ilvl="5" w:tplc="04090011" w:tentative="1">
+      <w:start w:val="1"/>
+      <w:numFmt w:val="decimalEnclosedCircle"/>
+      <w:lvlText w:val="%6"/>
+      <w:lvlJc w:val="left"/>
+      <w:pPr>
+        <w:ind w:left="2640" w:hanging="440"/>
+      </w:pPr>
+    </w:lvl>
+    <w:lvl w:ilvl="6" w:tplc="0409000F" w:tentative="1">
+      <w:start w:val="1"/>
+      <w:numFmt w:val="decimal"/>
+      <w:lvlText w:val="%7."/>
+      <w:lvlJc w:val="left"/>
+      <w:pPr>
+        <w:ind w:left="3080" w:hanging="440"/>
+      </w:pPr>
+    </w:lvl>
+    <w:lvl w:ilvl="7" w:tplc="04090017" w:tentative="1">
+      <w:start w:val="1"/>
+      <w:numFmt w:val="aiueoFullWidth"/>
+      <w:lvlText w:val="(%8)"/>
+      <w:lvlJc w:val="left"/>
+      <w:pPr>
+        <w:ind w:left="3520" w:hanging="440"/>
+      </w:pPr>
+    </w:lvl>
+    <w:lvl w:ilvl="8" w:tplc="04090011" w:tentative="1">
+      <w:start w:val="1"/>
+      <w:numFmt w:val="decimalEnclosedCircle"/>
+      <w:lvlText w:val="%9"/>
+      <w:lvlJc w:val="left"/>
+      <w:pPr>
+        <w:ind w:left="3960" w:hanging="440"/>
       </w:pPr>
     </w:lvl>
   </w:abstractNum>
@@ -57778,34 +57812,34 @@
   <w:num w:numId="1" w16cid:durableId="296302402">
     <w:abstractNumId w:val="10"/>
   </w:num>
-  <w:num w:numId="2" w16cid:durableId="1947225048">
+  <w:num w:numId="2" w16cid:durableId="1633631439">
+    <w:abstractNumId w:val="0"/>
+  </w:num>
+  <w:num w:numId="3" w16cid:durableId="1812942049">
+    <w:abstractNumId w:val="2"/>
+  </w:num>
+  <w:num w:numId="4" w16cid:durableId="1514765959">
+    <w:abstractNumId w:val="4"/>
+  </w:num>
+  <w:num w:numId="5" w16cid:durableId="244917516">
+    <w:abstractNumId w:val="9"/>
+  </w:num>
+  <w:num w:numId="6" w16cid:durableId="1323899173">
     <w:abstractNumId w:val="8"/>
   </w:num>
-  <w:num w:numId="3" w16cid:durableId="1984655346">
-    <w:abstractNumId w:val="9"/>
+  <w:num w:numId="7" w16cid:durableId="669600651">
+    <w:abstractNumId w:val="6"/>
   </w:num>
-  <w:num w:numId="4" w16cid:durableId="182400645">
-    <w:abstractNumId w:val="4"/>
-  </w:num>
-  <w:num w:numId="5" w16cid:durableId="236865456">
-    <w:abstractNumId w:val="0"/>
-  </w:num>
-  <w:num w:numId="6" w16cid:durableId="1306206184">
-    <w:abstractNumId w:val="2"/>
-  </w:num>
-  <w:num w:numId="7" w16cid:durableId="479493489">
+  <w:num w:numId="8" w16cid:durableId="682169206">
     <w:abstractNumId w:val="3"/>
   </w:num>
-  <w:num w:numId="8" w16cid:durableId="1995256346">
-    <w:abstractNumId w:val="6"/>
+  <w:num w:numId="9" w16cid:durableId="1530753446">
+    <w:abstractNumId w:val="5"/>
   </w:num>
-  <w:num w:numId="9" w16cid:durableId="965745000">
+  <w:num w:numId="10" w16cid:durableId="928852723">
     <w:abstractNumId w:val="7"/>
   </w:num>
-  <w:num w:numId="10" w16cid:durableId="54015411">
-    <w:abstractNumId w:val="5"/>
-  </w:num>
-  <w:num w:numId="11" w16cid:durableId="534316236">
+  <w:num w:numId="11" w16cid:durableId="1277130914">
     <w:abstractNumId w:val="1"/>
   </w:num>
   <w:numIdMacAtCleanup w:val="11"/>
